--- a/บทความ/เล่มจบ/ส่งตรวจ ส่งออกเท่านั้นห้ามแก้/IS_Body.docx
+++ b/บทความ/เล่มจบ/ส่งตรวจ ส่งออกเท่านั้นห้ามแก้/IS_Body.docx
@@ -9,7 +9,7 @@
       <w:bookmarkStart w:id="0" w:name="_Toc229813080"/>
       <w:bookmarkStart w:id="1" w:name="_Toc229840647"/>
       <w:bookmarkStart w:id="2" w:name="_Toc229854078"/>
-      <w:bookmarkStart w:id="3" w:name="_Toc229859114"/>
+      <w:bookmarkStart w:id="3" w:name="_Toc230306879"/>
       <w:r>
         <w:rPr>
           <w:rFonts w:hint="cs"/>
@@ -52,7 +52,21 @@
           <w:rFonts w:hint="cs"/>
           <w:cs/>
         </w:rPr>
-        <w:t xml:space="preserve">บทนี้จะกล่าวถึงภาพรวมของพื้นฐาน วัตถุประสงค์ ขอบเขต และระเบียบวิธีวิจัย </w:t>
+        <w:t>บทนี้จะกล่าวถึงภาพรวมของพื้นฐาน วัตถุประสงค์ ขอบเขต และระเบียบวิธี</w:t>
+      </w:r>
+      <w:r>
+        <w:rPr>
+          <w:rFonts w:hint="cs"/>
+          <w:cs/>
+        </w:rPr>
+        <w:t>ศึกษา</w:t>
+      </w:r>
+      <w:r>
+        <w:rPr>
+          <w:rFonts w:hint="cs"/>
+          <w:cs/>
+        </w:rPr>
+        <w:t xml:space="preserve"> </w:t>
       </w:r>
       <w:r>
         <w:rPr>
@@ -146,320 +160,44 @@
     </w:p>
     <w:p>
       <w:pPr>
-        <w:pStyle w:val="af0"/>
-        <w:spacing w:before="180"/>
-        <w:ind w:firstLine="567"/>
-        <w:rPr>
-          <w:sz w:val="28"/>
-          <w:szCs w:val="32"/>
-        </w:rPr>
-      </w:pPr>
-      <w:r>
-        <w:rPr>
-          <w:sz w:val="28"/>
-          <w:szCs w:val="32"/>
-          <w:cs/>
-        </w:rPr>
-        <w:t>การบริหารจัดการสินค้าคงคลังในปัจจุบันมีรูปแบบในการจัดการที่หลากหลาย มีการกำหนดรหัสต่างวิธีกันไม่ว่าจะเป็นเขียนด้วยอักษร</w:t>
-      </w:r>
-      <w:r>
-        <w:rPr>
-          <w:sz w:val="28"/>
-          <w:szCs w:val="32"/>
-        </w:rPr>
-        <w:t xml:space="preserve"> </w:t>
-      </w:r>
-      <w:r>
-        <w:rPr>
-          <w:sz w:val="28"/>
-          <w:szCs w:val="32"/>
-          <w:cs/>
-        </w:rPr>
-        <w:t>ใช้บาร์</w:t>
-      </w:r>
-      <w:r>
-        <w:rPr>
-          <w:sz w:val="28"/>
-          <w:szCs w:val="32"/>
-          <w:cs/>
-          <w:lang w:bidi="th-TH"/>
-        </w:rPr>
-        <w:t>โค้ด</w:t>
-      </w:r>
-      <w:r>
-        <w:rPr>
-          <w:sz w:val="28"/>
-          <w:szCs w:val="32"/>
-        </w:rPr>
-        <w:t xml:space="preserve"> </w:t>
-      </w:r>
-      <w:r>
-        <w:rPr>
-          <w:sz w:val="28"/>
-          <w:szCs w:val="32"/>
-          <w:cs/>
-        </w:rPr>
-        <w:t>หรือ คิวอาร์</w:t>
-      </w:r>
-      <w:r>
-        <w:rPr>
-          <w:sz w:val="28"/>
-          <w:szCs w:val="32"/>
-          <w:cs/>
-          <w:lang w:bidi="th-TH"/>
-        </w:rPr>
-        <w:t>โค้ด</w:t>
-      </w:r>
-      <w:r>
-        <w:rPr>
-          <w:sz w:val="28"/>
-          <w:szCs w:val="32"/>
-        </w:rPr>
-        <w:t xml:space="preserve"> </w:t>
-      </w:r>
-      <w:r>
-        <w:rPr>
-          <w:sz w:val="28"/>
-          <w:szCs w:val="32"/>
-          <w:cs/>
-        </w:rPr>
-        <w:t>เป็นต้น ในการระบุรหัสสินค้าคงคลังด้วย บาร์</w:t>
-      </w:r>
-      <w:r>
-        <w:rPr>
-          <w:sz w:val="28"/>
-          <w:szCs w:val="32"/>
-          <w:cs/>
-          <w:lang w:bidi="th-TH"/>
-        </w:rPr>
-        <w:t>โค้ด</w:t>
-      </w:r>
-      <w:r>
-        <w:rPr>
-          <w:sz w:val="28"/>
-          <w:szCs w:val="32"/>
-        </w:rPr>
-        <w:t xml:space="preserve"> </w:t>
-      </w:r>
-      <w:r>
-        <w:rPr>
-          <w:sz w:val="28"/>
-          <w:szCs w:val="32"/>
-          <w:cs/>
-        </w:rPr>
-        <w:t>หรือ คิวอาร์</w:t>
-      </w:r>
-      <w:r>
-        <w:rPr>
-          <w:sz w:val="28"/>
-          <w:szCs w:val="32"/>
-          <w:cs/>
-          <w:lang w:bidi="th-TH"/>
-        </w:rPr>
-        <w:t>โค้ด</w:t>
-      </w:r>
-      <w:r>
-        <w:rPr>
-          <w:sz w:val="28"/>
-          <w:szCs w:val="32"/>
-        </w:rPr>
-        <w:t xml:space="preserve"> </w:t>
-      </w:r>
-      <w:r>
-        <w:rPr>
-          <w:sz w:val="28"/>
-          <w:szCs w:val="32"/>
-          <w:cs/>
-        </w:rPr>
-        <w:t>มีปัญหาในการใช้งานคือทำงานได้ช้า ตำแหน่งที่ตั้งของรหัสไม่ได้อยู่ในตำแหน่งเดียวกันทั้งหมดทำให้การตรวจนับสินค้าคงคลังต้องใช้เวลานาน และรหัสที่ติดอาจจะมีการหลุด</w:t>
-      </w:r>
-      <w:r>
-        <w:rPr>
-          <w:rFonts w:hint="cs"/>
-          <w:sz w:val="28"/>
-          <w:szCs w:val="32"/>
-          <w:cs/>
-        </w:rPr>
-        <w:t xml:space="preserve"> ชำรุด </w:t>
-      </w:r>
-      <w:r>
-        <w:rPr>
-          <w:sz w:val="28"/>
-          <w:szCs w:val="32"/>
-          <w:cs/>
-        </w:rPr>
-        <w:t>หรือเลือนได้</w:t>
-      </w:r>
-      <w:r>
-        <w:rPr>
-          <w:rFonts w:hint="cs"/>
-          <w:sz w:val="28"/>
-          <w:szCs w:val="32"/>
-          <w:cs/>
-        </w:rPr>
-        <w:t xml:space="preserve">จากการสัมผัสโดยตรง </w:t>
-      </w:r>
-      <w:r>
-        <w:rPr>
-          <w:sz w:val="28"/>
-          <w:szCs w:val="32"/>
-          <w:cs/>
-        </w:rPr>
-        <w:t>เพราะต้องติดไว้ในตำแหน่งที่เห็นได้ชัดเจน ในการศึกษาครั้งนี้จะใช้ อาร์เอฟไอดีแท็ก</w:t>
-      </w:r>
-      <w:r>
-        <w:rPr>
-          <w:sz w:val="28"/>
-          <w:szCs w:val="32"/>
-          <w:lang w:val="en-US"/>
-        </w:rPr>
-        <w:t xml:space="preserve"> </w:t>
-      </w:r>
-      <w:r>
-        <w:rPr>
-          <w:sz w:val="28"/>
-          <w:szCs w:val="32"/>
-          <w:cs/>
-        </w:rPr>
-        <w:t>ในการระบุรหัสของสินค้าคงคลังเพื่อเพิ่มความเร็วในการตรวจสอบ</w:t>
-      </w:r>
-      <w:r>
-        <w:rPr>
-          <w:rFonts w:hint="cs"/>
-          <w:sz w:val="28"/>
-          <w:szCs w:val="32"/>
-          <w:cs/>
-        </w:rPr>
-        <w:t xml:space="preserve"> </w:t>
-      </w:r>
-      <w:r>
-        <w:rPr>
-          <w:sz w:val="28"/>
-          <w:szCs w:val="32"/>
-          <w:cs/>
-        </w:rPr>
-        <w:t>เพราะใช้หลักการทำงานของคลื่นวิทยุ ทำให้ไม่จำเป็นต้องติดข้างนอกของ</w:t>
-      </w:r>
-      <w:r>
-        <w:rPr>
-          <w:rFonts w:hint="cs"/>
-          <w:sz w:val="28"/>
-          <w:szCs w:val="32"/>
-          <w:cs/>
-        </w:rPr>
-        <w:t>ตัว</w:t>
-      </w:r>
-      <w:r>
-        <w:rPr>
-          <w:sz w:val="28"/>
-          <w:szCs w:val="32"/>
-          <w:cs/>
-        </w:rPr>
-        <w:t>สินค้า ทำให้เกิดความทนทานกว่าเดิม อีกทั้งยังสามารถตรวจสอบได้ทีละหลายรหัสได้</w:t>
-      </w:r>
-      <w:r>
-        <w:rPr>
-          <w:rFonts w:hint="cs"/>
-          <w:sz w:val="28"/>
-          <w:szCs w:val="32"/>
-          <w:cs/>
-        </w:rPr>
-        <w:t xml:space="preserve"> </w:t>
-      </w:r>
-      <w:r>
-        <w:rPr>
-          <w:sz w:val="28"/>
-          <w:szCs w:val="32"/>
-          <w:cs/>
-        </w:rPr>
-        <w:t>ต่างจากบาร์</w:t>
-      </w:r>
-      <w:r>
-        <w:rPr>
-          <w:sz w:val="28"/>
-          <w:szCs w:val="32"/>
-          <w:cs/>
-          <w:lang w:bidi="th-TH"/>
-        </w:rPr>
-        <w:t>โค้ด</w:t>
-      </w:r>
-      <w:r>
-        <w:rPr>
-          <w:sz w:val="28"/>
-          <w:szCs w:val="32"/>
-        </w:rPr>
-        <w:t xml:space="preserve"> </w:t>
-      </w:r>
-      <w:r>
-        <w:rPr>
-          <w:sz w:val="28"/>
-          <w:szCs w:val="32"/>
-          <w:cs/>
-        </w:rPr>
-        <w:t>และ คิวอาร์</w:t>
-      </w:r>
-      <w:r>
-        <w:rPr>
-          <w:sz w:val="28"/>
-          <w:szCs w:val="32"/>
-          <w:cs/>
-          <w:lang w:bidi="th-TH"/>
-        </w:rPr>
-        <w:t>โค้ด</w:t>
-      </w:r>
-      <w:r>
-        <w:rPr>
-          <w:sz w:val="28"/>
-          <w:szCs w:val="32"/>
-        </w:rPr>
-        <w:t xml:space="preserve"> </w:t>
-      </w:r>
-      <w:r>
-        <w:rPr>
-          <w:sz w:val="28"/>
-          <w:szCs w:val="32"/>
-          <w:cs/>
-        </w:rPr>
-        <w:t>ที่ต้องตรวจสอบทีละรหัส</w:t>
-      </w:r>
-      <w:r>
-        <w:rPr>
-          <w:sz w:val="28"/>
-          <w:szCs w:val="32"/>
-        </w:rPr>
-        <w:t xml:space="preserve"> </w:t>
-      </w:r>
-    </w:p>
-    <w:p>
-      <w:pPr>
         <w:pStyle w:val="2"/>
-      </w:pPr>
-      <w:r>
-        <w:t xml:space="preserve"> </w:t>
-      </w:r>
+        <w:rPr>
+          <w:cs/>
+        </w:rPr>
+      </w:pPr>
       <w:bookmarkStart w:id="4" w:name="_Toc229840648"/>
       <w:bookmarkStart w:id="5" w:name="_Toc229854079"/>
-      <w:bookmarkStart w:id="6" w:name="_Toc229859115"/>
+      <w:bookmarkStart w:id="6" w:name="_Toc230306880"/>
       <w:r>
         <w:t>1.1</w:t>
-      </w:r>
-      <w:r>
-        <w:tab/>
-      </w:r>
-      <w:r>
-        <w:rPr>
-          <w:cs/>
-        </w:rPr>
-        <w:t>ความเป็นมาของการวิจัย</w:t>
       </w:r>
       <w:bookmarkEnd w:id="4"/>
       <w:bookmarkEnd w:id="5"/>
+      <w:r>
+        <w:t xml:space="preserve"> </w:t>
+      </w:r>
+      <w:r>
+        <w:rPr>
+          <w:cs/>
+        </w:rPr>
+        <w:tab/>
+      </w:r>
+      <w:r>
+        <w:rPr>
+          <w:rFonts w:hint="cs"/>
+          <w:cs/>
+        </w:rPr>
+        <w:t>ที่มาและความสำคัญ</w:t>
+      </w:r>
       <w:bookmarkEnd w:id="6"/>
     </w:p>
     <w:p>
       <w:pPr>
         <w:spacing w:after="180"/>
         <w:ind w:firstLine="567"/>
+        <w:rPr>
+          <w:cs/>
+        </w:rPr>
       </w:pPr>
       <w:r>
         <w:rPr>
@@ -501,35 +239,91 @@
           <w:rFonts w:hint="cs"/>
           <w:cs/>
         </w:rPr>
-        <w:t xml:space="preserve"> ระบุตัวสินค้าคงคลัง ขั้นตอนการตรวจนับมักจะต้องใช้เวลาล่าช้าเพราะต้องตรวจสอบทีละรายการ ตำแหน่งของรหัสอาจจะไม่ได้อยู่ในจุดเดียวกัน ทำให้เสียเวลาจัดวางตำแหน่งให้ตรวจสอบได้ เครื่องอ่านบาร์</w:t>
-      </w:r>
-      <w:r>
-        <w:rPr>
-          <w:rFonts w:hint="cs"/>
-          <w:cs/>
-        </w:rPr>
-        <w:t>โค้ด</w:t>
-      </w:r>
-      <w:r>
-        <w:rPr>
-          <w:rFonts w:hint="cs"/>
-          <w:cs/>
-        </w:rPr>
-        <w:t xml:space="preserve"> และ คิวอาร์</w:t>
-      </w:r>
-      <w:r>
-        <w:rPr>
-          <w:rFonts w:hint="cs"/>
-          <w:cs/>
-        </w:rPr>
-        <w:t>โค้ด</w:t>
-      </w:r>
-      <w:r>
-        <w:rPr>
-          <w:rFonts w:hint="cs"/>
-          <w:cs/>
-        </w:rPr>
-        <w:t>ต้องมองเห็นรหัสอย่างชัดเจน จึงจะสามารถระบุรหัสได้ ทำให้ไม่สามารถตรวจสอบสินค้าคงคลังที่อยู่ในกล่องปิดตายได้ ป้ายที่ระบุรหัสส่วนมากจะเป็นกระดาษ ที่มักจะชำรุด หลุดลอก หรือเลือนหายได้ง่ายจาการใช้งาน หรือโดนความชื้น</w:t>
+        <w:t xml:space="preserve"> ระบุตัวสินค้าคงคลัง ขั้นตอนการตรวจนับมักจะต้องใช้เวลาล่าช้าเพราะต้องตรวจสอบทีละรายการ </w:t>
+      </w:r>
+      <w:r>
+        <w:rPr>
+          <w:rFonts w:hint="cs"/>
+          <w:cs/>
+        </w:rPr>
+        <w:t>และ</w:t>
+      </w:r>
+      <w:r>
+        <w:rPr>
+          <w:rFonts w:hint="cs"/>
+          <w:cs/>
+        </w:rPr>
+        <w:t xml:space="preserve">ตำแหน่งของรหัสอาจจะไม่ได้อยู่ในจุดเดียวกัน </w:t>
+      </w:r>
+      <w:r>
+        <w:rPr>
+          <w:rFonts w:hint="cs"/>
+          <w:cs/>
+        </w:rPr>
+        <w:t>ส่งผล</w:t>
+      </w:r>
+      <w:r>
+        <w:rPr>
+          <w:rFonts w:hint="cs"/>
+          <w:cs/>
+        </w:rPr>
+        <w:t>เสียเวลาจัดวางตำแหน่ง</w:t>
+      </w:r>
+      <w:r>
+        <w:rPr>
+          <w:rFonts w:hint="cs"/>
+          <w:cs/>
+        </w:rPr>
+        <w:t>เพื่อ</w:t>
+      </w:r>
+      <w:r>
+        <w:rPr>
+          <w:rFonts w:hint="cs"/>
+          <w:cs/>
+        </w:rPr>
+        <w:t>ให้ตรวจสอบได้</w:t>
+      </w:r>
+      <w:r>
+        <w:rPr>
+          <w:rFonts w:hint="cs"/>
+          <w:cs/>
+        </w:rPr>
+        <w:t>ด้วยเครื่องอ่าน</w:t>
+      </w:r>
+      <w:r>
+        <w:rPr>
+          <w:rFonts w:hint="cs"/>
+          <w:cs/>
+        </w:rPr>
+        <w:t xml:space="preserve"> </w:t>
+      </w:r>
+      <w:r>
+        <w:rPr>
+          <w:rFonts w:hint="cs"/>
+          <w:cs/>
+        </w:rPr>
+        <w:t>อีกทั้งยัง</w:t>
+      </w:r>
+      <w:r>
+        <w:rPr>
+          <w:rFonts w:hint="cs"/>
+          <w:cs/>
+        </w:rPr>
+        <w:t xml:space="preserve">ต้องมองเห็นรหัสอย่างชัดเจน จึงจะสามารถระบุรหัสได้ ทำให้ไม่สามารถตรวจสอบสินค้าคงคลังที่อยู่ในกล่องปิดตายได้ </w:t>
+      </w:r>
+      <w:r>
+        <w:rPr>
+          <w:rFonts w:hint="cs"/>
+          <w:cs/>
+        </w:rPr>
+        <w:t>อีกปัญหาหนึ่งก็คือ</w:t>
+      </w:r>
+      <w:r>
+        <w:rPr>
+          <w:rFonts w:hint="cs"/>
+          <w:cs/>
+        </w:rPr>
+        <w:t>ป้ายที่ระบุรหัสส่วนมากจะเป็นกระดาษ ที่มักจะชำรุด หลุดลอก หรือเลือนหายได้ง่ายจาการใช้งาน หรือโดนความชื้น</w:t>
       </w:r>
       <w:r>
         <w:rPr>
@@ -623,6 +417,51 @@
           <w:cs/>
         </w:rPr>
         <w:t xml:space="preserve"> ส่งผลต้องเสียทรัพยากรและเวลาในการจัดหารหัสใหม่มาทดแทน</w:t>
+      </w:r>
+      <w:r>
+        <w:t xml:space="preserve"> </w:t>
+      </w:r>
+      <w:r>
+        <w:rPr>
+          <w:rFonts w:hint="cs"/>
+          <w:cs/>
+        </w:rPr>
+        <w:t>ยิ่งไปกว่านั้น ระบบเดิมยังพึ่งพาการจัดเก็บข้อมูลบนเซิร์ฟเวอร์ท้องถิ่น ซึ่งทำให้เกิดภาระค่าใช้จ่ายสูง ทั้งด้านอุปกรณ์ พลังงานไฟฟ้า และค่าบำรุงรักษาอย่างต่อเนื่อง จากปัญหาและข้อจำกัดที่กล่าวมา การค้นคว้าอิสระ</w:t>
+      </w:r>
+      <w:r>
+        <w:rPr>
+          <w:rFonts w:hint="cs"/>
+          <w:cs/>
+        </w:rPr>
+        <w:t>ฉบับ</w:t>
+      </w:r>
+      <w:r>
+        <w:rPr>
+          <w:rFonts w:hint="cs"/>
+          <w:cs/>
+        </w:rPr>
+        <w:t>นี้</w:t>
+      </w:r>
+      <w:r>
+        <w:rPr>
+          <w:rFonts w:hint="cs"/>
+          <w:cs/>
+        </w:rPr>
+        <w:t>จึงมีวัตถุประสงค์เพื่อพัฒนาต้นแบบระบบบริหาร</w:t>
+      </w:r>
+      <w:r>
+        <w:rPr>
+          <w:rFonts w:hint="cs"/>
+          <w:cs/>
+        </w:rPr>
+        <w:t>จัดการสินค้าคงคลังที่</w:t>
+      </w:r>
+      <w:r>
+        <w:rPr>
+          <w:rFonts w:hint="cs"/>
+          <w:cs/>
+        </w:rPr>
+        <w:t>มีประสิทธิภาพสูงขึ้น เพื่อนำมาประยุกต์ใช้งานแทนระบบเดิม</w:t>
       </w:r>
     </w:p>
     <w:p>
@@ -634,11 +473,10 @@
           <w:noProof/>
           <w:cs/>
         </w:rPr>
-        <w:lastRenderedPageBreak/>
         <w:drawing>
-          <wp:inline distT="0" distB="0" distL="0" distR="0" wp14:anchorId="0413124C" wp14:editId="63D88340">
-            <wp:extent cx="4316004" cy="3765429"/>
-            <wp:effectExtent l="0" t="0" r="8890" b="6985"/>
+          <wp:inline distT="0" distB="0" distL="0" distR="0" wp14:anchorId="0413124C" wp14:editId="13BACFAC">
+            <wp:extent cx="2994025" cy="2612090"/>
+            <wp:effectExtent l="0" t="0" r="0" b="0"/>
             <wp:docPr id="12" name="รูปภาพ 12"/>
             <wp:cNvGraphicFramePr>
               <a:graphicFrameLocks xmlns:a="http://schemas.openxmlformats.org/drawingml/2006/main" noChangeAspect="1"/>
@@ -659,7 +497,7 @@
                   <pic:spPr>
                     <a:xfrm>
                       <a:off x="0" y="0"/>
-                      <a:ext cx="4370888" cy="3813312"/>
+                      <a:ext cx="3041836" cy="2653802"/>
                     </a:xfrm>
                     <a:prstGeom prst="rect">
                       <a:avLst/>
@@ -681,7 +519,7 @@
       </w:pPr>
       <w:bookmarkStart w:id="7" w:name="_Ref229854751"/>
       <w:bookmarkStart w:id="8" w:name="_Toc229847952"/>
-      <w:bookmarkStart w:id="9" w:name="_Toc229859104"/>
+      <w:bookmarkStart w:id="9" w:name="_Toc230306866"/>
       <w:r>
         <w:rPr>
           <w:cs/>
@@ -701,14 +539,33 @@
         </w:rPr>
         <w:t>.</w:t>
       </w:r>
-      <w:fldSimple w:instr=" SEQ ภาพที่ \* ARABIC \s 1 ">
-        <w:r>
-          <w:rPr>
-            <w:noProof/>
-          </w:rPr>
-          <w:t>1</w:t>
-        </w:r>
-      </w:fldSimple>
+      <w:r>
+        <w:fldChar w:fldCharType="begin"/>
+      </w:r>
+      <w:r>
+        <w:instrText xml:space="preserve"> SEQ </w:instrText>
+      </w:r>
+      <w:r>
+        <w:rPr>
+          <w:cs/>
+        </w:rPr>
+        <w:instrText xml:space="preserve">ภาพที่ </w:instrText>
+      </w:r>
+      <w:r>
+        <w:instrText xml:space="preserve">\* ARABIC \s 1 </w:instrText>
+      </w:r>
+      <w:r>
+        <w:fldChar w:fldCharType="separate"/>
+      </w:r>
+      <w:r>
+        <w:rPr>
+          <w:noProof/>
+        </w:rPr>
+        <w:t>1</w:t>
+      </w:r>
+      <w:r>
+        <w:fldChar w:fldCharType="end"/>
+      </w:r>
       <w:bookmarkEnd w:id="7"/>
       <w:r>
         <w:rPr>
@@ -737,108 +594,242 @@
     <w:p>
       <w:pPr>
         <w:pStyle w:val="2"/>
-        <w:rPr>
-          <w:cs/>
-        </w:rPr>
       </w:pPr>
       <w:bookmarkStart w:id="10" w:name="_Toc229840649"/>
       <w:bookmarkStart w:id="11" w:name="_Toc229854080"/>
-      <w:bookmarkStart w:id="12" w:name="_Toc229859116"/>
-      <w:r>
+      <w:bookmarkStart w:id="12" w:name="_Toc230306881"/>
+      <w:r>
+        <w:lastRenderedPageBreak/>
         <w:t>1.2</w:t>
       </w:r>
       <w:r>
+        <w:t xml:space="preserve"> </w:t>
+      </w:r>
+      <w:r>
         <w:tab/>
       </w:r>
       <w:r>
         <w:rPr>
           <w:cs/>
         </w:rPr>
-        <w:t>วัตถุประสงค์ของการวิจัย</w:t>
+        <w:t>วัตถุประสงค์ของ</w:t>
+      </w:r>
+      <w:bookmarkStart w:id="13" w:name="_Hlk230303010"/>
+      <w:r>
+        <w:rPr>
+          <w:cs/>
+        </w:rPr>
+        <w:t>การ</w:t>
       </w:r>
       <w:bookmarkEnd w:id="10"/>
       <w:bookmarkEnd w:id="11"/>
+      <w:r>
+        <w:rPr>
+          <w:rFonts w:hint="cs"/>
+          <w:cs/>
+        </w:rPr>
+        <w:t>ค้นคว้าแบบอิสระ</w:t>
+      </w:r>
       <w:bookmarkEnd w:id="12"/>
+      <w:bookmarkEnd w:id="13"/>
     </w:p>
     <w:p>
       <w:pPr>
-        <w:ind w:firstLine="567"/>
-        <w:rPr>
-          <w:rFonts w:asciiTheme="majorBidi" w:hAnsiTheme="majorBidi" w:cstheme="majorBidi"/>
-          <w:i/>
-          <w:iCs/>
-        </w:rPr>
-      </w:pPr>
-      <w:r>
-        <w:rPr>
-          <w:cs/>
-        </w:rPr>
-        <w:t>วัตถุประสงค์ของการวิจัยนี้คือการ</w:t>
-      </w:r>
-      <w:r>
-        <w:rPr>
-          <w:rFonts w:hint="cs"/>
-          <w:cs/>
-        </w:rPr>
-        <w:t>นำคลื่นวิทยุมาช่วยแก้ไขปัญหาของการใช้บาร์</w:t>
-      </w:r>
-      <w:r>
-        <w:rPr>
-          <w:rFonts w:hint="cs"/>
-          <w:cs/>
-        </w:rPr>
-        <w:t>โค้ด</w:t>
-      </w:r>
-      <w:r>
-        <w:rPr>
-          <w:rFonts w:hint="cs"/>
-          <w:cs/>
-        </w:rPr>
-        <w:t xml:space="preserve"> และ คิวอาร์</w:t>
-      </w:r>
-      <w:r>
-        <w:rPr>
-          <w:rFonts w:hint="cs"/>
-          <w:cs/>
-        </w:rPr>
-        <w:t>โค้ด</w:t>
-      </w:r>
-      <w:r>
-        <w:rPr>
-          <w:rFonts w:hint="cs"/>
-          <w:cs/>
-        </w:rPr>
-        <w:t xml:space="preserve"> โดยจะนำเทคโนโลยีอาร์เอฟไอดี และระบบคลาว์มาประยุกต์ใช้เพื่อเพิ่มประสิทธิภาพในการบริหารจัดการสินค้าคงคลัง</w:t>
-      </w:r>
-      <w:r>
-        <w:rPr>
-          <w:rFonts w:hint="cs"/>
-          <w:cs/>
-        </w:rPr>
-        <w:t xml:space="preserve">ในด้านความสามารถในการอ่านรหัสผ่านบรรจุภัณฑ์ได้ </w:t>
-      </w:r>
-      <w:r>
-        <w:rPr>
-          <w:rFonts w:hint="cs"/>
-          <w:cs/>
-        </w:rPr>
-        <w:t>ซึ่งจะช่วยลดความเสียหายที่จะเกิดขึ้นกับรหัสได้ และยังเพิ่มความสามารถในการอ่านรหัสได้พร้อมกันหลายรหัสซึ่งจะทำให้ลดเวลาการทำงานลงไปได้ และมีความถูกต้องแม่นยำขึ้นเมื่อต้องทำการตรวจสอบสินค้าที่มีปริมาณมาก</w:t>
+        <w:ind w:left="1134"/>
+      </w:pPr>
+      <w:r>
+        <w:rPr>
+          <w:rFonts w:hint="cs"/>
+          <w:cs/>
+        </w:rPr>
+        <w:t>1</w:t>
+      </w:r>
+      <w:r>
+        <w:rPr>
+          <w:rFonts w:hint="cs"/>
+          <w:cs/>
+        </w:rPr>
+        <w:t>)</w:t>
+      </w:r>
+      <w:r>
+        <w:rPr>
+          <w:rFonts w:hint="cs"/>
+          <w:cs/>
+        </w:rPr>
+        <w:t xml:space="preserve"> </w:t>
+      </w:r>
+      <w:r>
+        <w:rPr>
+          <w:cs/>
+        </w:rPr>
+        <w:tab/>
+      </w:r>
+      <w:r>
+        <w:rPr>
+          <w:rFonts w:hint="cs"/>
+          <w:cs/>
+        </w:rPr>
+        <w:t>เพื่อ</w:t>
+      </w:r>
+      <w:r>
+        <w:rPr>
+          <w:rFonts w:hint="cs"/>
+          <w:cs/>
+        </w:rPr>
+        <w:t>พัฒนาระบบบริหารจัดการสินค้าคงคลังด้วย</w:t>
+      </w:r>
+      <w:r>
+        <w:rPr>
+          <w:rFonts w:hint="cs"/>
+          <w:cs/>
+        </w:rPr>
+        <w:t>การนำเทคโนโลยีอาร์เอฟไอดี</w:t>
       </w:r>
     </w:p>
     <w:p>
       <w:pPr>
+        <w:ind w:left="1134" w:firstLine="567"/>
+      </w:pPr>
+      <w:r>
+        <w:rPr>
+          <w:rFonts w:hint="cs"/>
+          <w:cs/>
+        </w:rPr>
+        <w:t>และ</w:t>
+      </w:r>
+      <w:r>
+        <w:rPr>
+          <w:rFonts w:hint="cs"/>
+          <w:cs/>
+        </w:rPr>
+        <w:t>เทคโนโลยี</w:t>
+      </w:r>
+      <w:r>
+        <w:rPr>
+          <w:rFonts w:hint="cs"/>
+          <w:cs/>
+        </w:rPr>
+        <w:t>คลาวด์มาประยุกต์ใช้</w:t>
+      </w:r>
+    </w:p>
+    <w:p>
+      <w:pPr>
+        <w:ind w:left="1134"/>
+      </w:pPr>
+      <w:r>
+        <w:rPr>
+          <w:rFonts w:hint="cs"/>
+          <w:cs/>
+        </w:rPr>
+        <w:t>2</w:t>
+      </w:r>
+      <w:r>
+        <w:rPr>
+          <w:rFonts w:hint="cs"/>
+          <w:cs/>
+        </w:rPr>
+        <w:t>)</w:t>
+      </w:r>
+      <w:r>
+        <w:rPr>
+          <w:cs/>
+        </w:rPr>
+        <w:tab/>
+      </w:r>
+      <w:r>
+        <w:rPr>
+          <w:rFonts w:hint="cs"/>
+          <w:cs/>
+        </w:rPr>
+        <w:t xml:space="preserve">เพื่อออกแบบและสร้างชุดเครื่องอ่านอาร์เอฟไอดีต้นแบบที่พกพาได้ โดยใช้ </w:t>
+      </w:r>
+    </w:p>
+    <w:p>
+      <w:pPr>
+        <w:ind w:left="1134" w:firstLine="567"/>
+      </w:pPr>
+      <w:r>
+        <w:t xml:space="preserve">Raspberry Pi </w:t>
+      </w:r>
+      <w:r>
+        <w:rPr>
+          <w:rFonts w:hint="cs"/>
+          <w:cs/>
+        </w:rPr>
+        <w:t>เป็นหน่วยประมวลผลหลัก</w:t>
+      </w:r>
+    </w:p>
+    <w:p>
+      <w:pPr>
+        <w:ind w:left="567" w:firstLine="567"/>
+      </w:pPr>
+      <w:r>
+        <w:rPr>
+          <w:rFonts w:hint="cs"/>
+          <w:cs/>
+        </w:rPr>
+        <w:t>3)</w:t>
+      </w:r>
+      <w:r>
+        <w:rPr>
+          <w:cs/>
+        </w:rPr>
+        <w:tab/>
+      </w:r>
+      <w:r>
+        <w:rPr>
+          <w:rFonts w:hint="cs"/>
+          <w:cs/>
+        </w:rPr>
+        <w:t>เพื่อประเมินและเปรียบเทียบประสิทธิภาพด้านความเร็วในการอ่านข้อมูลระหว่าง</w:t>
+      </w:r>
+    </w:p>
+    <w:p>
+      <w:pPr>
+        <w:ind w:left="1134" w:firstLine="567"/>
+        <w:rPr>
+          <w:cs/>
+        </w:rPr>
+      </w:pPr>
+      <w:r>
+        <w:rPr>
+          <w:rFonts w:hint="cs"/>
+          <w:cs/>
+        </w:rPr>
+        <w:t>ระบบ</w:t>
+      </w:r>
+      <w:r>
+        <w:rPr>
+          <w:rFonts w:hint="cs"/>
+          <w:cs/>
+        </w:rPr>
+        <w:t>เดิมที่ใช้</w:t>
+      </w:r>
+      <w:r>
+        <w:rPr>
+          <w:rFonts w:hint="cs"/>
+          <w:cs/>
+        </w:rPr>
+        <w:t>บาร์โค้ด และ อาร์เอฟไอดีด้วยชุดเครื่องอ่านที่ได้จัดทำขึ้น</w:t>
+      </w:r>
+    </w:p>
+    <w:p>
+      <w:pPr>
         <w:pStyle w:val="2"/>
-        <w:rPr>
-          <w:cs/>
-        </w:rPr>
-      </w:pPr>
-      <w:bookmarkStart w:id="13" w:name="_Toc229840650"/>
-      <w:bookmarkStart w:id="14" w:name="_Toc229854081"/>
-      <w:bookmarkStart w:id="15" w:name="_Toc229859117"/>
+      </w:pPr>
+      <w:bookmarkStart w:id="14" w:name="_Toc229840650"/>
+      <w:bookmarkStart w:id="15" w:name="_Toc229854081"/>
+      <w:bookmarkStart w:id="16" w:name="_Toc230306882"/>
       <w:r>
         <w:t>1.3</w:t>
       </w:r>
       <w:r>
+        <w:t xml:space="preserve"> </w:t>
+      </w:r>
+      <w:r>
+        <w:rPr>
+          <w:cs/>
+        </w:rPr>
         <w:tab/>
       </w:r>
       <w:r>
@@ -846,40 +837,43 @@
           <w:rFonts w:hint="cs"/>
           <w:cs/>
         </w:rPr>
-        <w:t>ขอบเขตของการวิจัย</w:t>
-      </w:r>
-      <w:bookmarkEnd w:id="13"/>
+        <w:t>ขอบเขตของกา</w:t>
+      </w:r>
       <w:bookmarkEnd w:id="14"/>
       <w:bookmarkEnd w:id="15"/>
+      <w:r>
+        <w:rPr>
+          <w:rFonts w:hint="cs"/>
+          <w:cs/>
+        </w:rPr>
+        <w:t>รค้นคว้าแบบอิสระ</w:t>
+      </w:r>
+      <w:bookmarkEnd w:id="16"/>
     </w:p>
     <w:p>
       <w:pPr>
-        <w:ind w:firstLine="567"/>
-        <w:rPr>
-          <w:cs/>
-        </w:rPr>
-      </w:pPr>
-      <w:bookmarkStart w:id="16" w:name="_Hlk183344914"/>
-      <w:r>
-        <w:rPr>
-          <w:cs/>
-        </w:rPr>
-        <w:t>การ</w:t>
-      </w:r>
-      <w:bookmarkEnd w:id="16"/>
-      <w:r>
-        <w:rPr>
-          <w:rFonts w:hint="cs"/>
-          <w:cs/>
-        </w:rPr>
-        <w:t>วิจัย</w:t>
-      </w:r>
-      <w:r>
-        <w:rPr>
-          <w:rFonts w:hint="cs"/>
-          <w:cs/>
-        </w:rPr>
-        <w:t>ในครั้งนี้จะมุ่งเน้นการศึกษาเกี่ยวกับการประยุกต์ใช้อาร์เอฟไอดี</w:t>
+        <w:pStyle w:val="3"/>
+      </w:pPr>
+      <w:r>
+        <w:rPr>
+          <w:cs/>
+        </w:rPr>
+        <w:tab/>
+      </w:r>
+      <w:bookmarkStart w:id="17" w:name="_Toc230306883"/>
+      <w:r>
+        <w:rPr>
+          <w:rFonts w:hint="cs"/>
+          <w:cs/>
+        </w:rPr>
+        <w:t xml:space="preserve">1.3.1 </w:t>
+      </w:r>
+      <w:r>
+        <w:rPr>
+          <w:rFonts w:hint="cs"/>
+          <w:cs/>
+        </w:rPr>
+        <w:t>ขอบเขตด้านอาร์ด</w:t>
       </w:r>
       <w:proofErr w:type="spellStart"/>
       <w:r>
@@ -887,117 +881,84 @@
           <w:rFonts w:hint="cs"/>
           <w:cs/>
         </w:rPr>
-        <w:t>แท็ก</w:t>
-      </w:r>
+        <w:t>แวร์</w:t>
+      </w:r>
+      <w:bookmarkEnd w:id="17"/>
       <w:proofErr w:type="spellEnd"/>
-      <w:r>
-        <w:rPr>
-          <w:rFonts w:hint="cs"/>
-          <w:cs/>
-        </w:rPr>
-        <w:t xml:space="preserve"> มาใช้แทนบาร์</w:t>
-      </w:r>
-      <w:r>
-        <w:rPr>
-          <w:rFonts w:hint="cs"/>
-          <w:cs/>
-        </w:rPr>
-        <w:t>โค้ด</w:t>
-      </w:r>
-      <w:r>
-        <w:rPr>
-          <w:rFonts w:hint="cs"/>
-          <w:cs/>
-        </w:rPr>
-        <w:t xml:space="preserve"> หรือ คิวอาร์</w:t>
-      </w:r>
-      <w:r>
-        <w:rPr>
-          <w:rFonts w:hint="cs"/>
-          <w:cs/>
-        </w:rPr>
-        <w:t>โค้ด</w:t>
-      </w:r>
-      <w:r>
-        <w:rPr>
-          <w:rFonts w:hint="cs"/>
-          <w:cs/>
-        </w:rPr>
-        <w:t>ในการบริหารสินค้าคงคลัง โดยทำการศึกษาระบบงานที่เกี่ยวข้องกับการบริหารสินค้าคงคลังรวมถึงการประยุกต์ใช้เทคโนโลยีสมัยใหม่ที่มีในปัจจุบันมาออกแบบและทำการประยุกต์กับระบบเดิมที่ยังใช้บาร์</w:t>
-      </w:r>
-      <w:r>
-        <w:rPr>
-          <w:rFonts w:hint="cs"/>
-          <w:cs/>
-        </w:rPr>
-        <w:t>โค้ด</w:t>
-      </w:r>
-      <w:r>
-        <w:rPr>
-          <w:rFonts w:hint="cs"/>
-          <w:cs/>
-        </w:rPr>
-        <w:t xml:space="preserve"> หรือ คิวอาร์</w:t>
-      </w:r>
-      <w:r>
-        <w:rPr>
-          <w:rFonts w:hint="cs"/>
-          <w:cs/>
-        </w:rPr>
-        <w:t>โค้ด</w:t>
-      </w:r>
     </w:p>
     <w:p>
       <w:pPr>
-        <w:pStyle w:val="2"/>
-      </w:pPr>
-      <w:bookmarkStart w:id="17" w:name="_Toc229840651"/>
-      <w:bookmarkStart w:id="18" w:name="_Toc229854082"/>
-      <w:bookmarkStart w:id="19" w:name="_Toc229859118"/>
-      <w:r>
-        <w:lastRenderedPageBreak/>
-        <w:t>1.4</w:t>
-      </w:r>
-      <w:bookmarkStart w:id="20" w:name="_Hlk180017031"/>
-      <w:r>
+        <w:ind w:left="1701" w:hanging="561"/>
+        <w:rPr>
+          <w:cs/>
+        </w:rPr>
+      </w:pPr>
+      <w:r>
+        <w:rPr>
+          <w:rFonts w:hint="cs"/>
+          <w:cs/>
+        </w:rPr>
+        <w:t xml:space="preserve">1) </w:t>
+      </w:r>
+      <w:r>
+        <w:rPr>
+          <w:cs/>
+        </w:rPr>
         <w:tab/>
       </w:r>
       <w:r>
         <w:rPr>
-          <w:cs/>
-        </w:rPr>
-        <w:t>วิธี</w:t>
-      </w:r>
-      <w:r>
-        <w:rPr>
-          <w:rFonts w:hint="cs"/>
-          <w:cs/>
-        </w:rPr>
-        <w:t>ดำเนินการ</w:t>
-      </w:r>
-      <w:r>
-        <w:rPr>
-          <w:cs/>
-        </w:rPr>
-        <w:t>วิจัย</w:t>
-      </w:r>
-      <w:bookmarkEnd w:id="17"/>
-      <w:bookmarkEnd w:id="18"/>
-      <w:bookmarkEnd w:id="19"/>
-      <w:bookmarkEnd w:id="20"/>
+          <w:rFonts w:hint="cs"/>
+          <w:cs/>
+        </w:rPr>
+        <w:t>หน่วยประมวลผลหลักใช้บอร์ด</w:t>
+      </w:r>
+      <w:r>
+        <w:rPr>
+          <w:rFonts w:hint="cs"/>
+          <w:cs/>
+        </w:rPr>
+        <w:t>คอมพิวเตอร์แบบเดี่ยว (</w:t>
+      </w:r>
+      <w:r>
+        <w:t xml:space="preserve">Single-Board Computer) </w:t>
+      </w:r>
+      <w:r>
+        <w:rPr>
+          <w:rFonts w:hint="cs"/>
+          <w:cs/>
+        </w:rPr>
+        <w:t>รุ่น</w:t>
+      </w:r>
+      <w:r>
+        <w:rPr>
+          <w:rFonts w:hint="cs"/>
+          <w:cs/>
+        </w:rPr>
+        <w:t xml:space="preserve"> </w:t>
+      </w:r>
+      <w:r>
+        <w:t xml:space="preserve">Raspberry Pi 5 </w:t>
+      </w:r>
+      <w:r>
+        <w:rPr>
+          <w:rFonts w:hint="cs"/>
+          <w:cs/>
+        </w:rPr>
+        <w:t>ในการควบคุมการทำงานประประมวลผลของชุดอุปกรณ์ต้นแบบ</w:t>
+      </w:r>
     </w:p>
     <w:p>
       <w:pPr>
-        <w:ind w:left="1134" w:hanging="567"/>
-        <w:rPr>
-          <w:sz w:val="36"/>
-          <w:cs/>
-        </w:rPr>
-      </w:pPr>
-      <w:r>
-        <w:t>1.4.1</w:t>
-      </w:r>
-      <w:r>
+        <w:ind w:left="1701" w:hanging="561"/>
+      </w:pPr>
+      <w:r>
+        <w:t xml:space="preserve">2) </w:t>
+      </w:r>
+      <w:r>
+        <w:rPr>
+          <w:cs/>
+        </w:rPr>
         <w:tab/>
       </w:r>
       <w:r>
@@ -1005,87 +966,67 @@
           <w:rFonts w:hint="cs"/>
           <w:cs/>
         </w:rPr>
-        <w:t>ศึกษาและวิเคราะห์ปัญหาที่เกี่ยวข้องกับการบริหารสินค้าคงคลัง</w:t>
-      </w:r>
-      <w:r>
-        <w:rPr>
-          <w:rFonts w:hint="cs"/>
-          <w:sz w:val="36"/>
-          <w:cs/>
-        </w:rPr>
-        <w:t xml:space="preserve">จากปัญหาการใช้งาน </w:t>
-      </w:r>
-      <w:r>
-        <w:rPr>
-          <w:sz w:val="36"/>
-          <w:cs/>
-        </w:rPr>
-        <w:t>บาร์</w:t>
-      </w:r>
-      <w:r>
-        <w:rPr>
-          <w:sz w:val="36"/>
-          <w:cs/>
-        </w:rPr>
-        <w:t>โค้ด</w:t>
-      </w:r>
-      <w:r>
-        <w:rPr>
-          <w:sz w:val="36"/>
-        </w:rPr>
-        <w:t xml:space="preserve"> </w:t>
-      </w:r>
-      <w:r>
-        <w:rPr>
-          <w:rFonts w:hint="cs"/>
-          <w:sz w:val="36"/>
-          <w:cs/>
-        </w:rPr>
-        <w:t xml:space="preserve">และ </w:t>
-      </w:r>
-      <w:r>
-        <w:rPr>
-          <w:sz w:val="36"/>
-          <w:cs/>
-        </w:rPr>
-        <w:t>คิวอาร์</w:t>
-      </w:r>
-      <w:r>
-        <w:rPr>
-          <w:sz w:val="36"/>
-          <w:cs/>
-        </w:rPr>
-        <w:t>โค้ด</w:t>
-      </w:r>
-      <w:r>
-        <w:rPr>
-          <w:sz w:val="36"/>
-        </w:rPr>
-        <w:t xml:space="preserve"> </w:t>
-      </w:r>
-      <w:r>
-        <w:rPr>
-          <w:rFonts w:hint="cs"/>
-          <w:sz w:val="36"/>
-          <w:cs/>
-        </w:rPr>
-        <w:t>ในการควบคุมสินค้าคงคลังมีปัญหาในเรื่องตัวรหัสเสียหาย ชำรุด และเลือนตามกาลเวลา ทำให้การตรวจสอบแต่ละครั้งใช้เวลานาน ทำให้เสียทรัพยากรที่มีไปโดยไม่จำเป็น เช่นตัวรหัสที่ต้องมีการจัดเตรียมใหม่เมื่อมีการชำรุดหรือเลือนจนอ่านค่าไม่ได้ เป็นต้น</w:t>
+        <w:t>ชุดรับ-ส่ง</w:t>
+      </w:r>
+      <w:r>
+        <w:rPr>
+          <w:rFonts w:hint="cs"/>
+          <w:cs/>
+        </w:rPr>
+        <w:t>สัญญา</w:t>
+      </w:r>
+      <w:r>
+        <w:rPr>
+          <w:rFonts w:hint="cs"/>
+          <w:cs/>
+        </w:rPr>
+        <w:t>ณคลื่น</w:t>
+      </w:r>
+      <w:r>
+        <w:rPr>
+          <w:rFonts w:hint="cs"/>
+          <w:cs/>
+        </w:rPr>
+        <w:t xml:space="preserve">วิทยุใช้ </w:t>
+      </w:r>
+      <w:r>
+        <w:t xml:space="preserve">RFID Module </w:t>
+      </w:r>
+      <w:r>
+        <w:rPr>
+          <w:rFonts w:hint="cs"/>
+          <w:cs/>
+        </w:rPr>
+        <w:t xml:space="preserve">รุ่น </w:t>
+      </w:r>
+      <w:r>
+        <w:t xml:space="preserve">FM-505 </w:t>
+      </w:r>
+      <w:r>
+        <w:rPr>
+          <w:rFonts w:hint="cs"/>
+          <w:cs/>
+        </w:rPr>
+        <w:t xml:space="preserve">โดยกำหนดให้เชื่อมต่อและสื่อสารข้อมูลกับหน่วยประมวลผลหลักผ่านโปรโตคอลอนุกรม </w:t>
+      </w:r>
+      <w:r>
+        <w:t>UART (Universal Asynchronous Receiver-Transmitter)</w:t>
       </w:r>
     </w:p>
     <w:p>
       <w:pPr>
-        <w:ind w:firstLine="567"/>
-      </w:pPr>
-      <w:r>
-        <w:t>1.</w:t>
-      </w:r>
-      <w:r>
-        <w:t>4</w:t>
-      </w:r>
-      <w:r>
-        <w:t>.2</w:t>
-      </w:r>
-      <w:r>
+        <w:ind w:left="1701" w:hanging="567"/>
+        <w:rPr>
+          <w:cs/>
+        </w:rPr>
+      </w:pPr>
+      <w:r>
+        <w:t xml:space="preserve">3) </w:t>
+      </w:r>
+      <w:r>
+        <w:rPr>
+          <w:cs/>
+        </w:rPr>
         <w:tab/>
       </w:r>
       <w:r>
@@ -1093,359 +1034,1157 @@
           <w:rFonts w:hint="cs"/>
           <w:cs/>
         </w:rPr>
-        <w:t>ออกแบบกรอบแนวคิด</w:t>
+        <w:t>ป้ายรหัสสินค้าใช้อาร์เอฟไอดี</w:t>
+      </w:r>
+      <w:proofErr w:type="spellStart"/>
+      <w:r>
+        <w:rPr>
+          <w:rFonts w:hint="cs"/>
+          <w:cs/>
+        </w:rPr>
+        <w:t>แท็ก</w:t>
+      </w:r>
+      <w:proofErr w:type="spellEnd"/>
+      <w:r>
+        <w:rPr>
+          <w:rFonts w:hint="cs"/>
+          <w:cs/>
+        </w:rPr>
+        <w:t>แบบไม่มีแหล่งจ่ายไฟ</w:t>
+      </w:r>
+      <w:r>
+        <w:rPr>
+          <w:rFonts w:hint="cs"/>
+          <w:cs/>
+        </w:rPr>
+        <w:t>ในตัว</w:t>
+      </w:r>
+      <w:r>
+        <w:rPr>
+          <w:rFonts w:hint="cs"/>
+          <w:cs/>
+        </w:rPr>
+        <w:t xml:space="preserve"> (</w:t>
+      </w:r>
+      <w:r>
+        <w:t xml:space="preserve">Passive </w:t>
+      </w:r>
+      <w:r>
+        <w:t>Tag</w:t>
+      </w:r>
+      <w:r>
+        <w:t xml:space="preserve">) </w:t>
+      </w:r>
+      <w:r>
+        <w:rPr>
+          <w:rFonts w:hint="cs"/>
+          <w:cs/>
+        </w:rPr>
+        <w:t>ย่</w:t>
+      </w:r>
+      <w:r>
+        <w:rPr>
+          <w:rFonts w:hint="cs"/>
+          <w:cs/>
+        </w:rPr>
+        <w:t>าน</w:t>
+      </w:r>
+      <w:r>
+        <w:rPr>
+          <w:rFonts w:hint="cs"/>
+          <w:cs/>
+        </w:rPr>
+        <w:t xml:space="preserve">ความถี่สูงพิเศษ </w:t>
+      </w:r>
+      <w:r>
+        <w:t>UHF</w:t>
+      </w:r>
+      <w:r>
+        <w:t xml:space="preserve"> (Ultra-High Frequency</w:t>
+      </w:r>
+      <w:r>
+        <w:t xml:space="preserve">) </w:t>
+      </w:r>
+      <w:r>
+        <w:rPr>
+          <w:rFonts w:hint="cs"/>
+          <w:cs/>
+        </w:rPr>
+        <w:t xml:space="preserve">รุ่น </w:t>
+      </w:r>
+      <w:r>
+        <w:t>Alien 9662 U8</w:t>
+      </w:r>
+      <w:r>
+        <w:t xml:space="preserve"> </w:t>
+      </w:r>
+      <w:r>
+        <w:rPr>
+          <w:rFonts w:hint="cs"/>
+          <w:cs/>
+        </w:rPr>
+        <w:t>ในรูปแบบของสติกเกอร์สำหรับติดตั้งบนตัวสินค้า</w:t>
       </w:r>
     </w:p>
     <w:p>
       <w:pPr>
-        <w:spacing w:after="180"/>
         <w:ind w:left="1134"/>
       </w:pPr>
       <w:r>
-        <w:rPr>
-          <w:rFonts w:hint="cs"/>
-          <w:cs/>
-        </w:rPr>
-        <w:t>จากปัญหาที่พบเจอในระบบเดิม</w:t>
-      </w:r>
-      <w:r>
-        <w:rPr>
-          <w:rFonts w:hint="cs"/>
-          <w:cs/>
-        </w:rPr>
-        <w:t xml:space="preserve">ไม่ว่าจะเป็นปัญหาเรื่องตัวรหัสชำรุด หรือ ปัญหาที่เกิดจากตัวผู้ใช้เอง </w:t>
-      </w:r>
-      <w:r>
-        <w:rPr>
-          <w:rFonts w:hint="cs"/>
-          <w:cs/>
-        </w:rPr>
-        <w:t xml:space="preserve">จึงมีความคิดว่าจะนำ </w:t>
-      </w:r>
-      <w:r>
-        <w:rPr>
-          <w:cs/>
-        </w:rPr>
-        <w:t>อาร์เอฟไอดี</w:t>
-      </w:r>
-      <w:proofErr w:type="spellStart"/>
-      <w:r>
-        <w:rPr>
-          <w:cs/>
-        </w:rPr>
-        <w:t>แท็ก</w:t>
-      </w:r>
-      <w:proofErr w:type="spellEnd"/>
-      <w:r>
-        <w:t xml:space="preserve"> </w:t>
-      </w:r>
-      <w:r>
-        <w:rPr>
-          <w:rFonts w:hint="cs"/>
-          <w:cs/>
-        </w:rPr>
-        <w:t xml:space="preserve">ที่ทำงานด้วยสัญญาณวิทยุ มาแทน </w:t>
-      </w:r>
-      <w:r>
-        <w:rPr>
-          <w:cs/>
-        </w:rPr>
-        <w:t>บาร์</w:t>
-      </w:r>
-      <w:r>
-        <w:rPr>
-          <w:cs/>
-        </w:rPr>
-        <w:t>โค้ด</w:t>
-      </w:r>
-      <w:r>
-        <w:t xml:space="preserve"> </w:t>
-      </w:r>
-      <w:r>
-        <w:rPr>
-          <w:rFonts w:hint="cs"/>
-          <w:cs/>
-        </w:rPr>
-        <w:t xml:space="preserve">และ </w:t>
-      </w:r>
-      <w:r>
-        <w:rPr>
-          <w:cs/>
-        </w:rPr>
-        <w:t>คิวอาร์</w:t>
-      </w:r>
-      <w:r>
-        <w:rPr>
-          <w:cs/>
-        </w:rPr>
-        <w:t>โค้ด</w:t>
-      </w:r>
-      <w:r>
-        <w:t xml:space="preserve"> </w:t>
-      </w:r>
-      <w:r>
-        <w:rPr>
-          <w:rFonts w:hint="cs"/>
-          <w:cs/>
-        </w:rPr>
-        <w:t xml:space="preserve">ที่ทำงานด้วยหลักการแสงซึ่งต้องเห็นตัวรหัสถึงจะสามารถอ่านได้ เมื่อนำ </w:t>
-      </w:r>
-      <w:r>
-        <w:rPr>
-          <w:cs/>
-        </w:rPr>
-        <w:t>อาร์เอฟไอดี</w:t>
-      </w:r>
-      <w:proofErr w:type="spellStart"/>
-      <w:r>
-        <w:rPr>
-          <w:cs/>
-        </w:rPr>
-        <w:t>แท็ก</w:t>
-      </w:r>
-      <w:proofErr w:type="spellEnd"/>
-      <w:r>
-        <w:t xml:space="preserve"> </w:t>
-      </w:r>
-      <w:r>
-        <w:rPr>
-          <w:rFonts w:hint="cs"/>
-          <w:cs/>
-        </w:rPr>
-        <w:t xml:space="preserve">มาใช้ก็จะทำให้สามารถเรียกข้อมูลได้โดยไม่ต้องเห็นตัว </w:t>
-      </w:r>
-      <w:r>
-        <w:rPr>
-          <w:cs/>
-        </w:rPr>
-        <w:t>อาร์เอฟไอดี</w:t>
-      </w:r>
-      <w:proofErr w:type="spellStart"/>
-      <w:r>
-        <w:rPr>
-          <w:cs/>
-        </w:rPr>
-        <w:t>แท็ก</w:t>
-      </w:r>
-      <w:proofErr w:type="spellEnd"/>
-      <w:r>
-        <w:t xml:space="preserve"> </w:t>
-      </w:r>
-      <w:r>
-        <w:rPr>
-          <w:rFonts w:hint="cs"/>
-          <w:cs/>
-        </w:rPr>
-        <w:t xml:space="preserve">และสามารถเรียกรหัสพร้อมกันได้หลายรหัสในคราวเดียวกันไม่เหมือนกัน </w:t>
-      </w:r>
-      <w:r>
-        <w:rPr>
-          <w:cs/>
-        </w:rPr>
-        <w:t>บาร์</w:t>
-      </w:r>
-      <w:r>
-        <w:rPr>
-          <w:cs/>
-        </w:rPr>
-        <w:t>โค้ด</w:t>
-      </w:r>
-      <w:r>
-        <w:t xml:space="preserve"> </w:t>
-      </w:r>
-      <w:r>
-        <w:rPr>
-          <w:rFonts w:hint="cs"/>
-          <w:cs/>
-        </w:rPr>
-        <w:t xml:space="preserve">หรือ </w:t>
-      </w:r>
-      <w:r>
-        <w:rPr>
-          <w:cs/>
-        </w:rPr>
-        <w:t>คิวอาร์</w:t>
-      </w:r>
-      <w:r>
-        <w:rPr>
-          <w:cs/>
-        </w:rPr>
-        <w:t>โค้ด</w:t>
-      </w:r>
-      <w:r>
-        <w:t xml:space="preserve"> </w:t>
-      </w:r>
-      <w:r>
-        <w:rPr>
-          <w:rFonts w:hint="cs"/>
-          <w:cs/>
-        </w:rPr>
-        <w:t>ที่ต้องเรียกทีละรหัส และนำระบบคลาวด์มาเก็บข้อมูลทำให้</w:t>
-      </w:r>
-      <w:r>
-        <w:rPr>
-          <w:rFonts w:hint="cs"/>
-          <w:cs/>
-        </w:rPr>
-        <w:t xml:space="preserve">ตัดปัญหาด้านการดูแลอุปกรณ์แม่ข่าย และ </w:t>
-      </w:r>
-      <w:r>
-        <w:rPr>
-          <w:rFonts w:hint="cs"/>
-          <w:cs/>
-        </w:rPr>
-        <w:t>สามารถใช้ระบบได้ทั้งมือถือ คอมพิวเตอร์ และ อุปกรณ์</w:t>
-      </w:r>
-      <w:r>
-        <w:rPr>
-          <w:rFonts w:hint="cs"/>
-          <w:cs/>
-        </w:rPr>
-        <w:t xml:space="preserve"> </w:t>
-      </w:r>
-      <w:r>
-        <w:rPr>
-          <w:rFonts w:hint="cs"/>
-          <w:cs/>
-        </w:rPr>
-        <w:t>เช่น</w:t>
-      </w:r>
-      <w:r>
-        <w:rPr>
-          <w:rFonts w:hint="cs"/>
-          <w:cs/>
-        </w:rPr>
-        <w:t xml:space="preserve"> </w:t>
-      </w:r>
-      <w:r>
-        <w:rPr>
-          <w:rFonts w:hint="cs"/>
-          <w:cs/>
-        </w:rPr>
-        <w:t>ชุดอ่าน</w:t>
-      </w:r>
-      <w:r>
-        <w:rPr>
-          <w:cs/>
-        </w:rPr>
-        <w:t>อาร์เอฟไอดี</w:t>
-      </w:r>
-      <w:proofErr w:type="spellStart"/>
-      <w:r>
-        <w:rPr>
-          <w:cs/>
-        </w:rPr>
-        <w:t>แท็ก</w:t>
-      </w:r>
-      <w:proofErr w:type="spellEnd"/>
-      <w:r>
-        <w:t xml:space="preserve"> </w:t>
-      </w:r>
-      <w:r>
-        <w:rPr>
-          <w:rFonts w:hint="cs"/>
-          <w:cs/>
-        </w:rPr>
-        <w:t>ที่ได้พัฒนาขึ้น</w:t>
-      </w:r>
-      <w:r>
-        <w:rPr>
-          <w:rFonts w:hint="cs"/>
-          <w:cs/>
-        </w:rPr>
-        <w:t>ด้วย</w:t>
-      </w:r>
-      <w:r>
-        <w:rPr>
-          <w:rFonts w:hint="cs"/>
-          <w:cs/>
-        </w:rPr>
-        <w:t xml:space="preserve"> </w:t>
-      </w:r>
-      <w:r>
-        <w:t xml:space="preserve">Raspberry Pi 5 </w:t>
-      </w:r>
-      <w:r>
-        <w:rPr>
-          <w:rFonts w:hint="cs"/>
-          <w:cs/>
-        </w:rPr>
-        <w:t xml:space="preserve">และสื่อสารกันระหว่าง </w:t>
-      </w:r>
-      <w:r>
-        <w:t xml:space="preserve">RFID Module </w:t>
-      </w:r>
-      <w:r>
-        <w:rPr>
-          <w:rFonts w:hint="cs"/>
-          <w:cs/>
-        </w:rPr>
-        <w:t>และ ระบบที่นำไปจัดเก็บไว้ที่คลาวด์</w:t>
-      </w:r>
-      <w:r>
-        <w:rPr>
-          <w:rFonts w:hint="cs"/>
-          <w:cs/>
-        </w:rPr>
-        <w:t xml:space="preserve"> ดังแสดงให้เห็นดัง</w:t>
-      </w:r>
-      <w:bookmarkStart w:id="21" w:name="_Toc229832529"/>
-      <w:r>
-        <w:t xml:space="preserve"> </w:t>
-      </w:r>
-      <w:r>
-        <w:fldChar w:fldCharType="begin"/>
-      </w:r>
-      <w:r>
-        <w:instrText xml:space="preserve"> REF _Ref229848112 \h </w:instrText>
-      </w:r>
-      <w:r>
-        <w:fldChar w:fldCharType="separate"/>
-      </w:r>
-      <w:r>
-        <w:rPr>
-          <w:cs/>
-        </w:rPr>
-        <w:t xml:space="preserve">ภาพที่ </w:t>
-      </w:r>
-      <w:r>
-        <w:rPr>
-          <w:rFonts w:hint="cs"/>
-          <w:cs/>
-        </w:rPr>
-        <w:t>1</w:t>
-      </w:r>
-      <w:r>
-        <w:rPr>
-          <w:cs/>
-        </w:rPr>
-        <w:t>.</w:t>
-      </w:r>
-      <w:r>
-        <w:rPr>
-          <w:noProof/>
-        </w:rPr>
-        <w:t>2</w:t>
-      </w:r>
-      <w:r>
-        <w:fldChar w:fldCharType="end"/>
+        <w:t xml:space="preserve">4) </w:t>
+      </w:r>
+      <w:r>
+        <w:tab/>
+      </w:r>
+      <w:r>
+        <w:rPr>
+          <w:rFonts w:hint="cs"/>
+          <w:cs/>
+        </w:rPr>
+        <w:t>ออกแบบชุดอุปกรณ์พกพาใช้แ</w:t>
+      </w:r>
+      <w:r>
+        <w:rPr>
+          <w:rFonts w:hint="cs"/>
+          <w:cs/>
+        </w:rPr>
+        <w:t>บตเตอรี่ขนาด 12</w:t>
+      </w:r>
+      <w:r>
+        <w:t xml:space="preserve">V </w:t>
+      </w:r>
+      <w:r>
+        <w:rPr>
+          <w:rFonts w:hint="cs"/>
+          <w:cs/>
+        </w:rPr>
+        <w:t xml:space="preserve">ร่วมกับอุปกรณ์ปรับแรงดันไฟ </w:t>
       </w:r>
     </w:p>
     <w:p>
       <w:pPr>
-        <w:spacing w:after="180"/>
+        <w:ind w:left="1701"/>
+      </w:pPr>
+      <w:r>
+        <w:rPr>
+          <w:rFonts w:hint="cs"/>
+          <w:cs/>
+        </w:rPr>
+        <w:t>(</w:t>
+      </w:r>
+      <w:r>
+        <w:t xml:space="preserve">Step-down </w:t>
+      </w:r>
+      <w:r>
+        <w:t>Buck C</w:t>
+      </w:r>
+      <w:r>
+        <w:t>onverter</w:t>
+      </w:r>
+      <w:r>
+        <w:rPr>
+          <w:rFonts w:hint="cs"/>
+          <w:cs/>
+        </w:rPr>
+        <w:t xml:space="preserve">) </w:t>
+      </w:r>
+      <w:r>
+        <w:rPr>
+          <w:rFonts w:hint="cs"/>
+          <w:cs/>
+        </w:rPr>
+        <w:t xml:space="preserve">ให้คงที่ </w:t>
+      </w:r>
+      <w:r>
+        <w:rPr>
+          <w:rFonts w:hint="cs"/>
+          <w:cs/>
+        </w:rPr>
+        <w:t>5</w:t>
+      </w:r>
+      <w:r>
+        <w:t xml:space="preserve">V </w:t>
+      </w:r>
+      <w:r>
+        <w:rPr>
+          <w:rFonts w:hint="cs"/>
+          <w:cs/>
+        </w:rPr>
+        <w:t xml:space="preserve">เพื่อจ่ายไฟให้กับระบบ </w:t>
+      </w:r>
+      <w:r>
+        <w:rPr>
+          <w:rFonts w:hint="cs"/>
+          <w:cs/>
+        </w:rPr>
+        <w:t>และมีหน้าจอแสดงผลแบบสัมผัสได้ขนาด 7 นิ้ว</w:t>
+      </w:r>
+    </w:p>
+    <w:p>
+      <w:pPr>
+        <w:pStyle w:val="3"/>
+      </w:pPr>
+      <w:r>
+        <w:rPr>
+          <w:cs/>
+        </w:rPr>
+        <w:tab/>
+      </w:r>
+      <w:bookmarkStart w:id="18" w:name="_Toc230306884"/>
+      <w:r>
+        <w:rPr>
+          <w:rFonts w:hint="cs"/>
+          <w:cs/>
+        </w:rPr>
+        <w:t>1.3.2 ขอบเขตด้านซอฟต์แวร์และสถาปัตยกรรม</w:t>
+      </w:r>
+      <w:bookmarkEnd w:id="18"/>
+    </w:p>
+    <w:p>
+      <w:r>
+        <w:rPr>
+          <w:cs/>
+        </w:rPr>
+        <w:tab/>
+      </w:r>
+      <w:r>
+        <w:rPr>
+          <w:cs/>
+        </w:rPr>
+        <w:tab/>
+      </w:r>
+      <w:r>
+        <w:rPr>
+          <w:rFonts w:hint="cs"/>
+          <w:cs/>
+        </w:rPr>
+        <w:t xml:space="preserve">1) </w:t>
+      </w:r>
+      <w:r>
+        <w:rPr>
+          <w:cs/>
+        </w:rPr>
+        <w:tab/>
+      </w:r>
+      <w:r>
+        <w:rPr>
+          <w:rFonts w:hint="cs"/>
+          <w:cs/>
+        </w:rPr>
+        <w:t>พัฒนา</w:t>
+      </w:r>
+      <w:r>
+        <w:rPr>
+          <w:rFonts w:hint="cs"/>
+          <w:cs/>
+        </w:rPr>
+        <w:t>โปรแกรมควบคุมการทำงานของฮาร์ดแวร์</w:t>
+      </w:r>
+      <w:r>
+        <w:rPr>
+          <w:rFonts w:hint="cs"/>
+          <w:cs/>
+        </w:rPr>
+        <w:t>ด้วยภาษา</w:t>
+      </w:r>
+      <w:proofErr w:type="spellStart"/>
+      <w:r>
+        <w:rPr>
+          <w:rFonts w:hint="cs"/>
+          <w:cs/>
+        </w:rPr>
+        <w:t>ไพ</w:t>
+      </w:r>
+      <w:proofErr w:type="spellEnd"/>
+      <w:r>
+        <w:rPr>
+          <w:rFonts w:hint="cs"/>
+          <w:cs/>
+        </w:rPr>
+        <w:t>ทอน (</w:t>
+      </w:r>
+      <w:r>
+        <w:t>Python</w:t>
+      </w:r>
+      <w:r>
+        <w:rPr>
+          <w:rFonts w:hint="cs"/>
+          <w:cs/>
+        </w:rPr>
+        <w:t>)</w:t>
+      </w:r>
+    </w:p>
+    <w:p>
+      <w:pPr>
+        <w:ind w:left="1134" w:hanging="1134"/>
+      </w:pPr>
+      <w:r>
+        <w:rPr>
+          <w:cs/>
+        </w:rPr>
+        <w:tab/>
+      </w:r>
+      <w:r>
+        <w:rPr>
+          <w:cs/>
+        </w:rPr>
+        <w:tab/>
+      </w:r>
+      <w:r>
+        <w:rPr>
+          <w:rFonts w:hint="cs"/>
+          <w:cs/>
+        </w:rPr>
+        <w:t xml:space="preserve">2) </w:t>
+      </w:r>
+      <w:r>
+        <w:rPr>
+          <w:cs/>
+        </w:rPr>
+        <w:tab/>
+      </w:r>
+      <w:r>
+        <w:rPr>
+          <w:rFonts w:hint="cs"/>
+          <w:cs/>
+        </w:rPr>
+        <w:t>พัฒนา</w:t>
+      </w:r>
+      <w:r>
+        <w:rPr>
+          <w:rFonts w:hint="cs"/>
+          <w:cs/>
+        </w:rPr>
+        <w:t>ระบบ</w:t>
+      </w:r>
+      <w:r>
+        <w:rPr>
+          <w:rFonts w:hint="cs"/>
+          <w:cs/>
+        </w:rPr>
+        <w:t>จัดการ</w:t>
+      </w:r>
+      <w:r>
+        <w:rPr>
+          <w:rFonts w:hint="cs"/>
+          <w:cs/>
+        </w:rPr>
+        <w:t>ฐานข้อมูล</w:t>
+      </w:r>
+      <w:r>
+        <w:rPr>
+          <w:rFonts w:hint="cs"/>
+          <w:cs/>
+        </w:rPr>
+        <w:t>บน</w:t>
+      </w:r>
+      <w:r>
+        <w:rPr>
+          <w:rFonts w:hint="cs"/>
+          <w:cs/>
+        </w:rPr>
+        <w:t>คลาวด์เฟรม</w:t>
+      </w:r>
+      <w:proofErr w:type="spellStart"/>
+      <w:r>
+        <w:rPr>
+          <w:rFonts w:hint="cs"/>
+          <w:cs/>
+        </w:rPr>
+        <w:t>เวิร์ก</w:t>
+      </w:r>
+      <w:proofErr w:type="spellEnd"/>
+      <w:r>
+        <w:rPr>
+          <w:rFonts w:hint="cs"/>
+          <w:cs/>
+        </w:rPr>
+        <w:t xml:space="preserve"> </w:t>
+      </w:r>
+      <w:r>
+        <w:t xml:space="preserve">Django </w:t>
+      </w:r>
+      <w:r>
+        <w:rPr>
+          <w:rFonts w:hint="cs"/>
+          <w:cs/>
+        </w:rPr>
+        <w:t>เพื่อทำหน้าที่จัดการ</w:t>
+      </w:r>
+    </w:p>
+    <w:p>
+      <w:pPr>
+        <w:ind w:left="1701"/>
+      </w:pPr>
+      <w:r>
+        <w:rPr>
+          <w:rFonts w:hint="cs"/>
+          <w:cs/>
+        </w:rPr>
+        <w:t xml:space="preserve">ข้อมูลสินค้าคงคลังและสื่อสารข้อมูลสองทางผ่านสถาปัตยกรรม </w:t>
+      </w:r>
+      <w:r>
+        <w:t xml:space="preserve">RESTful API </w:t>
+      </w:r>
+      <w:r>
+        <w:rPr>
+          <w:rFonts w:hint="cs"/>
+          <w:cs/>
+        </w:rPr>
+        <w:t>ในรูปแบบโครงสร้างข้อมูล</w:t>
+      </w:r>
+      <w:r>
+        <w:t xml:space="preserve"> JSON</w:t>
+      </w:r>
+    </w:p>
+    <w:p>
+      <w:pPr>
+        <w:ind w:left="1698" w:hanging="564"/>
+        <w:rPr>
+          <w:cs/>
+        </w:rPr>
+      </w:pPr>
+      <w:r>
+        <w:rPr>
+          <w:rFonts w:hint="cs"/>
+          <w:cs/>
+        </w:rPr>
+        <w:t>3</w:t>
+      </w:r>
+      <w:r>
+        <w:rPr>
+          <w:rFonts w:hint="cs"/>
+          <w:cs/>
+        </w:rPr>
+        <w:t>)</w:t>
+      </w:r>
+      <w:r>
+        <w:rPr>
+          <w:cs/>
+        </w:rPr>
+        <w:tab/>
+      </w:r>
+      <w:r>
+        <w:rPr>
+          <w:rFonts w:hint="cs"/>
+          <w:cs/>
+        </w:rPr>
+        <w:t>ส่วนติดต่อของข้อมูลใช้พัฒนาด้วยเฟรม</w:t>
+      </w:r>
+      <w:proofErr w:type="spellStart"/>
+      <w:r>
+        <w:rPr>
+          <w:rFonts w:hint="cs"/>
+          <w:cs/>
+        </w:rPr>
+        <w:t>เวิร์ก</w:t>
+      </w:r>
+      <w:proofErr w:type="spellEnd"/>
+      <w:r>
+        <w:rPr>
+          <w:rFonts w:hint="cs"/>
+          <w:cs/>
+        </w:rPr>
+        <w:t xml:space="preserve"> </w:t>
+      </w:r>
+      <w:r>
+        <w:t xml:space="preserve">Kivy (Cross-platform) </w:t>
+      </w:r>
+      <w:r>
+        <w:rPr>
+          <w:rFonts w:hint="cs"/>
+          <w:cs/>
+        </w:rPr>
+        <w:t xml:space="preserve">เพื่อให้รองรับการใช้งานบนระบบปฏิบัติการ </w:t>
+      </w:r>
+      <w:r>
+        <w:t xml:space="preserve">Android, iOS </w:t>
+      </w:r>
+      <w:r>
+        <w:rPr>
+          <w:rFonts w:hint="cs"/>
+          <w:cs/>
+        </w:rPr>
+        <w:t>และคอมพ</w:t>
+      </w:r>
+      <w:r>
+        <w:rPr>
+          <w:rFonts w:hint="cs"/>
+          <w:cs/>
+        </w:rPr>
+        <w:t>ิว</w:t>
+      </w:r>
+      <w:r>
+        <w:rPr>
+          <w:rFonts w:hint="cs"/>
+          <w:cs/>
+        </w:rPr>
+        <w:t>เตอร์</w:t>
+      </w:r>
+    </w:p>
+    <w:p>
+      <w:pPr>
+        <w:pStyle w:val="3"/>
+      </w:pPr>
+      <w:r>
+        <w:rPr>
+          <w:cs/>
+        </w:rPr>
+        <w:lastRenderedPageBreak/>
+        <w:tab/>
+      </w:r>
+      <w:bookmarkStart w:id="19" w:name="_Toc230306885"/>
+      <w:r>
+        <w:rPr>
+          <w:rFonts w:hint="cs"/>
+          <w:cs/>
+        </w:rPr>
+        <w:t>1.</w:t>
+      </w:r>
+      <w:r>
+        <w:rPr>
+          <w:rFonts w:hint="cs"/>
+          <w:cs/>
+        </w:rPr>
+        <w:t>3.</w:t>
+      </w:r>
+      <w:r>
+        <w:rPr>
+          <w:rFonts w:hint="cs"/>
+          <w:cs/>
+        </w:rPr>
+        <w:t>3</w:t>
+      </w:r>
+      <w:r>
+        <w:rPr>
+          <w:rFonts w:hint="cs"/>
+          <w:cs/>
+        </w:rPr>
+        <w:t xml:space="preserve"> </w:t>
+      </w:r>
+      <w:r>
+        <w:rPr>
+          <w:rFonts w:hint="cs"/>
+          <w:cs/>
+        </w:rPr>
+        <w:t>ขอบเขตด้านการทดสอบ</w:t>
+      </w:r>
+      <w:bookmarkEnd w:id="19"/>
+    </w:p>
+    <w:p>
+      <w:pPr>
+        <w:ind w:left="1701" w:hanging="561"/>
+      </w:pPr>
+      <w:r>
+        <w:rPr>
+          <w:rFonts w:hint="cs"/>
+          <w:cs/>
+        </w:rPr>
+        <w:t>1)</w:t>
+      </w:r>
+      <w:r>
+        <w:rPr>
+          <w:cs/>
+        </w:rPr>
+        <w:tab/>
+      </w:r>
+      <w:r>
+        <w:rPr>
+          <w:rFonts w:hint="cs"/>
+          <w:cs/>
+        </w:rPr>
+        <w:t xml:space="preserve">ทดสอบเปรียบเทียบระยะเวลาในการอ่านระหว่างเครื่องอ่าน </w:t>
+      </w:r>
+      <w:r>
+        <w:t xml:space="preserve">USB </w:t>
+      </w:r>
+      <w:r>
+        <w:rPr>
+          <w:rFonts w:hint="cs"/>
+          <w:cs/>
+        </w:rPr>
+        <w:t>กับชุดอ่านรหัสอาร์เอฟไอดีที่จัดทำขึ้น</w:t>
+      </w:r>
+    </w:p>
+    <w:p>
+      <w:pPr>
+        <w:ind w:left="1701" w:hanging="561"/>
+      </w:pPr>
+      <w:r>
+        <w:rPr>
+          <w:rFonts w:hint="cs"/>
+          <w:cs/>
+        </w:rPr>
+        <w:t xml:space="preserve">2) </w:t>
+      </w:r>
+      <w:r>
+        <w:rPr>
+          <w:cs/>
+        </w:rPr>
+        <w:tab/>
+      </w:r>
+      <w:r>
+        <w:rPr>
+          <w:rFonts w:hint="cs"/>
+          <w:cs/>
+        </w:rPr>
+        <w:t xml:space="preserve">ประเมินประสิทธิภาพคด้านความเร็วในการตรวจนับและประมวลผลข้อมูล โดยใช้จำนวนตัวอย่าง </w:t>
+      </w:r>
+      <w:r>
+        <w:t xml:space="preserve">5, 10, 30, 50 </w:t>
+      </w:r>
+      <w:r>
+        <w:rPr>
+          <w:rFonts w:hint="cs"/>
+          <w:cs/>
+        </w:rPr>
+        <w:t>และ 100 รหัส (ชิ้น) เพื่อหา</w:t>
+      </w:r>
+      <w:r>
+        <w:rPr>
+          <w:rFonts w:hint="cs"/>
+          <w:cs/>
+        </w:rPr>
+        <w:t>ค่าเ</w:t>
+      </w:r>
+      <w:r>
+        <w:rPr>
+          <w:rFonts w:hint="cs"/>
+          <w:cs/>
+        </w:rPr>
+        <w:t>ฉลี่ย</w:t>
+      </w:r>
+      <w:r>
+        <w:rPr>
+          <w:rFonts w:hint="cs"/>
+          <w:cs/>
+        </w:rPr>
+        <w:t>ของเวลาที่ใช้</w:t>
+      </w:r>
+    </w:p>
+    <w:p>
+      <w:pPr>
+        <w:ind w:left="1140"/>
+      </w:pPr>
+      <w:r>
+        <w:rPr>
+          <w:rFonts w:hint="cs"/>
+          <w:cs/>
+        </w:rPr>
+        <w:t xml:space="preserve">3) </w:t>
+      </w:r>
+      <w:r>
+        <w:rPr>
+          <w:cs/>
+        </w:rPr>
+        <w:tab/>
+      </w:r>
+      <w:r>
+        <w:rPr>
+          <w:rFonts w:hint="cs"/>
+          <w:cs/>
+        </w:rPr>
+        <w:t>ทดสอบประสิทธิภาพในการอ่านคลื่นวิทยุระหว่างบรรจุภัณฑ์ที่เป็นกล่อง</w:t>
+      </w:r>
+    </w:p>
+    <w:p>
+      <w:pPr>
+        <w:ind w:left="1140" w:firstLine="561"/>
+        <w:rPr>
+          <w:cs/>
+        </w:rPr>
+      </w:pPr>
+      <w:r>
+        <w:rPr>
+          <w:rFonts w:hint="cs"/>
+          <w:cs/>
+        </w:rPr>
+        <w:t>กระดาษ และ กล่องพลาสติก</w:t>
+      </w:r>
+    </w:p>
+    <w:p>
+      <w:pPr>
+        <w:pStyle w:val="2"/>
+      </w:pPr>
+      <w:bookmarkStart w:id="20" w:name="_Toc229840652"/>
+      <w:bookmarkStart w:id="21" w:name="_Toc229854083"/>
+      <w:bookmarkStart w:id="22" w:name="_Toc230306886"/>
+      <w:r>
+        <w:t>1</w:t>
+      </w:r>
+      <w:r>
+        <w:t>.4</w:t>
+      </w:r>
+      <w:r>
+        <w:t xml:space="preserve"> </w:t>
+      </w:r>
+      <w:r>
+        <w:tab/>
+      </w:r>
+      <w:bookmarkEnd w:id="20"/>
+      <w:bookmarkEnd w:id="21"/>
+      <w:r>
+        <w:rPr>
+          <w:rFonts w:hint="cs"/>
+          <w:cs/>
+        </w:rPr>
+        <w:t>ประโยชน์</w:t>
+      </w:r>
+      <w:r>
+        <w:rPr>
+          <w:rFonts w:hint="cs"/>
+          <w:cs/>
+        </w:rPr>
+        <w:t>ที่</w:t>
+      </w:r>
+      <w:r>
+        <w:rPr>
+          <w:rFonts w:hint="cs"/>
+          <w:cs/>
+        </w:rPr>
+        <w:t>คาดว่าจะ</w:t>
+      </w:r>
+      <w:r>
+        <w:rPr>
+          <w:rFonts w:hint="cs"/>
+          <w:cs/>
+        </w:rPr>
+        <w:t>ได้รับจากการศึกษา</w:t>
+      </w:r>
+      <w:bookmarkEnd w:id="22"/>
+    </w:p>
+    <w:p>
+      <w:pPr>
+        <w:ind w:left="567"/>
+      </w:pPr>
+      <w:r>
+        <w:rPr>
+          <w:rFonts w:hint="cs"/>
+          <w:cs/>
+        </w:rPr>
+        <w:t>1.5</w:t>
+      </w:r>
+      <w:r>
+        <w:rPr>
+          <w:rFonts w:hint="cs"/>
+          <w:cs/>
+        </w:rPr>
+        <w:t>.</w:t>
+      </w:r>
+      <w:r>
+        <w:rPr>
+          <w:rFonts w:hint="cs"/>
+          <w:cs/>
+        </w:rPr>
+        <w:t>1</w:t>
+      </w:r>
+      <w:r>
+        <w:rPr>
+          <w:cs/>
+        </w:rPr>
+        <w:tab/>
+      </w:r>
+      <w:r>
+        <w:rPr>
+          <w:rFonts w:hint="cs"/>
+          <w:cs/>
+        </w:rPr>
+        <w:t>สามารถ</w:t>
+      </w:r>
+      <w:r>
+        <w:rPr>
+          <w:rFonts w:hint="cs"/>
+          <w:cs/>
+        </w:rPr>
+        <w:t>สร้างต้น</w:t>
+      </w:r>
+      <w:r>
+        <w:rPr>
+          <w:rFonts w:hint="cs"/>
+          <w:cs/>
+        </w:rPr>
+        <w:t>แบบ</w:t>
+      </w:r>
+      <w:r>
+        <w:rPr>
+          <w:rFonts w:hint="cs"/>
+          <w:cs/>
+        </w:rPr>
+        <w:t>ระบบ</w:t>
+      </w:r>
+      <w:r>
+        <w:rPr>
+          <w:rFonts w:hint="cs"/>
+          <w:cs/>
+        </w:rPr>
+        <w:t>บริหาร</w:t>
+      </w:r>
+      <w:r>
+        <w:rPr>
+          <w:rFonts w:hint="cs"/>
+          <w:cs/>
+        </w:rPr>
+        <w:t>การจัดการสินค้าคงคลัง</w:t>
+      </w:r>
+      <w:r>
+        <w:rPr>
+          <w:rFonts w:hint="cs"/>
+          <w:cs/>
+        </w:rPr>
+        <w:t>ด้วย</w:t>
+      </w:r>
+      <w:r>
+        <w:rPr>
+          <w:rFonts w:hint="cs"/>
+          <w:cs/>
+        </w:rPr>
+        <w:t>อาร์เอฟไอดีร่วมกับ</w:t>
+      </w:r>
+    </w:p>
+    <w:p>
+      <w:pPr>
+        <w:ind w:left="1134"/>
+      </w:pPr>
+      <w:r>
+        <w:rPr>
+          <w:rFonts w:hint="cs"/>
+          <w:cs/>
+        </w:rPr>
+        <w:t>เทคโนโลยี</w:t>
+      </w:r>
+      <w:r>
+        <w:rPr>
+          <w:rFonts w:hint="cs"/>
+          <w:cs/>
+        </w:rPr>
+        <w:t>คลาวด์ ซึ่งสามารถนำไปเป็นแนวทางการพัฒนาระบบบริหารจัดการสินค้าคงคลังเดิมได้</w:t>
+      </w:r>
+    </w:p>
+    <w:p>
+      <w:pPr>
+        <w:ind w:left="1134" w:hanging="570"/>
+        <w:rPr>
+          <w:cs/>
+        </w:rPr>
+      </w:pPr>
+      <w:r>
+        <w:rPr>
+          <w:rFonts w:hint="cs"/>
+          <w:cs/>
+        </w:rPr>
+        <w:t>1.5.2</w:t>
+      </w:r>
+      <w:r>
+        <w:t xml:space="preserve"> </w:t>
+      </w:r>
+      <w:r>
+        <w:tab/>
+      </w:r>
+      <w:r>
+        <w:rPr>
+          <w:rFonts w:hint="cs"/>
+          <w:cs/>
+        </w:rPr>
+        <w:t>สามารถเปรียบเทียบข้อดีข้อเสียสำหรับการใช้บาร์โค้ด หรือ คิวอาร์โค้ด กับ อาร์เอฟไอดี</w:t>
+      </w:r>
+      <w:r>
+        <w:rPr>
+          <w:rFonts w:hint="cs"/>
+          <w:cs/>
+        </w:rPr>
+        <w:t xml:space="preserve"> เพื่อใช้เป็นข้อมูลเชิงประจักษ์ประกอบการตัดสินใจเชิงนโยบายในการปรับเปลี่ยนเทคโนโลยี</w:t>
+      </w:r>
+    </w:p>
+    <w:p>
+      <w:pPr>
+        <w:ind w:left="567"/>
+      </w:pPr>
+      <w:r>
+        <w:rPr>
+          <w:rFonts w:hint="cs"/>
+          <w:cs/>
+        </w:rPr>
+        <w:t>1.5.</w:t>
+      </w:r>
+      <w:r>
+        <w:rPr>
+          <w:rFonts w:hint="cs"/>
+          <w:cs/>
+        </w:rPr>
+        <w:t>3</w:t>
+      </w:r>
+      <w:r>
+        <w:rPr>
+          <w:cs/>
+        </w:rPr>
+        <w:tab/>
+      </w:r>
+      <w:r>
+        <w:rPr>
+          <w:rFonts w:hint="cs"/>
+          <w:cs/>
+        </w:rPr>
+        <w:t>สามารถนำ</w:t>
+      </w:r>
+      <w:r>
+        <w:rPr>
+          <w:rFonts w:hint="cs"/>
+          <w:cs/>
+        </w:rPr>
+        <w:t>ไป</w:t>
+      </w:r>
+      <w:r>
+        <w:rPr>
+          <w:rFonts w:hint="cs"/>
+          <w:cs/>
+        </w:rPr>
+        <w:t>พัฒนากับระบบควบคุมครุภัณฑ์หรือเอกสารของสำนักงานศาลยุติธรรมที่</w:t>
+      </w:r>
+    </w:p>
+    <w:p>
+      <w:pPr>
+        <w:ind w:left="1134"/>
+      </w:pPr>
+      <w:r>
+        <w:rPr>
+          <w:rFonts w:hint="cs"/>
+          <w:cs/>
+        </w:rPr>
+        <w:t>ส่วนใหญ่ยังใช้ระบบบาร์</w:t>
+      </w:r>
+      <w:r>
+        <w:rPr>
+          <w:rFonts w:hint="cs"/>
+          <w:cs/>
+        </w:rPr>
+        <w:t>โค้ด</w:t>
+      </w:r>
+      <w:r>
+        <w:rPr>
+          <w:rFonts w:hint="cs"/>
+          <w:cs/>
+        </w:rPr>
+        <w:t>อยู่</w:t>
+      </w:r>
+      <w:r>
+        <w:rPr>
+          <w:rFonts w:hint="cs"/>
+          <w:cs/>
+        </w:rPr>
+        <w:t xml:space="preserve"> เพื่อยกระดับความรวดเร็วและลดข้อผิดพลาดในกระบวนการตรวจนับปัจจุบัน</w:t>
+      </w:r>
+    </w:p>
+    <w:p>
+      <w:pPr>
+        <w:rPr>
+          <w:cs/>
+        </w:rPr>
+      </w:pPr>
+      <w:r>
+        <w:rPr>
+          <w:cs/>
+        </w:rPr>
+        <w:br w:type="page"/>
+      </w:r>
+    </w:p>
+    <w:p>
+      <w:pPr>
+        <w:pStyle w:val="1"/>
+        <w:rPr>
+          <w:cs/>
+        </w:rPr>
+      </w:pPr>
+      <w:bookmarkStart w:id="23" w:name="_Toc229813081"/>
+      <w:bookmarkStart w:id="24" w:name="_Toc229840653"/>
+      <w:bookmarkStart w:id="25" w:name="_Toc229854084"/>
+      <w:bookmarkStart w:id="26" w:name="_Toc230306887"/>
+      <w:r>
+        <w:rPr>
+          <w:rFonts w:hint="cs"/>
+          <w:cs/>
+        </w:rPr>
+        <w:lastRenderedPageBreak/>
+        <w:t xml:space="preserve">บทที่ </w:t>
+      </w:r>
+      <w:r>
+        <w:t>2</w:t>
+      </w:r>
+      <w:bookmarkEnd w:id="23"/>
+      <w:bookmarkEnd w:id="24"/>
+      <w:bookmarkEnd w:id="25"/>
+      <w:bookmarkEnd w:id="26"/>
+    </w:p>
+    <w:p>
+      <w:pPr>
+        <w:spacing w:before="240" w:after="360"/>
         <w:jc w:val="center"/>
-      </w:pPr>
-      <w:r>
-        <w:rPr>
+        <w:rPr>
+          <w:b/>
+          <w:bCs/>
+          <w:sz w:val="40"/>
+          <w:szCs w:val="40"/>
+          <w:cs/>
+        </w:rPr>
+      </w:pPr>
+      <w:r>
+        <w:rPr>
+          <w:rFonts w:hint="cs"/>
+          <w:b/>
+          <w:bCs/>
+          <w:sz w:val="40"/>
+          <w:szCs w:val="40"/>
+          <w:cs/>
+        </w:rPr>
+        <w:t>แนวคิด ทฤษฎี และงานวิจัยที่เกี่ยวข้อง</w:t>
+      </w:r>
+    </w:p>
+    <w:p>
+      <w:pPr>
+        <w:ind w:firstLine="567"/>
+      </w:pPr>
+      <w:bookmarkStart w:id="27" w:name="_Hlk225842605"/>
+      <w:r>
+        <w:rPr>
+          <w:rFonts w:hint="cs"/>
+          <w:cs/>
+        </w:rPr>
+        <w:t>ในการค้นคว้าแบบอิสระนี้</w:t>
+      </w:r>
+      <w:r>
+        <w:rPr>
+          <w:rFonts w:hint="cs"/>
+          <w:cs/>
+        </w:rPr>
+        <w:t>ให้ความสำคัญในการปรับปรุงเพิ่มประสิทธิภาพในการจัดการสินค้าคงคลังที่ใช้ในปัจจุบันและยังเพิ่มทางเลือกในการใช้งานเทคโนโลยีสมัยใหม่เพื่อมาปรับปรุงระบบงานเดิม</w:t>
+      </w:r>
+    </w:p>
+    <w:p>
+      <w:pPr>
+        <w:ind w:left="564" w:hanging="564"/>
+      </w:pPr>
+      <w:bookmarkStart w:id="28" w:name="_Toc230306888"/>
+      <w:r>
+        <w:rPr>
+          <w:rStyle w:val="20"/>
+          <w:rFonts w:hint="cs"/>
+          <w:cs/>
+        </w:rPr>
+        <w:t>2.1</w:t>
+      </w:r>
+      <w:r>
+        <w:rPr>
+          <w:rStyle w:val="20"/>
+          <w:cs/>
+        </w:rPr>
+        <w:tab/>
+      </w:r>
+      <w:r>
+        <w:rPr>
+          <w:rStyle w:val="20"/>
+          <w:rFonts w:hint="cs"/>
+          <w:cs/>
+        </w:rPr>
+        <w:t>อาร์เอฟไอดี (</w:t>
+      </w:r>
+      <w:r>
+        <w:rPr>
+          <w:rStyle w:val="20"/>
+        </w:rPr>
+        <w:t>RFID : Radio Frequency Identification)</w:t>
+      </w:r>
+      <w:bookmarkEnd w:id="28"/>
+      <w:r>
+        <w:t xml:space="preserve"> </w:t>
+      </w:r>
+      <w:r>
+        <w:rPr>
+          <w:rFonts w:hint="cs"/>
+          <w:cs/>
+        </w:rPr>
+        <w:t xml:space="preserve">เป็นการระบุตัวตนด้วยคลื่นความถี่วิทยุ โดยจะใช้คลื่นวิทยุในการส่งและรับข้อมูลจากระยะไกล โดยไม่จำเป็นต้องสัมผัส หรืออยู่ในแนวสายตา ประกอบด้วย </w:t>
+      </w:r>
+      <w:r>
+        <w:rPr>
+          <w:rFonts w:hint="cs"/>
+          <w:cs/>
+        </w:rPr>
+        <w:t>2</w:t>
+      </w:r>
+      <w:r>
+        <w:rPr>
+          <w:rFonts w:hint="cs"/>
+          <w:cs/>
+        </w:rPr>
+        <w:t xml:space="preserve"> ส่วนดังนี้</w:t>
+      </w:r>
+    </w:p>
+    <w:p>
+      <w:pPr>
+        <w:spacing w:after="240"/>
+        <w:ind w:left="1701" w:hanging="561"/>
+      </w:pPr>
+      <w:r>
+        <w:rPr>
+          <w:rFonts w:hint="cs"/>
+          <w:cs/>
+        </w:rPr>
+        <w:t>1)</w:t>
+      </w:r>
+      <w:r>
+        <w:rPr>
+          <w:cs/>
+        </w:rPr>
+        <w:tab/>
+      </w:r>
+      <w:r>
+        <w:rPr>
+          <w:rFonts w:hint="cs"/>
+          <w:cs/>
+        </w:rPr>
+        <w:t>อาร์เอฟไอดี</w:t>
+      </w:r>
+      <w:proofErr w:type="spellStart"/>
+      <w:r>
+        <w:rPr>
+          <w:rFonts w:hint="cs"/>
+          <w:cs/>
+        </w:rPr>
+        <w:t>แท็ก</w:t>
+      </w:r>
+      <w:proofErr w:type="spellEnd"/>
+      <w:r>
+        <w:rPr>
+          <w:rFonts w:hint="cs"/>
+          <w:cs/>
+        </w:rPr>
+        <w:t xml:space="preserve"> (</w:t>
+      </w:r>
+      <w:r>
+        <w:t xml:space="preserve">RFID Tags) </w:t>
+      </w:r>
+      <w:r>
+        <w:rPr>
+          <w:rFonts w:hint="cs"/>
+          <w:cs/>
+        </w:rPr>
+        <w:t>ประกอบด้วยชิปประมวลผลและเสาอากาศ ทำหน้าที่เก็บรหัสประจำตัว</w:t>
+      </w:r>
+    </w:p>
+    <w:p>
+      <w:pPr>
+        <w:ind w:left="561" w:hanging="561"/>
+        <w:jc w:val="center"/>
+      </w:pPr>
+      <w:r>
+        <w:rPr>
+          <w:rFonts w:hint="cs"/>
           <w:noProof/>
-          <w:cs/>
         </w:rPr>
         <w:drawing>
-          <wp:inline distT="0" distB="0" distL="0" distR="0" wp14:anchorId="70E97784" wp14:editId="6A95787A">
-            <wp:extent cx="5399405" cy="2832735"/>
-            <wp:effectExtent l="0" t="0" r="0" b="5715"/>
-            <wp:docPr id="2" name="รูปภาพ 2"/>
+          <wp:inline distT="0" distB="0" distL="0" distR="0" wp14:anchorId="0A5B72EB" wp14:editId="3AF14BA4">
+            <wp:extent cx="1285913" cy="1714500"/>
+            <wp:effectExtent l="0" t="0" r="9525" b="0"/>
+            <wp:docPr id="6" name="รูปภาพ 6"/>
             <wp:cNvGraphicFramePr>
               <a:graphicFrameLocks xmlns:a="http://schemas.openxmlformats.org/drawingml/2006/main" noChangeAspect="1"/>
             </wp:cNvGraphicFramePr>
@@ -1453,11 +2192,17 @@
               <a:graphicData uri="http://schemas.openxmlformats.org/drawingml/2006/picture">
                 <pic:pic xmlns:pic="http://schemas.openxmlformats.org/drawingml/2006/picture">
                   <pic:nvPicPr>
-                    <pic:cNvPr id="1" name=""/>
+                    <pic:cNvPr id="6" name="IMG_20260520_232355.jpg"/>
                     <pic:cNvPicPr/>
                   </pic:nvPicPr>
                   <pic:blipFill>
-                    <a:blip r:embed="rId9"/>
+                    <a:blip r:embed="rId9" cstate="print">
+                      <a:extLst>
+                        <a:ext uri="{28A0092B-C50C-407E-A947-70E740481C1C}">
+                          <a14:useLocalDpi xmlns:a14="http://schemas.microsoft.com/office/drawing/2010/main" val="0"/>
+                        </a:ext>
+                      </a:extLst>
+                    </a:blip>
                     <a:stretch>
                       <a:fillRect/>
                     </a:stretch>
@@ -1465,7 +2210,7 @@
                   <pic:spPr>
                     <a:xfrm>
                       <a:off x="0" y="0"/>
-                      <a:ext cx="5399405" cy="2832735"/>
+                      <a:ext cx="1298769" cy="1731641"/>
                     </a:xfrm>
                     <a:prstGeom prst="rect">
                       <a:avLst/>
@@ -1480,17 +2225,12 @@
     </w:p>
     <w:p>
       <w:pPr>
-        <w:spacing w:after="180"/>
         <w:jc w:val="center"/>
         <w:rPr>
           <w:cs/>
         </w:rPr>
       </w:pPr>
-      <w:bookmarkStart w:id="22" w:name="_Ref229848112"/>
-      <w:bookmarkStart w:id="23" w:name="_Toc229847953"/>
-      <w:bookmarkStart w:id="24" w:name="_Ref229848098"/>
-      <w:bookmarkStart w:id="25" w:name="_Ref229848630"/>
-      <w:bookmarkStart w:id="26" w:name="_Toc229859105"/>
+      <w:bookmarkStart w:id="29" w:name="_Toc230306867"/>
       <w:r>
         <w:rPr>
           <w:cs/>
@@ -1498,198 +2238,78 @@
         <w:t xml:space="preserve">ภาพที่ </w:t>
       </w:r>
       <w:r>
-        <w:rPr>
-          <w:rFonts w:hint="cs"/>
-          <w:cs/>
+        <w:t>2.</w:t>
+      </w:r>
+      <w:r>
+        <w:fldChar w:fldCharType="begin"/>
+      </w:r>
+      <w:r>
+        <w:instrText xml:space="preserve"> SEQ </w:instrText>
+      </w:r>
+      <w:r>
+        <w:rPr>
+          <w:cs/>
+        </w:rPr>
+        <w:instrText xml:space="preserve">ภาพที่ </w:instrText>
+      </w:r>
+      <w:r>
+        <w:instrText xml:space="preserve">\* ARABIC \s 1 </w:instrText>
+      </w:r>
+      <w:r>
+        <w:fldChar w:fldCharType="separate"/>
+      </w:r>
+      <w:r>
+        <w:rPr>
+          <w:noProof/>
         </w:rPr>
         <w:t>1</w:t>
       </w:r>
       <w:r>
-        <w:rPr>
-          <w:cs/>
-        </w:rPr>
-        <w:t>.</w:t>
-      </w:r>
-      <w:fldSimple w:instr=" SEQ ภาพที่ \* ARABIC \s 1 ">
-        <w:r>
-          <w:rPr>
-            <w:noProof/>
-          </w:rPr>
-          <w:t>2</w:t>
-        </w:r>
-      </w:fldSimple>
-      <w:bookmarkEnd w:id="22"/>
+        <w:fldChar w:fldCharType="end"/>
+      </w:r>
       <w:r>
         <w:t xml:space="preserve"> </w:t>
       </w:r>
       <w:r>
         <w:rPr>
-          <w:cs/>
-        </w:rPr>
-        <w:t>สถ</w:t>
-      </w:r>
-      <w:r>
-        <w:rPr>
-          <w:rFonts w:hint="cs"/>
-          <w:cs/>
-        </w:rPr>
-        <w:t>า</w:t>
-      </w:r>
-      <w:r>
-        <w:rPr>
-          <w:cs/>
-        </w:rPr>
-        <w:t>ป</w:t>
-      </w:r>
-      <w:r>
-        <w:rPr>
-          <w:rFonts w:hint="cs"/>
-          <w:cs/>
-        </w:rPr>
-        <w:t>ั</w:t>
-      </w:r>
-      <w:r>
-        <w:rPr>
-          <w:cs/>
-        </w:rPr>
-        <w:t>ตยกรรมของระบบ</w:t>
-      </w:r>
-      <w:bookmarkEnd w:id="21"/>
-      <w:bookmarkEnd w:id="23"/>
-      <w:bookmarkEnd w:id="24"/>
-      <w:bookmarkEnd w:id="25"/>
-      <w:bookmarkEnd w:id="26"/>
-    </w:p>
-    <w:p>
-      <w:pPr>
-        <w:ind w:firstLine="567"/>
-      </w:pPr>
-      <w:r>
-        <w:lastRenderedPageBreak/>
-        <w:t>1.</w:t>
-      </w:r>
-      <w:r>
-        <w:t>4</w:t>
-      </w:r>
-      <w:r>
-        <w:t>.</w:t>
-      </w:r>
-      <w:r>
-        <w:t>3</w:t>
-      </w:r>
-      <w:r>
-        <w:tab/>
-      </w:r>
-      <w:r>
-        <w:rPr>
-          <w:cs/>
-        </w:rPr>
-        <w:t>การประเมินประสิทธิภาพ</w:t>
-      </w:r>
-      <w:r>
-        <w:rPr>
-          <w:rFonts w:hint="cs"/>
-          <w:cs/>
-        </w:rPr>
-        <w:t>และวัดผล</w:t>
-      </w:r>
-      <w:r>
-        <w:rPr>
-          <w:cs/>
-        </w:rPr>
-        <w:t xml:space="preserve"> </w:t>
-      </w:r>
-    </w:p>
-    <w:p>
-      <w:pPr>
-        <w:ind w:left="1134"/>
-        <w:rPr>
-          <w:cs/>
-        </w:rPr>
-      </w:pPr>
-      <w:r>
-        <w:rPr>
-          <w:cs/>
-        </w:rPr>
-        <w:t>โดยสร้าง</w:t>
-      </w:r>
-      <w:r>
-        <w:rPr>
-          <w:rFonts w:hint="cs"/>
-          <w:cs/>
-        </w:rPr>
-        <w:t>ชุดคำสั่งเพื่อทำการเปรียบเทียบการอ่านรหัสระหว่างบาร์</w:t>
-      </w:r>
-      <w:r>
-        <w:rPr>
-          <w:rFonts w:hint="cs"/>
-          <w:cs/>
-        </w:rPr>
-        <w:t>โค้ด</w:t>
-      </w:r>
-      <w:r>
-        <w:rPr>
-          <w:rFonts w:hint="cs"/>
-          <w:cs/>
-        </w:rPr>
-        <w:t xml:space="preserve"> และ อาร์เอฟไอดีแทก ในด้านความเร็วที่อ่านได้ ความถูกต้องของรหัสที่อ่านได้ ความสามารถในการอ่านเมื่ออยู่ในบรรจุภัณฑ์ต่างชนิดกัน</w:t>
-      </w:r>
-    </w:p>
-    <w:p>
-      <w:pPr>
-        <w:pStyle w:val="2"/>
-      </w:pPr>
-      <w:bookmarkStart w:id="27" w:name="_Toc229840652"/>
-      <w:bookmarkStart w:id="28" w:name="_Toc229854083"/>
-      <w:bookmarkStart w:id="29" w:name="_Toc229859119"/>
-      <w:r>
-        <w:t xml:space="preserve">1.5 </w:t>
-      </w:r>
-      <w:r>
-        <w:tab/>
-      </w:r>
-      <w:r>
-        <w:rPr>
-          <w:rFonts w:hint="cs"/>
-          <w:cs/>
-        </w:rPr>
-        <w:t>ประโย</w:t>
-      </w:r>
-      <w:r>
-        <w:rPr>
-          <w:rFonts w:hint="cs"/>
-          <w:cs/>
-        </w:rPr>
-        <w:t>ชน์ที่คาดว่าจะได้รับ</w:t>
-      </w:r>
-      <w:bookmarkEnd w:id="27"/>
-      <w:bookmarkEnd w:id="28"/>
+          <w:rFonts w:hint="cs"/>
+          <w:cs/>
+        </w:rPr>
+        <w:t>แสดงอาร์เอฟไอดี</w:t>
+      </w:r>
+      <w:proofErr w:type="spellStart"/>
+      <w:r>
+        <w:rPr>
+          <w:rFonts w:hint="cs"/>
+          <w:cs/>
+        </w:rPr>
+        <w:t>แท็ก</w:t>
+      </w:r>
+      <w:proofErr w:type="spellEnd"/>
+      <w:r>
+        <w:rPr>
+          <w:rFonts w:hint="cs"/>
+          <w:cs/>
+        </w:rPr>
+        <w:t>แบบต่าง ๆ เลือกใช้ตามรูปแบบการใช้งาน</w:t>
+      </w:r>
       <w:bookmarkEnd w:id="29"/>
     </w:p>
     <w:p>
       <w:pPr>
-        <w:ind w:left="567"/>
-      </w:pPr>
-      <w:r>
-        <w:rPr>
-          <w:rFonts w:hint="cs"/>
-          <w:cs/>
-        </w:rPr>
-        <w:t>1.5</w:t>
-      </w:r>
-      <w:r>
-        <w:rPr>
-          <w:rFonts w:hint="cs"/>
-          <w:cs/>
-        </w:rPr>
-        <w:t>.</w:t>
-      </w:r>
-      <w:r>
-        <w:rPr>
-          <w:rFonts w:hint="cs"/>
-          <w:cs/>
-        </w:rPr>
-        <w:t>1</w:t>
+        <w:spacing w:before="240" w:after="240"/>
+        <w:ind w:left="1701" w:hanging="561"/>
+        <w:rPr>
+          <w:rFonts w:hint="cs"/>
+          <w:cs/>
+        </w:rPr>
+      </w:pPr>
+      <w:r>
+        <w:rPr>
+          <w:rFonts w:hint="cs"/>
+          <w:cs/>
+        </w:rPr>
+        <w:t>2)</w:t>
       </w:r>
       <w:r>
         <w:rPr>
@@ -1702,887 +2322,1413 @@
           <w:rFonts w:hint="cs"/>
           <w:cs/>
         </w:rPr>
-        <w:t>ได้ศึกษา</w:t>
-      </w:r>
-      <w:r>
-        <w:rPr>
-          <w:rFonts w:hint="cs"/>
-          <w:cs/>
-        </w:rPr>
-        <w:t>ระบบการบริหารจัดการสินค้าคงคลังรวมถึงรวบรวมปัญหาข้อบกพร่องที่เกิด</w:t>
+        <w:t>อาร์เอฟไอดีรีด</w:t>
+      </w:r>
+      <w:proofErr w:type="spellStart"/>
+      <w:r>
+        <w:rPr>
+          <w:rFonts w:hint="cs"/>
+          <w:cs/>
+        </w:rPr>
+        <w:t>เดอร์</w:t>
+      </w:r>
+      <w:proofErr w:type="spellEnd"/>
+      <w:r>
+        <w:rPr>
+          <w:rFonts w:hint="cs"/>
+          <w:cs/>
+        </w:rPr>
+        <w:t xml:space="preserve"> (</w:t>
+      </w:r>
+      <w:r>
+        <w:t>RFID Reader</w:t>
+      </w:r>
+      <w:r>
+        <w:rPr>
+          <w:rFonts w:hint="cs"/>
+          <w:cs/>
+        </w:rPr>
+        <w:t>) ทำหน้าที่ส่งคลื่นวิทยุเพื่อกระตุ้นอาร์เอฟไอดี</w:t>
+      </w:r>
+      <w:proofErr w:type="spellStart"/>
+      <w:r>
+        <w:rPr>
+          <w:rFonts w:hint="cs"/>
+          <w:cs/>
+        </w:rPr>
+        <w:t>แท็ก</w:t>
+      </w:r>
+      <w:proofErr w:type="spellEnd"/>
+      <w:r>
+        <w:rPr>
+          <w:rFonts w:hint="cs"/>
+          <w:cs/>
+        </w:rPr>
+        <w:t xml:space="preserve"> เพื่อให้</w:t>
+      </w:r>
+      <w:proofErr w:type="spellStart"/>
+      <w:r>
+        <w:rPr>
+          <w:rFonts w:hint="cs"/>
+          <w:cs/>
+        </w:rPr>
+        <w:t>แท็ก</w:t>
+      </w:r>
+      <w:proofErr w:type="spellEnd"/>
+      <w:r>
+        <w:rPr>
+          <w:rFonts w:hint="cs"/>
+          <w:cs/>
+        </w:rPr>
+        <w:t>ส่งสัญญาณข้อมูลกลับมา</w:t>
+      </w:r>
+      <w:r>
+        <w:t xml:space="preserve"> </w:t>
+      </w:r>
+      <w:r>
+        <w:rPr>
+          <w:rFonts w:hint="cs"/>
+          <w:cs/>
+        </w:rPr>
+        <w:t>ดัง</w:t>
+      </w:r>
+      <w:r>
+        <w:rPr>
+          <w:cs/>
+        </w:rPr>
+        <w:fldChar w:fldCharType="begin"/>
+      </w:r>
+      <w:r>
+        <w:rPr>
+          <w:cs/>
+        </w:rPr>
+        <w:instrText xml:space="preserve"> </w:instrText>
+      </w:r>
+      <w:r>
+        <w:rPr>
+          <w:rFonts w:hint="cs"/>
+        </w:rPr>
+        <w:instrText>REF _Ref</w:instrText>
+      </w:r>
+      <w:r>
+        <w:rPr>
+          <w:rFonts w:hint="cs"/>
+          <w:cs/>
+        </w:rPr>
+        <w:instrText xml:space="preserve">230306219 </w:instrText>
+      </w:r>
+      <w:r>
+        <w:rPr>
+          <w:rFonts w:hint="cs"/>
+        </w:rPr>
+        <w:instrText>\h</w:instrText>
+      </w:r>
+      <w:r>
+        <w:rPr>
+          <w:cs/>
+        </w:rPr>
+        <w:instrText xml:space="preserve"> </w:instrText>
+      </w:r>
+      <w:r>
+        <w:rPr>
+          <w:cs/>
+        </w:rPr>
+      </w:r>
+      <w:r>
+        <w:rPr>
+          <w:cs/>
+        </w:rPr>
+        <w:fldChar w:fldCharType="separate"/>
+      </w:r>
+      <w:r>
+        <w:rPr>
+          <w:cs/>
+        </w:rPr>
+        <w:t xml:space="preserve">ภาพที่ </w:t>
+      </w:r>
+      <w:r>
+        <w:t>2.</w:t>
+      </w:r>
+      <w:r>
+        <w:rPr>
+          <w:noProof/>
+        </w:rPr>
+        <w:t>3</w:t>
+      </w:r>
+      <w:r>
+        <w:rPr>
+          <w:cs/>
+        </w:rPr>
+        <w:fldChar w:fldCharType="end"/>
+      </w:r>
+      <w:r>
+        <w:rPr>
+          <w:rFonts w:hint="cs"/>
+          <w:cs/>
+        </w:rPr>
+        <w:t xml:space="preserve"> </w:t>
       </w:r>
     </w:p>
     <w:p>
       <w:pPr>
-        <w:ind w:left="567" w:firstLine="567"/>
-      </w:pPr>
-      <w:r>
-        <w:rPr>
-          <w:rFonts w:hint="cs"/>
-          <w:cs/>
-        </w:rPr>
-        <w:t>จากการใช้บาร์</w:t>
-      </w:r>
-      <w:r>
-        <w:rPr>
-          <w:rFonts w:hint="cs"/>
-          <w:cs/>
-        </w:rPr>
-        <w:t>โค้ด</w:t>
-      </w:r>
-      <w:r>
-        <w:rPr>
-          <w:rFonts w:hint="cs"/>
-          <w:cs/>
-        </w:rPr>
-        <w:t xml:space="preserve"> และ คิวอาร์</w:t>
-      </w:r>
-      <w:r>
-        <w:rPr>
-          <w:rFonts w:hint="cs"/>
-          <w:cs/>
-        </w:rPr>
-        <w:t>โค้ด</w:t>
-      </w:r>
-      <w:r>
-        <w:rPr>
-          <w:rFonts w:hint="cs"/>
-          <w:cs/>
-        </w:rPr>
-        <w:t>ในการระบุสินค้า</w:t>
+        <w:jc w:val="center"/>
+      </w:pPr>
+      <w:r>
+        <w:rPr>
+          <w:rFonts w:hint="cs"/>
+          <w:noProof/>
+          <w:lang w:val="th-TH"/>
+        </w:rPr>
+        <w:drawing>
+          <wp:inline distT="0" distB="0" distL="0" distR="0" wp14:anchorId="16E8D491" wp14:editId="670AA3A0">
+            <wp:extent cx="1612900" cy="1581981"/>
+            <wp:effectExtent l="0" t="0" r="6350" b="0"/>
+            <wp:docPr id="14" name="รูปภาพ 14"/>
+            <wp:cNvGraphicFramePr>
+              <a:graphicFrameLocks xmlns:a="http://schemas.openxmlformats.org/drawingml/2006/main" noChangeAspect="1"/>
+            </wp:cNvGraphicFramePr>
+            <a:graphic xmlns:a="http://schemas.openxmlformats.org/drawingml/2006/main">
+              <a:graphicData uri="http://schemas.openxmlformats.org/drawingml/2006/picture">
+                <pic:pic xmlns:pic="http://schemas.openxmlformats.org/drawingml/2006/picture">
+                  <pic:nvPicPr>
+                    <pic:cNvPr id="14" name="IMG_20260520_232545.jpg"/>
+                    <pic:cNvPicPr/>
+                  </pic:nvPicPr>
+                  <pic:blipFill>
+                    <a:blip r:embed="rId10" cstate="print">
+                      <a:extLst>
+                        <a:ext uri="{28A0092B-C50C-407E-A947-70E740481C1C}">
+                          <a14:useLocalDpi xmlns:a14="http://schemas.microsoft.com/office/drawing/2010/main" val="0"/>
+                        </a:ext>
+                      </a:extLst>
+                    </a:blip>
+                    <a:stretch>
+                      <a:fillRect/>
+                    </a:stretch>
+                  </pic:blipFill>
+                  <pic:spPr>
+                    <a:xfrm>
+                      <a:off x="0" y="0"/>
+                      <a:ext cx="1628367" cy="1597152"/>
+                    </a:xfrm>
+                    <a:prstGeom prst="rect">
+                      <a:avLst/>
+                    </a:prstGeom>
+                  </pic:spPr>
+                </pic:pic>
+              </a:graphicData>
+            </a:graphic>
+          </wp:inline>
+        </w:drawing>
       </w:r>
     </w:p>
     <w:p>
       <w:pPr>
-        <w:ind w:left="567"/>
-      </w:pPr>
-      <w:r>
-        <w:rPr>
-          <w:rFonts w:hint="cs"/>
-          <w:cs/>
-        </w:rPr>
-        <w:t>1.5.2</w:t>
-      </w:r>
-      <w:r>
-        <w:rPr>
-          <w:cs/>
-        </w:rPr>
-        <w:tab/>
-      </w:r>
-      <w:r>
-        <w:rPr>
-          <w:rFonts w:hint="cs"/>
-          <w:cs/>
-        </w:rPr>
-        <w:t xml:space="preserve">ได้ศึกษาการเทคโนโลยีในการระบุรหัสสินค้าคงคลังแบบใหม่ที่ใช้กันแพร่หลายเช่น </w:t>
-      </w:r>
+        <w:jc w:val="center"/>
+      </w:pPr>
+      <w:bookmarkStart w:id="30" w:name="_Toc230306868"/>
+      <w:r>
+        <w:rPr>
+          <w:cs/>
+        </w:rPr>
+        <w:t xml:space="preserve">ภาพที่ </w:t>
+      </w:r>
+      <w:r>
+        <w:rPr>
+          <w:rFonts w:hint="cs"/>
+          <w:cs/>
+        </w:rPr>
+        <w:t>2</w:t>
+      </w:r>
+      <w:r>
+        <w:rPr>
+          <w:cs/>
+        </w:rPr>
+        <w:t>.</w:t>
+      </w:r>
+      <w:r>
+        <w:fldChar w:fldCharType="begin"/>
+      </w:r>
+      <w:r>
+        <w:instrText xml:space="preserve"> SEQ </w:instrText>
+      </w:r>
+      <w:r>
+        <w:rPr>
+          <w:cs/>
+        </w:rPr>
+        <w:instrText xml:space="preserve">ภาพที่ </w:instrText>
+      </w:r>
+      <w:r>
+        <w:instrText xml:space="preserve">\* ARABIC \s 1 </w:instrText>
+      </w:r>
+      <w:r>
+        <w:fldChar w:fldCharType="separate"/>
+      </w:r>
+      <w:r>
+        <w:rPr>
+          <w:noProof/>
+        </w:rPr>
+        <w:t>2</w:t>
+      </w:r>
+      <w:r>
+        <w:fldChar w:fldCharType="end"/>
+      </w:r>
+      <w:r>
+        <w:rPr>
+          <w:rFonts w:hint="cs"/>
+          <w:cs/>
+        </w:rPr>
+        <w:t xml:space="preserve"> </w:t>
+      </w:r>
+      <w:r>
+        <w:rPr>
+          <w:rFonts w:hint="cs"/>
+          <w:cs/>
+        </w:rPr>
+        <w:t>อาร์</w:t>
+      </w:r>
+      <w:r>
+        <w:rPr>
+          <w:rFonts w:hint="cs"/>
+          <w:cs/>
+        </w:rPr>
+        <w:t>เอฟไอดีรีด</w:t>
+      </w:r>
+      <w:proofErr w:type="spellStart"/>
+      <w:r>
+        <w:rPr>
+          <w:rFonts w:hint="cs"/>
+          <w:cs/>
+        </w:rPr>
+        <w:t>เดอร์</w:t>
+      </w:r>
+      <w:proofErr w:type="spellEnd"/>
+      <w:r>
+        <w:rPr>
+          <w:rFonts w:hint="cs"/>
+          <w:cs/>
+        </w:rPr>
+        <w:t xml:space="preserve">โมดูล </w:t>
+      </w:r>
+      <w:r>
+        <w:t>FM-505</w:t>
+      </w:r>
+      <w:bookmarkEnd w:id="30"/>
     </w:p>
     <w:p>
       <w:pPr>
-        <w:ind w:left="567" w:firstLine="567"/>
-      </w:pPr>
-      <w:r>
-        <w:rPr>
-          <w:rFonts w:hint="cs"/>
-          <w:cs/>
-        </w:rPr>
-        <w:t>อาร์เอฟไอดี</w:t>
-      </w:r>
-      <w:proofErr w:type="spellStart"/>
-      <w:r>
-        <w:rPr>
-          <w:rFonts w:hint="cs"/>
-          <w:cs/>
-        </w:rPr>
-        <w:t>แท็ก</w:t>
-      </w:r>
-      <w:proofErr w:type="spellEnd"/>
+        <w:jc w:val="center"/>
+      </w:pPr>
+      <w:r>
+        <w:rPr>
+          <w:noProof/>
+        </w:rPr>
+        <w:lastRenderedPageBreak/>
+        <w:drawing>
+          <wp:inline distT="0" distB="0" distL="0" distR="0" wp14:anchorId="64F66B83" wp14:editId="5C84953B">
+            <wp:extent cx="4686935" cy="1987478"/>
+            <wp:effectExtent l="0" t="0" r="0" b="0"/>
+            <wp:docPr id="17" name="รูปภาพ 17"/>
+            <wp:cNvGraphicFramePr>
+              <a:graphicFrameLocks xmlns:a="http://schemas.openxmlformats.org/drawingml/2006/main" noChangeAspect="1"/>
+            </wp:cNvGraphicFramePr>
+            <a:graphic xmlns:a="http://schemas.openxmlformats.org/drawingml/2006/main">
+              <a:graphicData uri="http://schemas.openxmlformats.org/drawingml/2006/picture">
+                <pic:pic xmlns:pic="http://schemas.openxmlformats.org/drawingml/2006/picture">
+                  <pic:nvPicPr>
+                    <pic:cNvPr id="17" name="rfid concept.png"/>
+                    <pic:cNvPicPr/>
+                  </pic:nvPicPr>
+                  <pic:blipFill rotWithShape="1">
+                    <a:blip r:embed="rId11" cstate="print">
+                      <a:extLst>
+                        <a:ext uri="{28A0092B-C50C-407E-A947-70E740481C1C}">
+                          <a14:useLocalDpi xmlns:a14="http://schemas.microsoft.com/office/drawing/2010/main" val="0"/>
+                        </a:ext>
+                      </a:extLst>
+                    </a:blip>
+                    <a:srcRect t="9634" b="14980"/>
+                    <a:stretch/>
+                  </pic:blipFill>
+                  <pic:spPr bwMode="auto">
+                    <a:xfrm>
+                      <a:off x="0" y="0"/>
+                      <a:ext cx="4696262" cy="1991433"/>
+                    </a:xfrm>
+                    <a:prstGeom prst="rect">
+                      <a:avLst/>
+                    </a:prstGeom>
+                    <a:ln>
+                      <a:noFill/>
+                    </a:ln>
+                    <a:extLst>
+                      <a:ext uri="{53640926-AAD7-44D8-BBD7-CCE9431645EC}">
+                        <a14:shadowObscured xmlns:a14="http://schemas.microsoft.com/office/drawing/2010/main"/>
+                      </a:ext>
+                    </a:extLst>
+                  </pic:spPr>
+                </pic:pic>
+              </a:graphicData>
+            </a:graphic>
+          </wp:inline>
+        </w:drawing>
+      </w:r>
     </w:p>
     <w:p>
       <w:pPr>
-        <w:ind w:left="567"/>
-      </w:pPr>
-      <w:r>
-        <w:rPr>
-          <w:rFonts w:hint="cs"/>
-          <w:cs/>
-        </w:rPr>
-        <w:t>1.5.3</w:t>
-      </w:r>
-      <w:r>
-        <w:rPr>
-          <w:cs/>
-        </w:rPr>
-        <w:tab/>
-      </w:r>
-      <w:r>
-        <w:rPr>
-          <w:rFonts w:hint="cs"/>
-          <w:cs/>
-        </w:rPr>
-        <w:t>สามารถนำมาพัฒนากับระบบควบคุมครุภัณฑ์หรือเอกสารของสำนักงานศาลยุติธรรมที่</w:t>
-      </w:r>
-    </w:p>
-    <w:p>
-      <w:pPr>
-        <w:ind w:left="567" w:firstLine="567"/>
-        <w:rPr>
-          <w:cs/>
-        </w:rPr>
-      </w:pPr>
-      <w:r>
-        <w:rPr>
-          <w:rFonts w:hint="cs"/>
-          <w:cs/>
-        </w:rPr>
-        <w:t>ส่วนใหญ่ยังใช้ระบบบาร์</w:t>
-      </w:r>
-      <w:r>
-        <w:rPr>
-          <w:rFonts w:hint="cs"/>
-          <w:cs/>
-        </w:rPr>
-        <w:t>โค้ด</w:t>
-      </w:r>
-      <w:r>
-        <w:rPr>
-          <w:rFonts w:hint="cs"/>
-          <w:cs/>
-        </w:rPr>
-        <w:t>อยู่ได้</w:t>
-      </w:r>
-    </w:p>
-    <w:p>
-      <w:pPr>
-        <w:rPr>
-          <w:cs/>
-        </w:rPr>
-      </w:pPr>
-      <w:r>
-        <w:rPr>
-          <w:cs/>
-        </w:rPr>
-        <w:br w:type="page"/>
-      </w:r>
-    </w:p>
-    <w:p>
-      <w:pPr>
-        <w:pStyle w:val="1"/>
-        <w:rPr>
-          <w:cs/>
-        </w:rPr>
-      </w:pPr>
-      <w:bookmarkStart w:id="30" w:name="_Toc229813081"/>
-      <w:bookmarkStart w:id="31" w:name="_Toc229840653"/>
-      <w:bookmarkStart w:id="32" w:name="_Toc229854084"/>
-      <w:bookmarkStart w:id="33" w:name="_Toc229859120"/>
-      <w:r>
-        <w:rPr>
-          <w:rFonts w:hint="cs"/>
-          <w:cs/>
-        </w:rPr>
-        <w:lastRenderedPageBreak/>
-        <w:t xml:space="preserve">บทที่ </w:t>
+        <w:jc w:val="center"/>
+        <w:rPr>
+          <w:cs/>
+        </w:rPr>
+      </w:pPr>
+      <w:bookmarkStart w:id="31" w:name="_Ref230306213"/>
+      <w:bookmarkStart w:id="32" w:name="_Ref230306219"/>
+      <w:bookmarkStart w:id="33" w:name="_Toc230306869"/>
+      <w:r>
+        <w:rPr>
+          <w:cs/>
+        </w:rPr>
+        <w:t xml:space="preserve">ภาพที่ </w:t>
       </w:r>
       <w:r>
         <w:t>2</w:t>
       </w:r>
-      <w:bookmarkEnd w:id="30"/>
+      <w:r>
+        <w:t>.</w:t>
+      </w:r>
+      <w:r>
+        <w:fldChar w:fldCharType="begin"/>
+      </w:r>
+      <w:r>
+        <w:instrText xml:space="preserve"> SEQ </w:instrText>
+      </w:r>
+      <w:r>
+        <w:rPr>
+          <w:cs/>
+        </w:rPr>
+        <w:instrText xml:space="preserve">ภาพที่ </w:instrText>
+      </w:r>
+      <w:r>
+        <w:instrText xml:space="preserve">\* ARABIC \s 1 </w:instrText>
+      </w:r>
+      <w:r>
+        <w:fldChar w:fldCharType="separate"/>
+      </w:r>
+      <w:r>
+        <w:rPr>
+          <w:noProof/>
+        </w:rPr>
+        <w:t>3</w:t>
+      </w:r>
+      <w:r>
+        <w:fldChar w:fldCharType="end"/>
+      </w:r>
+      <w:bookmarkEnd w:id="32"/>
+      <w:r>
+        <w:t xml:space="preserve"> </w:t>
+      </w:r>
+      <w:r>
+        <w:rPr>
+          <w:rFonts w:hint="cs"/>
+          <w:cs/>
+        </w:rPr>
+        <w:t>แสดงการทำงานของเทคโนโลยีอาร์เอฟไอดี</w:t>
+      </w:r>
       <w:bookmarkEnd w:id="31"/>
-      <w:bookmarkEnd w:id="32"/>
       <w:bookmarkEnd w:id="33"/>
     </w:p>
     <w:p>
       <w:pPr>
-        <w:spacing w:before="240" w:after="360"/>
+        <w:spacing w:before="240"/>
+      </w:pPr>
+      <w:bookmarkStart w:id="34" w:name="_Toc230306889"/>
+      <w:r>
+        <w:rPr>
+          <w:rStyle w:val="20"/>
+          <w:rFonts w:hint="cs"/>
+          <w:cs/>
+        </w:rPr>
+        <w:t xml:space="preserve">2.2 </w:t>
+      </w:r>
+      <w:r>
+        <w:rPr>
+          <w:rStyle w:val="20"/>
+          <w:cs/>
+        </w:rPr>
+        <w:tab/>
+      </w:r>
+      <w:r>
+        <w:rPr>
+          <w:rStyle w:val="20"/>
+          <w:rFonts w:hint="cs"/>
+          <w:cs/>
+        </w:rPr>
+        <w:t>คอมพิวเตอร์บอร์ดเดี่ยว (</w:t>
+      </w:r>
+      <w:r>
+        <w:rPr>
+          <w:rStyle w:val="20"/>
+        </w:rPr>
+        <w:t>Single</w:t>
+      </w:r>
+      <w:r>
+        <w:rPr>
+          <w:rStyle w:val="20"/>
+        </w:rPr>
+        <w:t>-Board Computer)</w:t>
+      </w:r>
+      <w:bookmarkEnd w:id="34"/>
+      <w:r>
+        <w:t xml:space="preserve"> </w:t>
+      </w:r>
+      <w:r>
+        <w:rPr>
+          <w:rFonts w:hint="cs"/>
+          <w:cs/>
+        </w:rPr>
+        <w:t>เป็นคอมพิวเตอร์ขนาดเล็กสำหรับการประมวลผลใช้พลังงานไฟฟ้าในการทำงานน้อยติดต่อสื่อสารกับอุปกรณ์ต่อพ่วงได้หลากหลาย นิยมนำมาประยุกต์กับระบบงานเดิมเพื่อเพิ่มความคล่องตัว</w:t>
+      </w:r>
+    </w:p>
+    <w:p>
+      <w:r>
+        <w:rPr>
+          <w:cs/>
+        </w:rPr>
+        <w:tab/>
+      </w:r>
+      <w:r>
+        <w:rPr>
+          <w:rFonts w:hint="cs"/>
+          <w:cs/>
+        </w:rPr>
+        <w:t xml:space="preserve">ในการค้นคว้าอิสระนี้จะใช้ </w:t>
+      </w:r>
+      <w:r>
+        <w:t xml:space="preserve">Raspberry Pi 5 </w:t>
+      </w:r>
+      <w:r>
+        <w:rPr>
+          <w:rFonts w:hint="cs"/>
+          <w:cs/>
+        </w:rPr>
+        <w:t xml:space="preserve">ซึ่งเป็นคอมพิวเตอร์บอร์ดเดี่ยวที่นิยมใช้กันอย่างแพร่หลายมาทำเป็นชุดควบคุมอาร์เอฟไอดีและทำการประมวลผลแล้วส่งต่อข้อมูลผ่าน </w:t>
+      </w:r>
+      <w:r>
+        <w:t xml:space="preserve">RESTful API </w:t>
+      </w:r>
+      <w:r>
+        <w:rPr>
+          <w:rFonts w:hint="cs"/>
+          <w:cs/>
+        </w:rPr>
+        <w:t>ไปยังคลาวด์เพื่อจัดเก็บข้อมูล</w:t>
+      </w:r>
+    </w:p>
+    <w:p>
+      <w:pPr>
+        <w:spacing w:before="180"/>
         <w:jc w:val="center"/>
+      </w:pPr>
+      <w:r>
+        <w:rPr>
+          <w:rFonts w:hint="cs"/>
+          <w:noProof/>
+          <w:lang w:val="th-TH"/>
+        </w:rPr>
+        <w:drawing>
+          <wp:inline distT="0" distB="0" distL="0" distR="0" wp14:anchorId="523006E1" wp14:editId="79E33A1A">
+            <wp:extent cx="2653507" cy="1568450"/>
+            <wp:effectExtent l="0" t="0" r="0" b="0"/>
+            <wp:docPr id="15" name="รูปภาพ 15"/>
+            <wp:cNvGraphicFramePr>
+              <a:graphicFrameLocks xmlns:a="http://schemas.openxmlformats.org/drawingml/2006/main" noChangeAspect="1"/>
+            </wp:cNvGraphicFramePr>
+            <a:graphic xmlns:a="http://schemas.openxmlformats.org/drawingml/2006/main">
+              <a:graphicData uri="http://schemas.openxmlformats.org/drawingml/2006/picture">
+                <pic:pic xmlns:pic="http://schemas.openxmlformats.org/drawingml/2006/picture">
+                  <pic:nvPicPr>
+                    <pic:cNvPr id="15" name="IMG_20260521_003126.jpg"/>
+                    <pic:cNvPicPr/>
+                  </pic:nvPicPr>
+                  <pic:blipFill>
+                    <a:blip r:embed="rId12" cstate="print">
+                      <a:extLst>
+                        <a:ext uri="{28A0092B-C50C-407E-A947-70E740481C1C}">
+                          <a14:useLocalDpi xmlns:a14="http://schemas.microsoft.com/office/drawing/2010/main" val="0"/>
+                        </a:ext>
+                      </a:extLst>
+                    </a:blip>
+                    <a:stretch>
+                      <a:fillRect/>
+                    </a:stretch>
+                  </pic:blipFill>
+                  <pic:spPr>
+                    <a:xfrm>
+                      <a:off x="0" y="0"/>
+                      <a:ext cx="2664073" cy="1574695"/>
+                    </a:xfrm>
+                    <a:prstGeom prst="rect">
+                      <a:avLst/>
+                    </a:prstGeom>
+                  </pic:spPr>
+                </pic:pic>
+              </a:graphicData>
+            </a:graphic>
+          </wp:inline>
+        </w:drawing>
+      </w:r>
+    </w:p>
+    <w:p>
+      <w:pPr>
+        <w:jc w:val="center"/>
+      </w:pPr>
+      <w:bookmarkStart w:id="35" w:name="_Toc230306870"/>
+      <w:r>
+        <w:rPr>
+          <w:cs/>
+        </w:rPr>
+        <w:t xml:space="preserve">ภาพที่ </w:t>
+      </w:r>
+      <w:r>
+        <w:rPr>
+          <w:rFonts w:hint="cs"/>
+          <w:cs/>
+        </w:rPr>
+        <w:t>2</w:t>
+      </w:r>
+      <w:r>
+        <w:rPr>
+          <w:cs/>
+        </w:rPr>
+        <w:t>.</w:t>
+      </w:r>
+      <w:r>
+        <w:fldChar w:fldCharType="begin"/>
+      </w:r>
+      <w:r>
+        <w:instrText xml:space="preserve"> SEQ </w:instrText>
+      </w:r>
+      <w:r>
+        <w:rPr>
+          <w:cs/>
+        </w:rPr>
+        <w:instrText xml:space="preserve">ภาพที่ </w:instrText>
+      </w:r>
+      <w:r>
+        <w:instrText xml:space="preserve">\* ARABIC \s 1 </w:instrText>
+      </w:r>
+      <w:r>
+        <w:fldChar w:fldCharType="separate"/>
+      </w:r>
+      <w:r>
+        <w:rPr>
+          <w:noProof/>
+        </w:rPr>
+        <w:t>4</w:t>
+      </w:r>
+      <w:r>
+        <w:fldChar w:fldCharType="end"/>
+      </w:r>
+      <w:r>
+        <w:rPr>
+          <w:rFonts w:hint="cs"/>
+          <w:cs/>
+        </w:rPr>
+        <w:t xml:space="preserve"> คอมพิวเตอร์บอร์ดเดี่ยว (</w:t>
+      </w:r>
+      <w:r>
+        <w:t>Raspberry Pi 5)</w:t>
+      </w:r>
+      <w:bookmarkEnd w:id="35"/>
+    </w:p>
+    <w:p>
+      <w:pPr>
+        <w:spacing w:before="180"/>
+      </w:pPr>
+      <w:bookmarkStart w:id="36" w:name="_Toc230306890"/>
+      <w:r>
+        <w:rPr>
+          <w:rStyle w:val="20"/>
+        </w:rPr>
+        <w:t xml:space="preserve">2.3 </w:t>
+      </w:r>
+      <w:r>
+        <w:rPr>
+          <w:rStyle w:val="20"/>
+        </w:rPr>
+        <w:tab/>
+      </w:r>
+      <w:r>
+        <w:rPr>
+          <w:rStyle w:val="20"/>
+          <w:rFonts w:hint="cs"/>
+          <w:cs/>
+        </w:rPr>
+        <w:t>สถาปัตยกรรมการประมวลผลแบบกลุ่มก้อน (</w:t>
+      </w:r>
+      <w:r>
+        <w:rPr>
+          <w:rStyle w:val="20"/>
+        </w:rPr>
+        <w:t>Cloud Computing Architecture)</w:t>
+      </w:r>
+      <w:bookmarkEnd w:id="36"/>
+      <w:r>
+        <w:t xml:space="preserve"> </w:t>
+      </w:r>
+      <w:r>
+        <w:rPr>
+          <w:rFonts w:hint="cs"/>
+          <w:cs/>
+        </w:rPr>
+        <w:t xml:space="preserve">เป็นรูปแบบการให้บริการทรัพยากรคอมพิวเตอร์ผ่านอินเทอร์เน็ต โดยผู้ใช้สามารถจัดการกับทรัพยากรเช่น เซิร์ฟเวอร์ </w:t>
+      </w:r>
+      <w:r>
+        <w:rPr>
+          <w:rFonts w:hint="cs"/>
+          <w:cs/>
+        </w:rPr>
+        <w:t>ฐานข้อมูล ซอฟต์แวร์ ได้ตามต้องการ โดยที่ไม่ต้องดูแลโครงสร้างพื้นฐานเอง ทำให้ลดต้นทุนด้านฮาร์ดแวร์ บุคลากรและค่าไฟฟ้า รองรับการขยายระบบได้รวดเร็ว แ</w:t>
+      </w:r>
+      <w:r>
+        <w:rPr>
+          <w:rFonts w:hint="cs"/>
+          <w:cs/>
+        </w:rPr>
+        <w:t>บ่งรูปแบบออกเป็น 3 แบบดังนี้</w:t>
+      </w:r>
+    </w:p>
+    <w:p>
+      <w:pPr>
+        <w:ind w:left="1134" w:hanging="567"/>
+      </w:pPr>
+      <w:r>
+        <w:t>1)</w:t>
+      </w:r>
+      <w:r>
+        <w:tab/>
+      </w:r>
+      <w:r>
+        <w:t xml:space="preserve">Infrastructure as a Service (IaaS) </w:t>
+      </w:r>
+      <w:r>
+        <w:rPr>
+          <w:rFonts w:hint="cs"/>
+          <w:cs/>
+        </w:rPr>
+        <w:t>ผู้ให้บริการจะจัดเตรียมทรัพยากรทั้งหมดไว้ให้ เช่น เครื่องเสมือน หน่วยประมวลผล หน่วยความจำ พื้นที่จัดเก็บข้อมูล และเครือข่าย ผู้ใช้บริการมีหน้าที่ติดตั้งระบบปฏิบัติการ และแอปพลิเคชันเอง</w:t>
+      </w:r>
+    </w:p>
+    <w:p>
+      <w:pPr>
+        <w:ind w:left="1134" w:hanging="567"/>
+      </w:pPr>
+      <w:r>
+        <w:lastRenderedPageBreak/>
+        <w:t>2)</w:t>
+      </w:r>
+      <w:r>
+        <w:tab/>
+      </w:r>
+      <w:r>
+        <w:t xml:space="preserve">Platform as a Service (PaaS) </w:t>
+      </w:r>
+      <w:r>
+        <w:rPr>
+          <w:rFonts w:hint="cs"/>
+          <w:cs/>
+        </w:rPr>
+        <w:t>ผู้ให้บริการจะ</w:t>
+      </w:r>
+      <w:r>
+        <w:rPr>
+          <w:rFonts w:hint="cs"/>
+          <w:cs/>
+        </w:rPr>
+        <w:t>จัดเตรียมโครงสร้างพื้นฐานและเครื่องมือไว้ให้พร้อมใช้งานผู้ใช้สามารถสร้าง ทดสอบ และปรับใช้แอปพลิเคชันได้โดยไม่ต้องดูแลโครงสร้างพื้นฐานเลย</w:t>
+      </w:r>
+    </w:p>
+    <w:p>
+      <w:pPr>
+        <w:spacing w:after="240"/>
+        <w:ind w:left="1134" w:hanging="567"/>
+      </w:pPr>
+      <w:r>
+        <w:t xml:space="preserve">3) </w:t>
+      </w:r>
+      <w:r>
+        <w:tab/>
+      </w:r>
+      <w:r>
+        <w:t>Software as a Service (SaaS)</w:t>
+      </w:r>
+      <w:r>
+        <w:rPr>
+          <w:rFonts w:hint="cs"/>
+          <w:cs/>
+        </w:rPr>
+        <w:t xml:space="preserve">  เป็นซอฟต์แวร์สำเร็จรูปที่ผู้ให้บริการทำหน้าที่ดูแลทั้งหมดไม่ว่าจะเป็นด้านแอปพลิเคชันและโครงสร้างพื้นฐาน ผู้ใช้งานสามารถใช้งานได้ทันทีไม่ต้องติดตั้งและบำรุงรักษาเอง</w:t>
+      </w:r>
+    </w:p>
+    <w:p>
+      <w:pPr>
+        <w:jc w:val="center"/>
+      </w:pPr>
+      <w:r>
+        <w:rPr>
+          <w:noProof/>
+        </w:rPr>
+        <w:drawing>
+          <wp:inline distT="0" distB="0" distL="0" distR="0" wp14:anchorId="1B1162BF" wp14:editId="4B59E41F">
+            <wp:extent cx="4666187" cy="3213100"/>
+            <wp:effectExtent l="0" t="0" r="1270" b="6350"/>
+            <wp:docPr id="16" name="รูปภาพ 16"/>
+            <wp:cNvGraphicFramePr>
+              <a:graphicFrameLocks xmlns:a="http://schemas.openxmlformats.org/drawingml/2006/main" noChangeAspect="1"/>
+            </wp:cNvGraphicFramePr>
+            <a:graphic xmlns:a="http://schemas.openxmlformats.org/drawingml/2006/main">
+              <a:graphicData uri="http://schemas.openxmlformats.org/drawingml/2006/picture">
+                <pic:pic xmlns:pic="http://schemas.openxmlformats.org/drawingml/2006/picture">
+                  <pic:nvPicPr>
+                    <pic:cNvPr id="16" name="platform.png"/>
+                    <pic:cNvPicPr/>
+                  </pic:nvPicPr>
+                  <pic:blipFill rotWithShape="1">
+                    <a:blip r:embed="rId13" cstate="print">
+                      <a:extLst>
+                        <a:ext uri="{28A0092B-C50C-407E-A947-70E740481C1C}">
+                          <a14:useLocalDpi xmlns:a14="http://schemas.microsoft.com/office/drawing/2010/main" val="0"/>
+                        </a:ext>
+                      </a:extLst>
+                    </a:blip>
+                    <a:srcRect l="9317" r="8994"/>
+                    <a:stretch/>
+                  </pic:blipFill>
+                  <pic:spPr bwMode="auto">
+                    <a:xfrm>
+                      <a:off x="0" y="0"/>
+                      <a:ext cx="4699176" cy="3235816"/>
+                    </a:xfrm>
+                    <a:prstGeom prst="rect">
+                      <a:avLst/>
+                    </a:prstGeom>
+                    <a:ln>
+                      <a:noFill/>
+                    </a:ln>
+                    <a:extLst>
+                      <a:ext uri="{53640926-AAD7-44D8-BBD7-CCE9431645EC}">
+                        <a14:shadowObscured xmlns:a14="http://schemas.microsoft.com/office/drawing/2010/main"/>
+                      </a:ext>
+                    </a:extLst>
+                  </pic:spPr>
+                </pic:pic>
+              </a:graphicData>
+            </a:graphic>
+          </wp:inline>
+        </w:drawing>
+      </w:r>
+    </w:p>
+    <w:p>
+      <w:pPr>
+        <w:jc w:val="center"/>
+        <w:rPr>
+          <w:cs/>
+        </w:rPr>
+      </w:pPr>
+      <w:r>
+        <w:rPr>
+          <w:cs/>
+        </w:rPr>
+        <w:t xml:space="preserve">ภาพที่ </w:t>
+      </w:r>
+      <w:r>
+        <w:t>2</w:t>
+      </w:r>
+      <w:r>
+        <w:t>.</w:t>
+      </w:r>
+      <w:r>
+        <w:t>5</w:t>
+      </w:r>
+      <w:r>
+        <w:t xml:space="preserve"> </w:t>
+      </w:r>
+      <w:r>
+        <w:rPr>
+          <w:rFonts w:hint="cs"/>
+          <w:cs/>
+        </w:rPr>
+        <w:t>แสดง</w:t>
+      </w:r>
+      <w:r>
+        <w:rPr>
+          <w:rFonts w:hint="cs"/>
+          <w:cs/>
+        </w:rPr>
+        <w:t>สถาปัตยกรรม</w:t>
+      </w:r>
+      <w:r>
+        <w:rPr>
+          <w:rFonts w:hint="cs"/>
+          <w:cs/>
+        </w:rPr>
+        <w:t>แบบ</w:t>
+      </w:r>
+      <w:r>
+        <w:rPr>
+          <w:rFonts w:hint="cs"/>
+          <w:cs/>
+        </w:rPr>
+        <w:t>ต่าง ๆที่มีในปัจจุบัน</w:t>
+      </w:r>
+    </w:p>
+    <w:p>
+      <w:pPr>
+        <w:spacing w:before="240"/>
         <w:rPr>
           <w:b/>
           <w:bCs/>
           <w:sz w:val="40"/>
           <w:szCs w:val="40"/>
-          <w:cs/>
-        </w:rPr>
-      </w:pPr>
-      <w:r>
-        <w:rPr>
-          <w:rFonts w:hint="cs"/>
+        </w:rPr>
+      </w:pPr>
+      <w:bookmarkStart w:id="37" w:name="_Toc230306891"/>
+      <w:r>
+        <w:rPr>
+          <w:rStyle w:val="20"/>
+          <w:rFonts w:hint="cs"/>
+          <w:cs/>
+        </w:rPr>
+        <w:t>2.</w:t>
+      </w:r>
+      <w:r>
+        <w:rPr>
+          <w:rStyle w:val="20"/>
+        </w:rPr>
+        <w:t>4</w:t>
+      </w:r>
+      <w:r>
+        <w:rPr>
+          <w:rStyle w:val="20"/>
+          <w:rFonts w:hint="cs"/>
+          <w:cs/>
+        </w:rPr>
+        <w:t xml:space="preserve"> </w:t>
+      </w:r>
+      <w:r>
+        <w:rPr>
+          <w:rStyle w:val="20"/>
+          <w:cs/>
+        </w:rPr>
+        <w:tab/>
+      </w:r>
+      <w:r>
+        <w:rPr>
+          <w:rStyle w:val="20"/>
+          <w:rFonts w:hint="cs"/>
+          <w:cs/>
+        </w:rPr>
+        <w:t>เทคนิคการจับคู่ความสัมพันธ์ตำแหน่งและสินค้าแบบบูรณาการ (</w:t>
+      </w:r>
+      <w:r>
+        <w:rPr>
+          <w:rStyle w:val="20"/>
+        </w:rPr>
+        <w:t>Integrated Location-Item Binding Technique)</w:t>
+      </w:r>
+      <w:bookmarkEnd w:id="37"/>
+      <w:r>
+        <w:t xml:space="preserve"> </w:t>
+      </w:r>
+      <w:r>
+        <w:rPr>
+          <w:rFonts w:hint="cs"/>
+          <w:cs/>
+        </w:rPr>
+        <w:t>ในการบริหารสินค้าคงคลังข้อจำกัดในการปฏิบัติงานล่าช้าไม่ได้เกิดจากความเร็วในการอ่านรหัสสินค้าอย่างเดียว แต่เกิดจากเวลาที่สูญเสียไปในการให้ผู้ใช้เลือกตำแหน่งที่เก็บสินค้าก่อนแล้วถึงจะทำการอ่านรหัสสินค้า งานวิจัยนี้ได้นำเสนอเทคนิคในการบริหารสินค้าคงคลังแบบ การจับคู่ความสัมพันธ์ตำแหน่งและสินค้าแบบบูรณาการ (</w:t>
+      </w:r>
+      <w:r>
+        <w:t>Integrated Location-Item Binding Technique)</w:t>
+      </w:r>
+      <w:r>
+        <w:rPr>
+          <w:rFonts w:hint="cs"/>
+          <w:cs/>
+        </w:rPr>
+        <w:t xml:space="preserve"> โดยจะประยุกต์การใช้อาร์เอฟไอดี</w:t>
+      </w:r>
+      <w:proofErr w:type="spellStart"/>
+      <w:r>
+        <w:rPr>
+          <w:rFonts w:hint="cs"/>
+          <w:cs/>
+        </w:rPr>
+        <w:t>แท็ก</w:t>
+      </w:r>
+      <w:proofErr w:type="spellEnd"/>
+      <w:r>
+        <w:rPr>
+          <w:rFonts w:hint="cs"/>
+          <w:cs/>
+        </w:rPr>
+        <w:t>ทำหน้าที่ 2 บทบาทคือ ระบุตำแหน่งสินค้า และ ระบุตัวสินค้าเอง ด้วยความสามารถของการอ่านแบบกลุ่ม (</w:t>
+      </w:r>
+      <w:r>
+        <w:t>Bulk Reading</w:t>
+      </w:r>
+      <w:r>
+        <w:rPr>
+          <w:rFonts w:hint="cs"/>
+          <w:cs/>
+        </w:rPr>
+        <w:t>) ของเทคโนโลยีอาร์เอฟไอดี เมื่อผู้ใช้ทำการตรวจสินค้าบริเวณชั้นวาง หรือบรรจุภัณฑ์อยู่ คลื่นวิทยุจะครอบคลุมและอ่านข้อมูล</w:t>
+      </w:r>
+      <w:r>
+        <w:rPr>
+          <w:rFonts w:hint="cs"/>
+          <w:cs/>
+        </w:rPr>
+        <w:lastRenderedPageBreak/>
+        <w:t xml:space="preserve">ทั้งรหัสตำแหน่งที่เก็บและรหัสสินค้าทั้งหมดในคราวเดียวกันและทำการส่งข้อมูลที่ได้ผ่าน </w:t>
+      </w:r>
+      <w:r>
+        <w:t xml:space="preserve">RESTful API </w:t>
+      </w:r>
+      <w:r>
+        <w:rPr>
+          <w:rFonts w:hint="cs"/>
+          <w:cs/>
+        </w:rPr>
+        <w:t>ขึ้นสู่คลาวด์ เทคนิคนี้จะช่วยลดระยะเวลาการทำงาน และยังได้ความแม่นยำขึ้นอีกด้วย</w:t>
+      </w:r>
+    </w:p>
+    <w:p>
+      <w:pPr>
+        <w:jc w:val="center"/>
+        <w:rPr>
           <w:b/>
           <w:bCs/>
           <w:sz w:val="40"/>
           <w:szCs w:val="40"/>
-          <w:cs/>
-        </w:rPr>
-        <w:t>แนวคิด ทฤษฎี และงานวิจัยที่เกี่ยวข้อง</w:t>
+        </w:rPr>
+      </w:pPr>
+      <w:r>
+        <w:rPr>
+          <w:b/>
+          <w:bCs/>
+          <w:noProof/>
+          <w:sz w:val="40"/>
+          <w:szCs w:val="40"/>
+        </w:rPr>
+        <w:drawing>
+          <wp:inline distT="0" distB="0" distL="0" distR="0" wp14:anchorId="15101F4B" wp14:editId="47943F36">
+            <wp:extent cx="4057650" cy="2802255"/>
+            <wp:effectExtent l="0" t="0" r="0" b="0"/>
+            <wp:docPr id="18" name="รูปภาพ 18"/>
+            <wp:cNvGraphicFramePr>
+              <a:graphicFrameLocks xmlns:a="http://schemas.openxmlformats.org/drawingml/2006/main" noChangeAspect="1"/>
+            </wp:cNvGraphicFramePr>
+            <a:graphic xmlns:a="http://schemas.openxmlformats.org/drawingml/2006/main">
+              <a:graphicData uri="http://schemas.openxmlformats.org/drawingml/2006/picture">
+                <pic:pic xmlns:pic="http://schemas.openxmlformats.org/drawingml/2006/picture">
+                  <pic:nvPicPr>
+                    <pic:cNvPr id="18" name="เทคนิคจับคู่.png"/>
+                    <pic:cNvPicPr/>
+                  </pic:nvPicPr>
+                  <pic:blipFill rotWithShape="1">
+                    <a:blip r:embed="rId14" cstate="print">
+                      <a:extLst>
+                        <a:ext uri="{28A0092B-C50C-407E-A947-70E740481C1C}">
+                          <a14:useLocalDpi xmlns:a14="http://schemas.microsoft.com/office/drawing/2010/main" val="0"/>
+                        </a:ext>
+                      </a:extLst>
+                    </a:blip>
+                    <a:srcRect l="11996" t="6482" r="12855" b="1254"/>
+                    <a:stretch/>
+                  </pic:blipFill>
+                  <pic:spPr bwMode="auto">
+                    <a:xfrm>
+                      <a:off x="0" y="0"/>
+                      <a:ext cx="4057650" cy="2802255"/>
+                    </a:xfrm>
+                    <a:prstGeom prst="rect">
+                      <a:avLst/>
+                    </a:prstGeom>
+                    <a:ln>
+                      <a:noFill/>
+                    </a:ln>
+                    <a:extLst>
+                      <a:ext uri="{53640926-AAD7-44D8-BBD7-CCE9431645EC}">
+                        <a14:shadowObscured xmlns:a14="http://schemas.microsoft.com/office/drawing/2010/main"/>
+                      </a:ext>
+                    </a:extLst>
+                  </pic:spPr>
+                </pic:pic>
+              </a:graphicData>
+            </a:graphic>
+          </wp:inline>
+        </w:drawing>
       </w:r>
     </w:p>
     <w:p>
       <w:pPr>
-        <w:ind w:firstLine="567"/>
-      </w:pPr>
-      <w:bookmarkStart w:id="34" w:name="_Hlk225842605"/>
-      <w:r>
-        <w:rPr>
-          <w:cs/>
-        </w:rPr>
-        <w:t>การประยุกต์ใช้เทคโนโลยี</w:t>
-      </w:r>
-      <w:r>
-        <w:rPr>
-          <w:rFonts w:hint="cs"/>
-          <w:cs/>
-        </w:rPr>
-        <w:t>อาร์เอฟไอดี</w:t>
+        <w:jc w:val="center"/>
+        <w:rPr>
+          <w:rFonts w:hint="cs"/>
+          <w:cs/>
+        </w:rPr>
+      </w:pPr>
+      <w:r>
+        <w:rPr>
+          <w:cs/>
+        </w:rPr>
+        <w:t xml:space="preserve">ภาพที่ </w:t>
+      </w:r>
+      <w:r>
+        <w:t>2</w:t>
+      </w:r>
+      <w:r>
+        <w:t>.</w:t>
+      </w:r>
+      <w:r>
+        <w:t>6</w:t>
       </w:r>
       <w:r>
         <w:t xml:space="preserve"> </w:t>
       </w:r>
       <w:r>
         <w:rPr>
-          <w:cs/>
-        </w:rPr>
-        <w:t>และระบบคลาวด์เพื่อเพิ่มประสิทธิภาพในการบริหารจัดการสินค้าคงคลัง</w:t>
-      </w:r>
-      <w:r>
-        <w:rPr>
-          <w:rFonts w:hint="cs"/>
-          <w:cs/>
-        </w:rPr>
-        <w:t xml:space="preserve"> </w:t>
-      </w:r>
-      <w:r>
-        <w:rPr>
-          <w:cs/>
-        </w:rPr>
-        <w:t>จากการศึกษางานวิจัยที่เกี่ยวข้องกับการนำเทคโนโลยีสมัยใหม่มาแก้ไขปัญหาในระบบบริหารจัดการแบบดั้งเดิม พบว่าการเปลี่ยนผ่านจากระบบบาร์โค้ด หรือคิวอาร์โค้ด มาเป็นการใช้เทคโนโลยีการระบุข้อมูลด้วยคลื่นวิทยุ หรือ อาร์เอฟไอดี ส่งผลให้</w:t>
-      </w:r>
-      <w:r>
-        <w:rPr>
-          <w:rFonts w:hint="cs"/>
-          <w:cs/>
-        </w:rPr>
-        <w:t>มีความ</w:t>
-      </w:r>
-      <w:r>
-        <w:rPr>
-          <w:cs/>
-        </w:rPr>
-        <w:t>รวดเร็วและแม่นยำสูงขึ้น ในด้านการจัดการทรัพยากร</w:t>
-      </w:r>
-      <w:r>
-        <w:rPr>
-          <w:rFonts w:hint="cs"/>
-          <w:cs/>
-        </w:rPr>
-        <w:t xml:space="preserve"> </w:t>
-      </w:r>
-      <w:r>
-        <w:rPr>
-          <w:cs/>
-        </w:rPr>
-        <w:t>อาร์เอฟไอดี ถูกนำมาใช้เพื่อเพิ่มประสิทธิภาพในการตรวจสอบและนับจำนวนสิ่งของ เช่น ในระบบจัดการห้องสมุดอัจฉริยะที่ช่วยลดภาระงานและระยะเวลาในการ</w:t>
-      </w:r>
-      <w:r>
-        <w:rPr>
-          <w:rFonts w:hint="cs"/>
-          <w:cs/>
-        </w:rPr>
-        <w:t>ตรวจสอบ</w:t>
-      </w:r>
-      <w:r>
-        <w:rPr>
-          <w:cs/>
-        </w:rPr>
-        <w:t xml:space="preserve">หนังสือ </w:t>
-      </w:r>
-      <w:sdt>
-        <w:sdtPr>
-          <w:rPr>
-            <w:cs/>
-          </w:rPr>
-          <w:id w:val="1927306208"/>
-          <w:citation/>
-        </w:sdtPr>
-        <w:sdtContent>
-          <w:r>
-            <w:rPr>
-              <w:cs/>
-            </w:rPr>
-            <w:fldChar w:fldCharType="begin"/>
-          </w:r>
-          <w:r>
-            <w:rPr>
-              <w:cs/>
-            </w:rPr>
-            <w:instrText xml:space="preserve"> </w:instrText>
-          </w:r>
-          <w:r>
-            <w:rPr>
-              <w:rFonts w:hint="cs"/>
-            </w:rPr>
-            <w:instrText xml:space="preserve">CITATION RNe \l </w:instrText>
-          </w:r>
-          <w:r>
-            <w:rPr>
-              <w:rFonts w:hint="cs"/>
-              <w:cs/>
-            </w:rPr>
-            <w:instrText>1054</w:instrText>
-          </w:r>
-          <w:r>
-            <w:rPr>
-              <w:cs/>
-            </w:rPr>
-            <w:instrText xml:space="preserve"> </w:instrText>
-          </w:r>
-          <w:r>
-            <w:rPr>
-              <w:cs/>
-            </w:rPr>
-            <w:fldChar w:fldCharType="separate"/>
-          </w:r>
-          <w:r>
-            <w:rPr>
-              <w:noProof/>
-              <w:cs/>
-            </w:rPr>
-            <w:t>[</w:t>
-          </w:r>
-          <w:r>
-            <w:rPr>
-              <w:noProof/>
-            </w:rPr>
-            <w:t>1</w:t>
-          </w:r>
-          <w:r>
-            <w:rPr>
-              <w:noProof/>
-              <w:cs/>
-            </w:rPr>
-            <w:t>]</w:t>
-          </w:r>
-          <w:r>
-            <w:rPr>
-              <w:cs/>
-            </w:rPr>
-            <w:fldChar w:fldCharType="end"/>
-          </w:r>
-        </w:sdtContent>
-      </w:sdt>
-      <w:r>
-        <w:t xml:space="preserve"> </w:t>
-      </w:r>
-      <w:r>
-        <w:rPr>
-          <w:cs/>
-        </w:rPr>
-        <w:t>รวมถึงการพัฒนาระบบคิดเงินอัตโนมัติในร้านค้า โดยการทำงานร่วมกับเทคโนโลยีคลาวด์ (</w:t>
-      </w:r>
-      <w:r>
-        <w:t xml:space="preserve">Cloud Technology) </w:t>
-      </w:r>
-      <w:r>
-        <w:rPr>
-          <w:cs/>
-        </w:rPr>
-        <w:t>เพื่อคำนวณราคาสินค้าทันทีเมื่อนำ</w:t>
-      </w:r>
-      <w:r>
-        <w:rPr>
-          <w:rFonts w:hint="cs"/>
-          <w:cs/>
-        </w:rPr>
-        <w:t>สินค้า</w:t>
-      </w:r>
-      <w:r>
-        <w:rPr>
-          <w:cs/>
-        </w:rPr>
-        <w:t xml:space="preserve">เข้าสู่รถเข็น ซึ่งเป็นการสร้างประสบการณ์ที่ดีและมอบความสะดวกสบายให้แก่ผู้รับบริการและผู้ให้บริการไปพร้อมกัน </w:t>
-      </w:r>
-      <w:sdt>
-        <w:sdtPr>
-          <w:rPr>
-            <w:cs/>
-          </w:rPr>
-          <w:id w:val="1558054661"/>
-          <w:citation/>
-        </w:sdtPr>
-        <w:sdtContent>
-          <w:r>
-            <w:rPr>
-              <w:cs/>
-            </w:rPr>
-            <w:fldChar w:fldCharType="begin"/>
-          </w:r>
-          <w:r>
-            <w:instrText xml:space="preserve"> CITATION DSi19 \l 1033 </w:instrText>
-          </w:r>
-          <w:r>
-            <w:rPr>
-              <w:cs/>
-            </w:rPr>
-            <w:fldChar w:fldCharType="separate"/>
-          </w:r>
-          <w:r>
-            <w:rPr>
-              <w:noProof/>
-              <w:cs/>
-            </w:rPr>
-            <w:t>[</w:t>
-          </w:r>
-          <w:r>
-            <w:rPr>
-              <w:noProof/>
-            </w:rPr>
-            <w:t>2</w:t>
-          </w:r>
-          <w:r>
-            <w:rPr>
-              <w:noProof/>
-              <w:cs/>
-            </w:rPr>
-            <w:t>]</w:t>
-          </w:r>
-          <w:r>
-            <w:rPr>
-              <w:cs/>
-            </w:rPr>
-            <w:fldChar w:fldCharType="end"/>
-          </w:r>
-        </w:sdtContent>
-      </w:sdt>
-      <w:r>
-        <w:t xml:space="preserve"> </w:t>
-      </w:r>
-      <w:r>
-        <w:rPr>
-          <w:cs/>
-        </w:rPr>
-        <w:t xml:space="preserve">นอกจากนี้ </w:t>
-      </w:r>
-      <w:r>
-        <w:rPr>
-          <w:rFonts w:hint="cs"/>
-          <w:cs/>
-        </w:rPr>
-        <w:t>ยังมีการนำ</w:t>
-      </w:r>
-      <w:r>
-        <w:rPr>
-          <w:cs/>
-        </w:rPr>
-        <w:t xml:space="preserve"> อาร์เอฟไอดี</w:t>
-      </w:r>
-      <w:r>
-        <w:t xml:space="preserve"> </w:t>
-      </w:r>
-      <w:r>
-        <w:rPr>
-          <w:rFonts w:hint="cs"/>
-          <w:cs/>
-        </w:rPr>
-        <w:t>มาใช้ในการ</w:t>
-      </w:r>
-      <w:r>
-        <w:rPr>
-          <w:cs/>
-        </w:rPr>
-        <w:t>ระบุตำแหน่งสินทรัพย์ภายในองค์กรที่มีความซับซ้อน เช่น ศูนย์สุขภาพ (</w:t>
-      </w:r>
-      <w:r>
-        <w:t xml:space="preserve">LoCATE) </w:t>
-      </w:r>
-      <w:r>
-        <w:rPr>
-          <w:cs/>
-        </w:rPr>
-        <w:t>ซ</w:t>
-      </w:r>
-      <w:r>
-        <w:rPr>
-          <w:rFonts w:hint="cs"/>
-          <w:cs/>
-        </w:rPr>
-        <w:t>ึ่</w:t>
-      </w:r>
-      <w:r>
-        <w:rPr>
-          <w:cs/>
-        </w:rPr>
-        <w:t>งช่วยให้ผู้บริหารจัดการสามารถทราบตำแหน่งปัจจุบันของอุปกรณ์สำคัญได้แบบเรียลไทม์ ข้อมูลที่ถูกรวบรวมไว้บนระบบคลาวด</w:t>
-      </w:r>
-      <w:r>
-        <w:rPr>
-          <w:rFonts w:hint="cs"/>
-          <w:cs/>
-        </w:rPr>
-        <w:t>์</w:t>
-      </w:r>
-      <w:r>
-        <w:rPr>
-          <w:cs/>
-        </w:rPr>
-        <w:t xml:space="preserve">ทุกแผนกภายในองค์กรสามารถเข้าถึงและใช้ข้อมูลร่วมกันได้อย่างมีประสิทธิภาพ </w:t>
-      </w:r>
-      <w:sdt>
-        <w:sdtPr>
-          <w:rPr>
-            <w:cs/>
-          </w:rPr>
-          <w:id w:val="-466126096"/>
-          <w:citation/>
-        </w:sdtPr>
-        <w:sdtContent>
-          <w:r>
-            <w:rPr>
-              <w:cs/>
-            </w:rPr>
-            <w:fldChar w:fldCharType="begin"/>
-          </w:r>
-          <w:r>
-            <w:instrText xml:space="preserve"> CITATION TDM \l 1033 </w:instrText>
-          </w:r>
-          <w:r>
-            <w:rPr>
-              <w:cs/>
-            </w:rPr>
-            <w:fldChar w:fldCharType="separate"/>
-          </w:r>
-          <w:r>
-            <w:rPr>
-              <w:noProof/>
-              <w:cs/>
-            </w:rPr>
-            <w:t>[</w:t>
-          </w:r>
-          <w:r>
-            <w:rPr>
-              <w:noProof/>
-            </w:rPr>
-            <w:t>3</w:t>
-          </w:r>
-          <w:r>
-            <w:rPr>
-              <w:noProof/>
-              <w:cs/>
-            </w:rPr>
-            <w:t>]</w:t>
-          </w:r>
-          <w:r>
-            <w:rPr>
-              <w:cs/>
-            </w:rPr>
-            <w:fldChar w:fldCharType="end"/>
-          </w:r>
-        </w:sdtContent>
-      </w:sdt>
-      <w:r>
-        <w:t xml:space="preserve"> </w:t>
-      </w:r>
-      <w:r>
-        <w:rPr>
-          <w:cs/>
-        </w:rPr>
-        <w:t xml:space="preserve">หลักการและแนวทางจากการศึกษาวิจัยเหล่านี้ แสดงให้เห็นถึงศักยภาพของการรวมเทคโนโลยี </w:t>
-      </w:r>
-      <w:r>
-        <w:rPr>
-          <w:rFonts w:hint="cs"/>
-          <w:cs/>
-        </w:rPr>
-        <w:t>อาร์เอฟไอดี</w:t>
-      </w:r>
-      <w:r>
-        <w:t xml:space="preserve"> IoT </w:t>
-      </w:r>
-      <w:r>
-        <w:rPr>
-          <w:cs/>
-        </w:rPr>
-        <w:t xml:space="preserve">และ </w:t>
-      </w:r>
-      <w:r>
-        <w:t xml:space="preserve">Cloud Computing </w:t>
-      </w:r>
-      <w:r>
-        <w:rPr>
-          <w:cs/>
-        </w:rPr>
-        <w:t>เข้าด้วยกัน ซึ่งจะเป็นรากฐานสำคัญในการพัฒนาระบบอัตโนมัติที่ช่วยลดการใช้แรงงาน เพิ่มความแม่นยำของข้อม</w:t>
-      </w:r>
-      <w:r>
-        <w:rPr>
-          <w:rFonts w:hint="cs"/>
-          <w:cs/>
-        </w:rPr>
-        <w:t>ูล</w:t>
-      </w:r>
-      <w:r>
-        <w:rPr>
-          <w:cs/>
-        </w:rPr>
-        <w:t xml:space="preserve"> และยกระดับมาตรฐานการให้บริการในโครงการลำดับต่อไป</w:t>
+          <w:rFonts w:hint="cs"/>
+          <w:cs/>
+        </w:rPr>
+        <w:t>แสดงตัวอย่างการจัดสินค้าและการกำหนดรหัส</w:t>
       </w:r>
     </w:p>
     <w:p>
       <w:pPr>
-        <w:ind w:firstLine="567"/>
-      </w:pPr>
-      <w:r>
-        <w:rPr>
-          <w:cs/>
-        </w:rPr>
-        <w:t>ในการพัฒนาระบบบริหารจัดการคลังสินค้าครั้งนี้ ได้เลือกใช้อาร์เอฟไอดี</w:t>
-      </w:r>
-      <w:proofErr w:type="spellStart"/>
-      <w:r>
-        <w:rPr>
-          <w:cs/>
-        </w:rPr>
-        <w:t>แท็ก</w:t>
-      </w:r>
-      <w:proofErr w:type="spellEnd"/>
-      <w:r>
-        <w:rPr>
-          <w:rFonts w:hint="cs"/>
-          <w:cs/>
-        </w:rPr>
-        <w:t xml:space="preserve"> </w:t>
-      </w:r>
-      <w:r>
-        <w:rPr>
-          <w:cs/>
-        </w:rPr>
-        <w:t>ย่านความถี่สูงพิเศษ (</w:t>
-      </w:r>
-      <w:r>
-        <w:t xml:space="preserve">UHF) </w:t>
-      </w:r>
-      <w:r>
-        <w:rPr>
-          <w:cs/>
-        </w:rPr>
-        <w:t xml:space="preserve">เป็นการระบุตัวสินค้าแทนระบบบาร์โค้ดเดิม โดยอาศัยการทำงานร่วมกันของ </w:t>
-      </w:r>
-      <w:r>
-        <w:t>RFID Module Fonkan FM-</w:t>
-      </w:r>
-      <w:r>
-        <w:rPr>
-          <w:cs/>
-        </w:rPr>
-        <w:t>505</w:t>
-      </w:r>
-      <w:r>
-        <w:rPr>
-          <w:rFonts w:hint="cs"/>
-          <w:cs/>
-        </w:rPr>
-        <w:t xml:space="preserve"> </w:t>
-      </w:r>
-      <w:r>
-        <w:rPr>
-          <w:cs/>
-        </w:rPr>
-        <w:t>และ อาร์เอฟไอดี</w:t>
-      </w:r>
-      <w:proofErr w:type="spellStart"/>
-      <w:r>
-        <w:rPr>
-          <w:cs/>
-        </w:rPr>
-        <w:t>แท็ก</w:t>
-      </w:r>
-      <w:proofErr w:type="spellEnd"/>
-      <w:r>
-        <w:rPr>
-          <w:rFonts w:hint="cs"/>
-          <w:cs/>
-        </w:rPr>
-        <w:t xml:space="preserve"> </w:t>
-      </w:r>
-      <w:r>
-        <w:rPr>
-          <w:cs/>
-        </w:rPr>
-        <w:t xml:space="preserve">แบบ </w:t>
-      </w:r>
-      <w:r>
-        <w:t xml:space="preserve">Passive Sticker (Alien </w:t>
-      </w:r>
-      <w:r>
-        <w:rPr>
-          <w:cs/>
-        </w:rPr>
-        <w:t>9662</w:t>
-      </w:r>
-      <w:r>
-        <w:t xml:space="preserve"> U</w:t>
-      </w:r>
-      <w:r>
-        <w:rPr>
-          <w:cs/>
-        </w:rPr>
-        <w:t>8) ที่มีความทนทานและบันทึกข้อมูลได้ยาวนาน เมื่อโมดูลส่งสัญญาณวิทยุออกไป อาร์เอฟไอดี</w:t>
-      </w:r>
-      <w:proofErr w:type="spellStart"/>
-      <w:r>
-        <w:rPr>
-          <w:cs/>
-        </w:rPr>
-        <w:t>แท็ก</w:t>
-      </w:r>
-      <w:proofErr w:type="spellEnd"/>
-      <w:r>
-        <w:rPr>
-          <w:rFonts w:hint="cs"/>
-          <w:cs/>
-        </w:rPr>
-        <w:t xml:space="preserve"> </w:t>
-      </w:r>
-      <w:r>
-        <w:rPr>
-          <w:cs/>
-        </w:rPr>
-        <w:t xml:space="preserve">จะตอบสนองด้วยรหัสประจำตัวที่ไม่ซ้ำกันกลับมา ข้อมูลดังกล่าวจะถูกส่งต่อผ่านโปรโตคอล </w:t>
-      </w:r>
-      <w:r>
-        <w:t xml:space="preserve">UART (Universal Asynchronous Receiver/Transmitter) </w:t>
-      </w:r>
-      <w:r>
-        <w:rPr>
-          <w:cs/>
-        </w:rPr>
-        <w:t xml:space="preserve">เข้าสู่ </w:t>
-      </w:r>
-      <w:r>
-        <w:t xml:space="preserve">Raspberry Pi </w:t>
-      </w:r>
-      <w:r>
-        <w:rPr>
-          <w:cs/>
-        </w:rPr>
-        <w:t>5 ซึ่งทำหน้าที่เป็นหน่วยประมวลผลหลักของ</w:t>
-      </w:r>
-      <w:r>
-        <w:rPr>
-          <w:rFonts w:hint="cs"/>
-          <w:cs/>
-        </w:rPr>
-        <w:t xml:space="preserve"> </w:t>
-      </w:r>
-      <w:sdt>
-        <w:sdtPr>
-          <w:rPr>
-            <w:rFonts w:hint="cs"/>
-            <w:cs/>
-          </w:rPr>
-          <w:id w:val="-1325045323"/>
-          <w:citation/>
-        </w:sdtPr>
-        <w:sdtContent>
-          <w:r>
-            <w:rPr>
-              <w:cs/>
-            </w:rPr>
-            <w:fldChar w:fldCharType="begin"/>
-          </w:r>
-          <w:r>
-            <w:rPr>
-              <w:cs/>
-            </w:rPr>
-            <w:instrText xml:space="preserve"> </w:instrText>
-          </w:r>
-          <w:r>
-            <w:rPr>
-              <w:rFonts w:hint="cs"/>
-            </w:rPr>
-            <w:instrText>CITATION Jam</w:instrText>
-          </w:r>
-          <w:r>
-            <w:rPr>
-              <w:rFonts w:hint="cs"/>
-              <w:cs/>
-            </w:rPr>
-            <w:instrText xml:space="preserve">20 </w:instrText>
-          </w:r>
-          <w:r>
-            <w:rPr>
-              <w:rFonts w:hint="cs"/>
-            </w:rPr>
-            <w:instrText xml:space="preserve">\l </w:instrText>
-          </w:r>
-          <w:r>
-            <w:rPr>
-              <w:rFonts w:hint="cs"/>
-              <w:cs/>
-            </w:rPr>
-            <w:instrText>1054</w:instrText>
-          </w:r>
-          <w:r>
-            <w:rPr>
-              <w:cs/>
-            </w:rPr>
-            <w:instrText xml:space="preserve"> </w:instrText>
-          </w:r>
-          <w:r>
-            <w:rPr>
-              <w:cs/>
-            </w:rPr>
-            <w:fldChar w:fldCharType="separate"/>
-          </w:r>
-          <w:r>
-            <w:rPr>
-              <w:noProof/>
-              <w:cs/>
-            </w:rPr>
-            <w:t>[</w:t>
-          </w:r>
-          <w:r>
-            <w:rPr>
-              <w:noProof/>
-            </w:rPr>
-            <w:t>4</w:t>
-          </w:r>
-          <w:r>
-            <w:rPr>
-              <w:noProof/>
-              <w:cs/>
-            </w:rPr>
-            <w:t>]</w:t>
-          </w:r>
-          <w:r>
-            <w:rPr>
-              <w:cs/>
-            </w:rPr>
-            <w:fldChar w:fldCharType="end"/>
-          </w:r>
-        </w:sdtContent>
-      </w:sdt>
+        <w:pStyle w:val="2"/>
+      </w:pPr>
+      <w:bookmarkStart w:id="38" w:name="_Toc230306892"/>
+      <w:r>
+        <w:t xml:space="preserve">2.5 </w:t>
+      </w:r>
+      <w:r>
+        <w:rPr>
+          <w:cs/>
+        </w:rPr>
+        <w:tab/>
+      </w:r>
+      <w:r>
+        <w:rPr>
+          <w:rFonts w:hint="cs"/>
+          <w:cs/>
+        </w:rPr>
+        <w:t>งานวิจัยที่เกี่ยวข้อง</w:t>
+      </w:r>
+      <w:bookmarkEnd w:id="38"/>
     </w:p>
     <w:p>
-      <w:pPr>
-        <w:ind w:firstLine="567"/>
-      </w:pPr>
-      <w:r>
-        <w:rPr>
-          <w:cs/>
-        </w:rPr>
-        <w:t>ในส่วนของซอฟต์แวร์และโครงสร้างพื้นฐาน ระบบถูก</w:t>
-      </w:r>
-      <w:r>
-        <w:rPr>
-          <w:rFonts w:hint="cs"/>
-          <w:cs/>
-        </w:rPr>
-        <w:t>พัฒนาด้วย</w:t>
-      </w:r>
-      <w:r>
-        <w:rPr>
-          <w:cs/>
-        </w:rPr>
-        <w:t>ภาษา</w:t>
+      <w:r>
+        <w:rPr>
+          <w:cs/>
+        </w:rPr>
+        <w:tab/>
+      </w:r>
+      <w:r>
+        <w:rPr>
+          <w:rFonts w:hint="cs"/>
+          <w:cs/>
+        </w:rPr>
+        <w:t>การค้นคว้าแบบอิสระนี้เป็นการพัฒนาต้นแบบของระบบบริหารสินค้าคงคลังจากเดิมที่ใช้ระบบบาร์โค้ดเป็นอารเอฟไอดีรวมทั้งการเปลี่ยนโครงสร้างการจัดเก็บข้อมูลโดยใช้เทคโนโลยีคลาวด์เป็นหลัก งานวิจัยที่เกี่ยวข้องจึงเป็นตัวอย่างการนำทั้งสองเทค</w:t>
+      </w:r>
+      <w:r>
+        <w:rPr>
+          <w:rFonts w:hint="cs"/>
+          <w:cs/>
+        </w:rPr>
+        <w:t>โน</w:t>
+      </w:r>
+      <w:r>
+        <w:rPr>
+          <w:rFonts w:hint="cs"/>
+          <w:cs/>
+        </w:rPr>
+        <w:t>โลยีนี้มาประยุกต์เพื่อเพิ่มประสิทธิภาพ</w:t>
+      </w:r>
+      <w:r>
+        <w:rPr>
+          <w:rFonts w:hint="cs"/>
+          <w:cs/>
+        </w:rPr>
+        <w:t>จากระบบเดิมที่ทำอยู่</w:t>
+      </w:r>
+    </w:p>
+    <w:p>
+      <w:r>
+        <w:tab/>
+      </w:r>
+      <w:r>
+        <w:t xml:space="preserve">Intelligent RFID Based Library Management System </w:t>
+      </w:r>
+      <w:r>
+        <w:rPr>
+          <w:rFonts w:hint="cs"/>
+          <w:cs/>
+        </w:rPr>
+        <w:t xml:space="preserve">เป็นงานที่พัฒนาระบบจัดการห้องสมุดโดยใช้อาร์เอฟไอดีร่วมกับ </w:t>
+      </w:r>
+      <w:r>
+        <w:t xml:space="preserve">Raspberry Pi </w:t>
+      </w:r>
+      <w:r>
+        <w:rPr>
+          <w:rFonts w:hint="cs"/>
+          <w:cs/>
+        </w:rPr>
+        <w:t>เพื่อจัดการงานของห้องสมุด เช่น ยืม คืน ค้นหาหนังสือ คำนวณค่าปรับ สิ่งที่ได้จากระบบคือการลดข้อผิดพลาดจากการทำงานของมนุษย์ ป้องกันการสูญหายของหนังสือและเพิ่มความสามารถในการวิเคราะห์หนังสือที่มีการใช้มากหรือน้อยเพื่อตัดสินใจจัดเก็บหรือทำลายทิ้ง</w:t>
+      </w:r>
+      <w:r>
+        <w:rPr>
+          <w:cs/>
+        </w:rPr>
+        <w:t xml:space="preserve"> </w:t>
+      </w:r>
+      <w:r>
+        <w:rPr>
+          <w:noProof/>
+          <w:cs/>
+        </w:rPr>
+        <w:t>[</w:t>
+      </w:r>
+      <w:r>
+        <w:rPr>
+          <w:rFonts w:hint="cs"/>
+          <w:noProof/>
+          <w:cs/>
+        </w:rPr>
+        <w:t>1</w:t>
+      </w:r>
+      <w:r>
+        <w:rPr>
+          <w:noProof/>
+          <w:cs/>
+        </w:rPr>
+        <w:t>]</w:t>
+      </w:r>
+    </w:p>
+    <w:p>
+      <w:r>
+        <w:rPr>
+          <w:cs/>
+        </w:rPr>
+        <w:tab/>
+      </w:r>
+      <w:r>
+        <w:t xml:space="preserve">Automated Billing System using RFID and Cloud </w:t>
+      </w:r>
+      <w:r>
+        <w:rPr>
+          <w:rFonts w:hint="cs"/>
+          <w:cs/>
+        </w:rPr>
+        <w:t>เป็นระบบคิดเงินสำหรับรถขนโดยใช้เครื่องอ่านอาร์เอฟไอดีและเซนเซอร์อินฟราเรด(</w:t>
+      </w:r>
+      <w:r>
+        <w:t>IR</w:t>
+      </w:r>
+      <w:r>
+        <w:rPr>
+          <w:rFonts w:hint="cs"/>
+          <w:cs/>
+        </w:rPr>
+        <w:t xml:space="preserve">) ติดตั้งที่รถเข็นเพื่อตรวจสอบสินค้าที่ใส่ลงไป ควบคุมระบบด้วย </w:t>
+      </w:r>
+      <w:r>
+        <w:t xml:space="preserve">Raspberry Pi </w:t>
+      </w:r>
+      <w:r>
+        <w:rPr>
+          <w:rFonts w:hint="cs"/>
+          <w:cs/>
+        </w:rPr>
+        <w:t xml:space="preserve">และส่งข้อมูลไปจัดเก็บไว้ที่ </w:t>
+      </w:r>
+      <w:r>
+        <w:t xml:space="preserve">AWS </w:t>
+      </w:r>
+      <w:r>
+        <w:rPr>
+          <w:rFonts w:hint="cs"/>
+          <w:cs/>
+        </w:rPr>
+        <w:t xml:space="preserve">ซึ่งเป็นบริการคลาวด์ของ </w:t>
+      </w:r>
+      <w:r>
+        <w:t xml:space="preserve">Amazon </w:t>
+      </w:r>
+      <w:r>
+        <w:rPr>
+          <w:rFonts w:hint="cs"/>
+          <w:cs/>
+        </w:rPr>
+        <w:t>สิ่งที่ได้จากระบบนี้คือช่วยลดเวลาการต่อคิวเพื่อชำระสินค้า ลดข้อผิดพลาดในการคิดเงินจากพนักงาน และลูกค้าที่ใช้งานจะได้รับ</w:t>
+      </w:r>
+      <w:r>
+        <w:rPr>
+          <w:cs/>
+        </w:rPr>
+        <w:t>ประสบการณ์ที่ดี</w:t>
+      </w:r>
+      <w:r>
+        <w:rPr>
+          <w:rFonts w:hint="cs"/>
+          <w:cs/>
+        </w:rPr>
+        <w:t>ในการใช้บริการไปพร้อมกัน</w:t>
+      </w:r>
+      <w:r>
+        <w:rPr>
+          <w:cs/>
+        </w:rPr>
+        <w:t xml:space="preserve"> </w:t>
+      </w:r>
+      <w:r>
+        <w:rPr>
+          <w:noProof/>
+          <w:cs/>
+        </w:rPr>
+        <w:t>[</w:t>
+      </w:r>
+      <w:r>
+        <w:rPr>
+          <w:noProof/>
+        </w:rPr>
+        <w:t>2</w:t>
+      </w:r>
+      <w:r>
+        <w:rPr>
+          <w:noProof/>
+          <w:cs/>
+        </w:rPr>
+        <w:t>]</w:t>
+      </w:r>
+    </w:p>
+    <w:p>
+      <w:r>
+        <w:rPr>
+          <w:cs/>
+        </w:rPr>
+        <w:lastRenderedPageBreak/>
+        <w:tab/>
+      </w:r>
+      <w:r>
+        <w:t xml:space="preserve">Localization of Health Center Assets Through an IoT Environment (LoCATE) </w:t>
+      </w:r>
+      <w:r>
+        <w:rPr>
+          <w:rFonts w:hint="cs"/>
+          <w:cs/>
+        </w:rPr>
+        <w:t xml:space="preserve">เป็นระบบที่พัฒนามาเพื่อติดตามตำแหน่งสินทรัพย์ของศูนย์สุขภาพแบบเรียลไทม์ โดยอาศัยโครงสร้างสัญญาณ </w:t>
+      </w:r>
+      <w:r>
+        <w:t xml:space="preserve">Wi-Fi (802.11) </w:t>
+      </w:r>
+      <w:r>
+        <w:rPr>
+          <w:rFonts w:hint="cs"/>
+          <w:cs/>
+        </w:rPr>
+        <w:t xml:space="preserve">ที่มีอยู่แล้วมาช่วยเก็บข้อมูลการเคลื่อนไหว โดยใช้ </w:t>
+      </w:r>
+      <w:r>
+        <w:t xml:space="preserve">Raspberry Pi </w:t>
+      </w:r>
+      <w:r>
+        <w:rPr>
+          <w:rFonts w:hint="cs"/>
+          <w:cs/>
+        </w:rPr>
+        <w:t xml:space="preserve">เป็นอุปกรณ์หลักในการประมวลผล และจัดเก็บข้อมูลไว้ที่ </w:t>
+      </w:r>
+      <w:r>
+        <w:t xml:space="preserve">AWS </w:t>
+      </w:r>
+      <w:r>
+        <w:rPr>
+          <w:rFonts w:hint="cs"/>
+          <w:cs/>
+        </w:rPr>
+        <w:t xml:space="preserve">ซึ่งเป็นบริการคลาวด์ของ </w:t>
+      </w:r>
+      <w:r>
+        <w:t xml:space="preserve">Amazon </w:t>
+      </w:r>
+      <w:r>
+        <w:rPr>
+          <w:rFonts w:hint="cs"/>
+          <w:cs/>
+        </w:rPr>
+        <w:t>ทำให้ผู้ใช้งานตรวจสอบข้อมูลผ่านหน้าแอปพลิเคชันได้แบบเรียลไทม์</w:t>
+      </w:r>
+      <w:r>
+        <w:rPr>
+          <w:cs/>
+        </w:rPr>
+        <w:t xml:space="preserve"> </w:t>
+      </w:r>
+      <w:r>
+        <w:rPr>
+          <w:noProof/>
+          <w:cs/>
+        </w:rPr>
+        <w:t>[</w:t>
+      </w:r>
+      <w:r>
+        <w:rPr>
+          <w:noProof/>
+        </w:rPr>
+        <w:t>3</w:t>
+      </w:r>
+      <w:r>
+        <w:rPr>
+          <w:noProof/>
+          <w:cs/>
+        </w:rPr>
+        <w:t>]</w:t>
+      </w:r>
+    </w:p>
+    <w:p>
+      <w:r>
+        <w:tab/>
+        <w:t xml:space="preserve">Smart Inventory Management System for Hardware Warehouse Using IoT </w:t>
+      </w:r>
+      <w:r>
+        <w:rPr>
+          <w:rFonts w:hint="cs"/>
+          <w:cs/>
+        </w:rPr>
+        <w:t xml:space="preserve">เป็นการพัฒนาระบบคลังสินค้าโดยใช้บอร์ด </w:t>
+      </w:r>
+      <w:r>
+        <w:t xml:space="preserve">ESP32 </w:t>
+      </w:r>
+      <w:r>
+        <w:rPr>
+          <w:rFonts w:hint="cs"/>
+          <w:cs/>
+        </w:rPr>
+        <w:t>ทำงานร่วมกับอาร์เอฟไอดี</w:t>
+      </w:r>
+      <w:r>
+        <w:t xml:space="preserve"> </w:t>
+      </w:r>
+      <w:r>
+        <w:rPr>
+          <w:rFonts w:hint="cs"/>
+          <w:cs/>
+        </w:rPr>
+        <w:t>เซนเซอร์</w:t>
       </w:r>
       <w:proofErr w:type="spellStart"/>
       <w:r>
@@ -2590,7 +3736,7 @@
           <w:rFonts w:hint="cs"/>
           <w:cs/>
         </w:rPr>
-        <w:t>ไพ</w:t>
+        <w:t>อัล</w:t>
       </w:r>
       <w:proofErr w:type="spellEnd"/>
       <w:r>
@@ -2598,175 +3744,71 @@
           <w:rFonts w:hint="cs"/>
           <w:cs/>
         </w:rPr>
-        <w:t>ทอน</w:t>
-      </w:r>
-      <w:r>
-        <w:rPr>
-          <w:cs/>
-        </w:rPr>
-        <w:t xml:space="preserve"> โดยใช้ </w:t>
-      </w:r>
-      <w:r>
-        <w:t xml:space="preserve">Django Framework </w:t>
-      </w:r>
-      <w:r>
-        <w:rPr>
-          <w:cs/>
-        </w:rPr>
-        <w:t>ในการจัดการระบบและฐานข้อมูลผ่าน</w:t>
-      </w:r>
-      <w:r>
-        <w:rPr>
-          <w:rFonts w:hint="cs"/>
-          <w:cs/>
-        </w:rPr>
-        <w:t>เทคโนโลยี</w:t>
-      </w:r>
-      <w:r>
-        <w:rPr>
-          <w:cs/>
-        </w:rPr>
+        <w:t>ตราโซนิกวัดปริมาณว</w:t>
+      </w:r>
+      <w:r>
+        <w:rPr>
+          <w:rFonts w:hint="cs"/>
+          <w:cs/>
+        </w:rPr>
+        <w:t>ัสดุที่เหลือ</w:t>
+      </w:r>
+      <w:r>
+        <w:rPr>
+          <w:rFonts w:hint="cs"/>
+          <w:cs/>
+        </w:rPr>
+        <w:t xml:space="preserve"> บันทึกข้อมูลไว้ที่ </w:t>
+      </w:r>
+      <w:r>
+        <w:t xml:space="preserve">Google Sheets </w:t>
+      </w:r>
+      <w:r>
+        <w:rPr>
+          <w:rFonts w:hint="cs"/>
+          <w:cs/>
+        </w:rPr>
+        <w:t>และแสดงข้อมูล</w:t>
+      </w:r>
+      <w:r>
+        <w:rPr>
+          <w:rFonts w:hint="cs"/>
+          <w:cs/>
+        </w:rPr>
+        <w:t>และแจ้งเตือนปริมาณวัสดุคงเหลือต่ำกว่าที่ระบุ</w:t>
+      </w:r>
+      <w:r>
+        <w:rPr>
+          <w:rFonts w:hint="cs"/>
+          <w:cs/>
+        </w:rPr>
+        <w:t>แบบเรียลไทม์ผ่านผู้ให้บริการคลาวด์</w:t>
+      </w:r>
+      <w:r>
         <w:t xml:space="preserve"> </w:t>
       </w:r>
-      <w:r>
-        <w:t xml:space="preserve">ORM </w:t>
-      </w:r>
-      <w:r>
-        <w:rPr>
-          <w:cs/>
-        </w:rPr>
-        <w:t>เพื่อความปลอดภัยและรวดเร็ว</w:t>
-      </w:r>
-      <w:r>
-        <w:rPr>
-          <w:cs/>
-        </w:rPr>
-        <w:lastRenderedPageBreak/>
-        <w:t xml:space="preserve">ในการพัฒนา ข้อมูลการเข้า-ออกของสินค้าจะถูกส่งผ่าน </w:t>
-      </w:r>
-      <w:r>
-        <w:t xml:space="preserve">RESTful API </w:t>
-      </w:r>
-      <w:r>
-        <w:rPr>
-          <w:cs/>
-        </w:rPr>
-        <w:t xml:space="preserve">ในรูปแบบ </w:t>
-      </w:r>
-      <w:r>
-        <w:t xml:space="preserve">JSON </w:t>
-      </w:r>
-      <w:r>
-        <w:rPr>
-          <w:cs/>
-        </w:rPr>
-        <w:t xml:space="preserve">ไปยัง </w:t>
-      </w:r>
-      <w:r>
-        <w:t xml:space="preserve">Cloud Technology </w:t>
-      </w:r>
-      <w:r>
-        <w:rPr>
-          <w:cs/>
-        </w:rPr>
-        <w:t>เพื่อให้สามารถจัดเก็บและเรียกใช้งานข้อมูลได้แบบเรียลไทม์จากทุกที่</w:t>
-      </w:r>
-      <w:r>
-        <w:rPr>
-          <w:rFonts w:hint="cs"/>
-          <w:cs/>
-        </w:rPr>
-        <w:t xml:space="preserve"> </w:t>
-      </w:r>
-      <w:sdt>
-        <w:sdtPr>
-          <w:rPr>
-            <w:rFonts w:hint="cs"/>
-            <w:cs/>
-          </w:rPr>
-          <w:id w:val="326715650"/>
-          <w:citation/>
-        </w:sdtPr>
-        <w:sdtContent>
-          <w:r>
-            <w:rPr>
-              <w:cs/>
-            </w:rPr>
-            <w:fldChar w:fldCharType="begin"/>
-          </w:r>
-          <w:r>
-            <w:rPr>
-              <w:cs/>
-            </w:rPr>
-            <w:instrText xml:space="preserve"> </w:instrText>
-          </w:r>
-          <w:r>
-            <w:rPr>
-              <w:rFonts w:hint="cs"/>
-            </w:rPr>
-            <w:instrText>CITATION oth</w:instrText>
-          </w:r>
-          <w:r>
-            <w:rPr>
-              <w:rFonts w:hint="cs"/>
-              <w:cs/>
-            </w:rPr>
-            <w:instrText xml:space="preserve">23 </w:instrText>
-          </w:r>
-          <w:r>
-            <w:rPr>
-              <w:rFonts w:hint="cs"/>
-            </w:rPr>
-            <w:instrText xml:space="preserve">\l </w:instrText>
-          </w:r>
-          <w:r>
-            <w:rPr>
-              <w:rFonts w:hint="cs"/>
-              <w:cs/>
-            </w:rPr>
-            <w:instrText>1054</w:instrText>
-          </w:r>
-          <w:r>
-            <w:rPr>
-              <w:cs/>
-            </w:rPr>
-            <w:instrText xml:space="preserve"> </w:instrText>
-          </w:r>
-          <w:r>
-            <w:rPr>
-              <w:cs/>
-            </w:rPr>
-            <w:fldChar w:fldCharType="separate"/>
-          </w:r>
-          <w:r>
-            <w:rPr>
-              <w:noProof/>
-              <w:cs/>
-            </w:rPr>
-            <w:t>[</w:t>
-          </w:r>
-          <w:r>
-            <w:rPr>
-              <w:noProof/>
-            </w:rPr>
-            <w:t>5</w:t>
-          </w:r>
-          <w:r>
-            <w:rPr>
-              <w:noProof/>
-              <w:cs/>
-            </w:rPr>
-            <w:t>]</w:t>
-          </w:r>
-          <w:r>
-            <w:rPr>
-              <w:cs/>
-            </w:rPr>
-            <w:fldChar w:fldCharType="end"/>
-          </w:r>
-        </w:sdtContent>
-      </w:sdt>
+      <w:proofErr w:type="spellStart"/>
+      <w:r>
+        <w:t>Blynk</w:t>
+      </w:r>
+      <w:proofErr w:type="spellEnd"/>
+      <w:r>
+        <w:t xml:space="preserve"> [4]</w:t>
+      </w:r>
     </w:p>
+    <w:p>
+      <w:r>
+        <w:tab/>
+      </w:r>
+    </w:p>
+    <w:p>
+      <w:pPr>
+        <w:rPr>
+          <w:cs/>
+        </w:rPr>
+      </w:pPr>
+    </w:p>
+    <w:bookmarkEnd w:id="27"/>
     <w:p>
       <w:pPr>
         <w:ind w:firstLine="567"/>
@@ -2779,136 +3821,56 @@
       </w:pPr>
       <w:r>
         <w:rPr>
-          <w:cs/>
-        </w:rPr>
-        <w:t>สำหรับการแสดงผลและ</w:t>
-      </w:r>
-      <w:r>
-        <w:rPr>
-          <w:rFonts w:hint="cs"/>
-          <w:cs/>
-        </w:rPr>
-        <w:t>ส่วนติดต่อ</w:t>
-      </w:r>
-      <w:r>
-        <w:rPr>
-          <w:cs/>
-        </w:rPr>
-        <w:t xml:space="preserve">กับผู้ใช้งาน ได้มีการนำ </w:t>
-      </w:r>
-      <w:r>
-        <w:t xml:space="preserve">Kivy </w:t>
-      </w:r>
-      <w:r>
-        <w:rPr>
-          <w:cs/>
-        </w:rPr>
-        <w:t>ซึ่งเป็นเฟรม</w:t>
-      </w:r>
-      <w:proofErr w:type="spellStart"/>
-      <w:r>
-        <w:rPr>
-          <w:cs/>
-        </w:rPr>
-        <w:t>เวิร์ก</w:t>
-      </w:r>
-      <w:proofErr w:type="spellEnd"/>
-      <w:r>
-        <w:rPr>
-          <w:cs/>
-        </w:rPr>
-        <w:t xml:space="preserve">แบบ </w:t>
-      </w:r>
-      <w:r>
-        <w:t xml:space="preserve">Cross-platform </w:t>
-      </w:r>
-      <w:r>
-        <w:rPr>
-          <w:cs/>
-        </w:rPr>
-        <w:t xml:space="preserve">มาใช้พัฒนาแอปพลิเคชัน เพื่อให้รองรับการใช้งานได้หลากหลายอุปกรณ์ ทั้งเครื่องคอมพิวเตอร์และอุปกรณ์พกพาในระบบปฏิบัติการ </w:t>
-      </w:r>
-      <w:r>
-        <w:t xml:space="preserve">Android </w:t>
-      </w:r>
-      <w:r>
-        <w:rPr>
-          <w:cs/>
-        </w:rPr>
-        <w:t xml:space="preserve">และ </w:t>
-      </w:r>
-      <w:r>
-        <w:t xml:space="preserve">iOS </w:t>
-      </w:r>
-      <w:r>
-        <w:rPr>
-          <w:cs/>
-        </w:rPr>
-        <w:t>ทำให้การบริหารจัดการคลังสินค้ามีความเป็นมาตรฐานและมีประสิทธิภาพสูงขึ้นอย่างชัดเจน</w:t>
-      </w:r>
-      <w:bookmarkEnd w:id="34"/>
-    </w:p>
-    <w:p>
-      <w:pPr>
-        <w:rPr>
           <w:b/>
           <w:bCs/>
           <w:sz w:val="40"/>
           <w:szCs w:val="40"/>
         </w:rPr>
-      </w:pPr>
-      <w:r>
+        <w:br w:type="page"/>
+      </w:r>
+    </w:p>
+    <w:p>
+      <w:pPr>
+        <w:pStyle w:val="1"/>
+      </w:pPr>
+      <w:bookmarkStart w:id="39" w:name="_Toc229813082"/>
+      <w:bookmarkStart w:id="40" w:name="_Toc229840654"/>
+      <w:bookmarkStart w:id="41" w:name="_Toc229854085"/>
+      <w:bookmarkStart w:id="42" w:name="_Toc230306893"/>
+      <w:r>
+        <w:rPr>
+          <w:rFonts w:hint="cs"/>
+          <w:cs/>
+        </w:rPr>
+        <w:lastRenderedPageBreak/>
+        <w:t xml:space="preserve">บทที่ </w:t>
+      </w:r>
+      <w:r>
+        <w:t>3</w:t>
+      </w:r>
+      <w:bookmarkEnd w:id="39"/>
+      <w:bookmarkEnd w:id="40"/>
+      <w:bookmarkEnd w:id="41"/>
+      <w:bookmarkEnd w:id="42"/>
+    </w:p>
+    <w:p>
+      <w:pPr>
+        <w:spacing w:before="240" w:after="360"/>
+        <w:jc w:val="center"/>
         <w:rPr>
           <w:b/>
           <w:bCs/>
           <w:sz w:val="40"/>
           <w:szCs w:val="40"/>
         </w:rPr>
-        <w:br w:type="page"/>
-      </w:r>
-    </w:p>
-    <w:p>
-      <w:pPr>
-        <w:pStyle w:val="1"/>
-      </w:pPr>
-      <w:bookmarkStart w:id="35" w:name="_Toc229813082"/>
-      <w:bookmarkStart w:id="36" w:name="_Toc229840654"/>
-      <w:bookmarkStart w:id="37" w:name="_Toc229854085"/>
-      <w:bookmarkStart w:id="38" w:name="_Toc229859121"/>
-      <w:r>
-        <w:rPr>
-          <w:rFonts w:hint="cs"/>
-          <w:cs/>
-        </w:rPr>
-        <w:lastRenderedPageBreak/>
-        <w:t xml:space="preserve">บทที่ </w:t>
-      </w:r>
-      <w:r>
-        <w:t>3</w:t>
-      </w:r>
-      <w:bookmarkEnd w:id="35"/>
-      <w:bookmarkEnd w:id="36"/>
-      <w:bookmarkEnd w:id="37"/>
-      <w:bookmarkEnd w:id="38"/>
-    </w:p>
-    <w:p>
-      <w:pPr>
-        <w:spacing w:before="240" w:after="360"/>
-        <w:jc w:val="center"/>
-        <w:rPr>
+      </w:pPr>
+      <w:r>
+        <w:rPr>
+          <w:rFonts w:hint="cs"/>
           <w:b/>
           <w:bCs/>
           <w:sz w:val="40"/>
           <w:szCs w:val="40"/>
-        </w:rPr>
-      </w:pPr>
-      <w:r>
-        <w:rPr>
-          <w:rFonts w:hint="cs"/>
-          <w:b/>
-          <w:bCs/>
-          <w:sz w:val="40"/>
-          <w:szCs w:val="40"/>
           <w:cs/>
         </w:rPr>
         <w:t>วิธีการดำเนินการ</w:t>
@@ -2918,9 +3880,9 @@
       <w:pPr>
         <w:pStyle w:val="2"/>
       </w:pPr>
-      <w:bookmarkStart w:id="39" w:name="_Toc229840655"/>
-      <w:bookmarkStart w:id="40" w:name="_Toc229854086"/>
-      <w:bookmarkStart w:id="41" w:name="_Toc229859122"/>
+      <w:bookmarkStart w:id="43" w:name="_Toc229840655"/>
+      <w:bookmarkStart w:id="44" w:name="_Toc229854086"/>
+      <w:bookmarkStart w:id="45" w:name="_Toc230306894"/>
       <w:r>
         <w:rPr>
           <w:rFonts w:hint="cs"/>
@@ -2941,16 +3903,13 @@
         </w:rPr>
         <w:t>ศึกษาวิเคราะห์ปัญหาที่เกี่ยวข้อง</w:t>
       </w:r>
-      <w:bookmarkEnd w:id="39"/>
-      <w:bookmarkEnd w:id="40"/>
-      <w:bookmarkEnd w:id="41"/>
+      <w:bookmarkEnd w:id="43"/>
+      <w:bookmarkEnd w:id="44"/>
+      <w:bookmarkEnd w:id="45"/>
     </w:p>
     <w:p>
       <w:pPr>
         <w:ind w:left="567"/>
-        <w:rPr>
-          <w:cs/>
-        </w:rPr>
       </w:pPr>
       <w:r>
         <w:rPr>
@@ -2996,49 +3955,70 @@
           <w:rFonts w:hint="cs"/>
           <w:cs/>
         </w:rPr>
-        <w:t>ในเรื่องตัวรหัสเสียหาย ชำรุด และเลือนตามกาลเวลา ทำให้การตรวจสอบแต่ละครั้งใช้เวลานาน ทำให้เสียทรัพยากรที่มีไปโดยไม่จำเป็น เช่นตัวรหัสที่ต้องมีการจัดเตรียมใหม่เมื่อมีการชำรุดหรือเลือนจนอ่านค่าไม่ได้ เป็นต้น</w:t>
+        <w:t>ในเรื่องตั</w:t>
+      </w:r>
+      <w:r>
+        <w:rPr>
+          <w:rFonts w:hint="cs"/>
+          <w:cs/>
+        </w:rPr>
+        <w:t>ว</w:t>
       </w:r>
     </w:p>
     <w:p>
       <w:pPr>
-        <w:pStyle w:val="2"/>
-      </w:pPr>
-      <w:bookmarkStart w:id="42" w:name="_Toc229840656"/>
-      <w:bookmarkStart w:id="43" w:name="_Toc229854087"/>
-      <w:bookmarkStart w:id="44" w:name="_Toc229859123"/>
-      <w:r>
-        <w:rPr>
-          <w:rFonts w:hint="cs"/>
-          <w:cs/>
-        </w:rPr>
-        <w:t>3.</w:t>
-      </w:r>
-      <w:r>
-        <w:rPr>
-          <w:rFonts w:hint="cs"/>
-          <w:cs/>
-        </w:rPr>
-        <w:t>2</w:t>
-      </w:r>
-      <w:r>
-        <w:t xml:space="preserve"> </w:t>
-      </w:r>
-      <w:r>
-        <w:tab/>
-      </w:r>
-      <w:r>
-        <w:rPr>
-          <w:rFonts w:hint="cs"/>
-          <w:cs/>
-        </w:rPr>
-        <w:t>เตรียมข้อมูล</w:t>
-      </w:r>
-      <w:bookmarkEnd w:id="42"/>
-      <w:bookmarkEnd w:id="43"/>
-      <w:bookmarkEnd w:id="44"/>
+        <w:rPr>
+          <w:cs/>
+        </w:rPr>
+      </w:pPr>
+      <w:r>
+        <w:rPr>
+          <w:rFonts w:hint="cs"/>
+          <w:cs/>
+        </w:rPr>
+        <w:t>รหัสเสียหาย ชำรุด และเลือนตามกาลเวลา ทำให้การตรวจสอบแต่ละครั้งใช้เวลานาน ทำให้เสียทรัพยากรที่มีไปโดยไม่จำเป็น เช่นตัวรหัสที่ต้องมีการจัดเตรียมใหม่เมื่อมีการชำรุดหรือเลือนจนอ่านค่าไม่ได้ เป็นต้น</w:t>
+      </w:r>
     </w:p>
     <w:p>
       <w:pPr>
+        <w:pStyle w:val="2"/>
+      </w:pPr>
+      <w:bookmarkStart w:id="46" w:name="_Toc229840656"/>
+      <w:bookmarkStart w:id="47" w:name="_Toc229854087"/>
+      <w:bookmarkStart w:id="48" w:name="_Toc230306895"/>
+      <w:r>
+        <w:rPr>
+          <w:rFonts w:hint="cs"/>
+          <w:cs/>
+        </w:rPr>
+        <w:t>3.</w:t>
+      </w:r>
+      <w:r>
+        <w:rPr>
+          <w:rFonts w:hint="cs"/>
+          <w:cs/>
+        </w:rPr>
+        <w:t>2</w:t>
+      </w:r>
+      <w:r>
+        <w:t xml:space="preserve"> </w:t>
+      </w:r>
+      <w:r>
+        <w:tab/>
+      </w:r>
+      <w:r>
+        <w:rPr>
+          <w:rFonts w:hint="cs"/>
+          <w:cs/>
+        </w:rPr>
+        <w:t>เตรียมข้อมูล</w:t>
+      </w:r>
+      <w:bookmarkEnd w:id="46"/>
+      <w:bookmarkEnd w:id="47"/>
+      <w:bookmarkEnd w:id="48"/>
+    </w:p>
+    <w:p>
+      <w:pPr>
         <w:ind w:left="567"/>
       </w:pPr>
       <w:r>
@@ -3117,7 +4097,12 @@
         <w:t>(</w:t>
       </w:r>
       <w:r>
-        <w:t xml:space="preserve">Code 128) </w:t>
+        <w:t xml:space="preserve">Code </w:t>
+      </w:r>
+    </w:p>
+    <w:p>
+      <w:r>
+        <w:t xml:space="preserve">128) </w:t>
       </w:r>
       <w:r>
         <w:rPr>
@@ -3365,46 +4350,26 @@
       <w:r>
         <w:t xml:space="preserve"> </w:t>
       </w:r>
-      <w:sdt>
-        <w:sdtPr>
-          <w:id w:val="1949275773"/>
-          <w:citation/>
-        </w:sdtPr>
-        <w:sdtContent>
-          <w:r>
-            <w:fldChar w:fldCharType="begin"/>
-          </w:r>
-          <w:r>
-            <w:instrText xml:space="preserve"> CITATION FRa24 \l 1033 </w:instrText>
-          </w:r>
-          <w:r>
-            <w:fldChar w:fldCharType="separate"/>
-          </w:r>
-          <w:r>
-            <w:rPr>
-              <w:noProof/>
-              <w:cs/>
-            </w:rPr>
-            <w:t>[</w:t>
-          </w:r>
-          <w:r>
-            <w:rPr>
-              <w:noProof/>
-            </w:rPr>
-            <w:t>6</w:t>
-          </w:r>
-          <w:r>
-            <w:rPr>
-              <w:noProof/>
-              <w:cs/>
-            </w:rPr>
-            <w:t>]</w:t>
-          </w:r>
-          <w:r>
-            <w:fldChar w:fldCharType="end"/>
-          </w:r>
-        </w:sdtContent>
-      </w:sdt>
+      <w:r>
+        <w:rPr>
+          <w:noProof/>
+          <w:cs/>
+        </w:rPr>
+        <w:t>[</w:t>
+      </w:r>
+      <w:r>
+        <w:rPr>
+          <w:noProof/>
+        </w:rPr>
+        <w:t>5</w:t>
+      </w:r>
+      <w:r>
+        <w:rPr>
+          <w:noProof/>
+          <w:cs/>
+        </w:rPr>
+        <w:t>]</w:t>
+      </w:r>
     </w:p>
     <w:p>
       <w:pPr>
@@ -3438,7 +4403,7 @@
                     <pic:cNvPicPr/>
                   </pic:nvPicPr>
                   <pic:blipFill>
-                    <a:blip r:embed="rId10"/>
+                    <a:blip r:embed="rId15"/>
                     <a:stretch>
                       <a:fillRect/>
                     </a:stretch>
@@ -3473,10 +4438,10 @@
       <w:pPr>
         <w:jc w:val="center"/>
       </w:pPr>
-      <w:bookmarkStart w:id="45" w:name="_Ref225728060"/>
-      <w:bookmarkStart w:id="46" w:name="_Toc229832531"/>
-      <w:bookmarkStart w:id="47" w:name="_Toc229847954"/>
-      <w:bookmarkStart w:id="48" w:name="_Toc229859106"/>
+      <w:bookmarkStart w:id="49" w:name="_Ref225728060"/>
+      <w:bookmarkStart w:id="50" w:name="_Toc229832531"/>
+      <w:bookmarkStart w:id="51" w:name="_Toc229847954"/>
+      <w:bookmarkStart w:id="52" w:name="_Toc230306871"/>
       <w:r>
         <w:rPr>
           <w:cs/>
@@ -3496,19 +4461,38 @@
         </w:rPr>
         <w:t>.</w:t>
       </w:r>
-      <w:fldSimple w:instr=" SEQ ภาพที่ \* ARABIC \s 1 ">
-        <w:r>
-          <w:rPr>
-            <w:noProof/>
-          </w:rPr>
-          <w:t>1</w:t>
-        </w:r>
-      </w:fldSimple>
-      <w:bookmarkEnd w:id="45"/>
-      <w:r>
-        <w:rPr>
-          <w:rFonts w:hint="cs"/>
+      <w:r>
+        <w:fldChar w:fldCharType="begin"/>
+      </w:r>
+      <w:r>
+        <w:instrText xml:space="preserve"> SEQ </w:instrText>
+      </w:r>
+      <w:r>
+        <w:rPr>
+          <w:cs/>
+        </w:rPr>
+        <w:instrText xml:space="preserve">ภาพที่ </w:instrText>
+      </w:r>
+      <w:r>
+        <w:instrText xml:space="preserve">\* ARABIC \s 1 </w:instrText>
+      </w:r>
+      <w:r>
+        <w:fldChar w:fldCharType="separate"/>
+      </w:r>
+      <w:r>
+        <w:rPr>
           <w:noProof/>
+        </w:rPr>
+        <w:t>1</w:t>
+      </w:r>
+      <w:r>
+        <w:fldChar w:fldCharType="end"/>
+      </w:r>
+      <w:bookmarkEnd w:id="49"/>
+      <w:r>
+        <w:rPr>
+          <w:rFonts w:hint="cs"/>
+          <w:noProof/>
           <w:cs/>
         </w:rPr>
         <w:t xml:space="preserve"> </w:t>
@@ -3520,17 +4504,17 @@
         </w:rPr>
         <w:t>แสดงฐานข้อมูลที่ใช้ในการจัดเก็บสินค้าคงคลัง</w:t>
       </w:r>
-      <w:bookmarkEnd w:id="46"/>
-      <w:bookmarkEnd w:id="47"/>
-      <w:bookmarkEnd w:id="48"/>
+      <w:bookmarkEnd w:id="50"/>
+      <w:bookmarkEnd w:id="51"/>
+      <w:bookmarkEnd w:id="52"/>
     </w:p>
     <w:p>
       <w:pPr>
         <w:pStyle w:val="2"/>
       </w:pPr>
-      <w:bookmarkStart w:id="49" w:name="_Toc229840657"/>
-      <w:bookmarkStart w:id="50" w:name="_Toc229854088"/>
-      <w:bookmarkStart w:id="51" w:name="_Toc229859124"/>
+      <w:bookmarkStart w:id="53" w:name="_Toc229840657"/>
+      <w:bookmarkStart w:id="54" w:name="_Toc229854088"/>
+      <w:bookmarkStart w:id="55" w:name="_Toc230306896"/>
       <w:r>
         <w:rPr>
           <w:rFonts w:hint="cs"/>
@@ -3565,9 +4549,9 @@
         </w:rPr>
         <w:t>ออกแบบอุปกรณ์หลัก</w:t>
       </w:r>
-      <w:bookmarkEnd w:id="49"/>
-      <w:bookmarkEnd w:id="50"/>
-      <w:bookmarkEnd w:id="51"/>
+      <w:bookmarkEnd w:id="53"/>
+      <w:bookmarkEnd w:id="54"/>
+      <w:bookmarkEnd w:id="55"/>
     </w:p>
     <w:p>
       <w:pPr>
@@ -3880,7 +4864,7 @@
                     <pic:cNvPicPr/>
                   </pic:nvPicPr>
                   <pic:blipFill>
-                    <a:blip r:embed="rId11" cstate="print">
+                    <a:blip r:embed="rId16" cstate="print">
                       <a:extLst>
                         <a:ext uri="{28A0092B-C50C-407E-A947-70E740481C1C}">
                           <a14:useLocalDpi xmlns:a14="http://schemas.microsoft.com/office/drawing/2010/main" val="0"/>
@@ -3911,11 +4895,11 @@
       <w:pPr>
         <w:jc w:val="center"/>
       </w:pPr>
-      <w:bookmarkStart w:id="52" w:name="_Ref225800788"/>
-      <w:bookmarkStart w:id="53" w:name="_Ref225800781"/>
-      <w:bookmarkStart w:id="54" w:name="_Toc229832532"/>
-      <w:bookmarkStart w:id="55" w:name="_Toc229847955"/>
-      <w:bookmarkStart w:id="56" w:name="_Toc229859107"/>
+      <w:bookmarkStart w:id="56" w:name="_Ref225800788"/>
+      <w:bookmarkStart w:id="57" w:name="_Ref225800781"/>
+      <w:bookmarkStart w:id="58" w:name="_Toc229832532"/>
+      <w:bookmarkStart w:id="59" w:name="_Toc229847955"/>
+      <w:bookmarkStart w:id="60" w:name="_Toc230306872"/>
       <w:r>
         <w:rPr>
           <w:cs/>
@@ -3935,15 +4919,34 @@
         </w:rPr>
         <w:t>.</w:t>
       </w:r>
-      <w:fldSimple w:instr=" SEQ ภาพที่ \* ARABIC \s 1 ">
-        <w:r>
-          <w:rPr>
-            <w:noProof/>
-          </w:rPr>
-          <w:t>2</w:t>
-        </w:r>
-      </w:fldSimple>
-      <w:bookmarkEnd w:id="52"/>
+      <w:r>
+        <w:fldChar w:fldCharType="begin"/>
+      </w:r>
+      <w:r>
+        <w:instrText xml:space="preserve"> SEQ </w:instrText>
+      </w:r>
+      <w:r>
+        <w:rPr>
+          <w:cs/>
+        </w:rPr>
+        <w:instrText xml:space="preserve">ภาพที่ </w:instrText>
+      </w:r>
+      <w:r>
+        <w:instrText xml:space="preserve">\* ARABIC \s 1 </w:instrText>
+      </w:r>
+      <w:r>
+        <w:fldChar w:fldCharType="separate"/>
+      </w:r>
+      <w:r>
+        <w:rPr>
+          <w:noProof/>
+        </w:rPr>
+        <w:t>2</w:t>
+      </w:r>
+      <w:r>
+        <w:fldChar w:fldCharType="end"/>
+      </w:r>
+      <w:bookmarkEnd w:id="56"/>
       <w:r>
         <w:t xml:space="preserve"> </w:t>
       </w:r>
@@ -3954,10 +4957,10 @@
         </w:rPr>
         <w:t>ส่วนประกอบของชุดอ่านรหัส อาร์เอฟไอดี</w:t>
       </w:r>
-      <w:bookmarkEnd w:id="53"/>
-      <w:bookmarkEnd w:id="54"/>
-      <w:bookmarkEnd w:id="55"/>
-      <w:bookmarkEnd w:id="56"/>
+      <w:bookmarkEnd w:id="57"/>
+      <w:bookmarkEnd w:id="58"/>
+      <w:bookmarkEnd w:id="59"/>
+      <w:bookmarkEnd w:id="60"/>
     </w:p>
     <w:p>
       <w:pPr>
@@ -3999,7 +5002,7 @@
                     <pic:cNvPicPr/>
                   </pic:nvPicPr>
                   <pic:blipFill rotWithShape="1">
-                    <a:blip r:embed="rId12" cstate="print">
+                    <a:blip r:embed="rId17" cstate="print">
                       <a:extLst>
                         <a:ext uri="{28A0092B-C50C-407E-A947-70E740481C1C}">
                           <a14:useLocalDpi xmlns:a14="http://schemas.microsoft.com/office/drawing/2010/main" val="0"/>
@@ -4040,10 +5043,10 @@
           <w:noProof/>
         </w:rPr>
       </w:pPr>
-      <w:bookmarkStart w:id="57" w:name="_Ref225728076"/>
-      <w:bookmarkStart w:id="58" w:name="_Toc229832533"/>
-      <w:bookmarkStart w:id="59" w:name="_Toc229847956"/>
-      <w:bookmarkStart w:id="60" w:name="_Toc229859108"/>
+      <w:bookmarkStart w:id="61" w:name="_Ref225728076"/>
+      <w:bookmarkStart w:id="62" w:name="_Toc229832533"/>
+      <w:bookmarkStart w:id="63" w:name="_Toc229847956"/>
+      <w:bookmarkStart w:id="64" w:name="_Toc230306873"/>
       <w:r>
         <w:rPr>
           <w:cs/>
@@ -4063,19 +5066,38 @@
         </w:rPr>
         <w:t>.</w:t>
       </w:r>
-      <w:fldSimple w:instr=" SEQ ภาพที่ \* ARABIC \s 1 ">
-        <w:r>
-          <w:rPr>
-            <w:noProof/>
-          </w:rPr>
-          <w:t>3</w:t>
-        </w:r>
-      </w:fldSimple>
-      <w:bookmarkEnd w:id="57"/>
-      <w:r>
-        <w:rPr>
-          <w:rFonts w:hint="cs"/>
+      <w:r>
+        <w:fldChar w:fldCharType="begin"/>
+      </w:r>
+      <w:r>
+        <w:instrText xml:space="preserve"> SEQ </w:instrText>
+      </w:r>
+      <w:r>
+        <w:rPr>
+          <w:cs/>
+        </w:rPr>
+        <w:instrText xml:space="preserve">ภาพที่ </w:instrText>
+      </w:r>
+      <w:r>
+        <w:instrText xml:space="preserve">\* ARABIC \s 1 </w:instrText>
+      </w:r>
+      <w:r>
+        <w:fldChar w:fldCharType="separate"/>
+      </w:r>
+      <w:r>
+        <w:rPr>
           <w:noProof/>
+        </w:rPr>
+        <w:t>3</w:t>
+      </w:r>
+      <w:r>
+        <w:fldChar w:fldCharType="end"/>
+      </w:r>
+      <w:bookmarkEnd w:id="61"/>
+      <w:r>
+        <w:rPr>
+          <w:rFonts w:hint="cs"/>
+          <w:noProof/>
           <w:cs/>
         </w:rPr>
         <w:t xml:space="preserve"> ต้</w:t>
@@ -4113,17 +5135,17 @@
         </w:rPr>
         <w:t>5</w:t>
       </w:r>
-      <w:bookmarkEnd w:id="58"/>
-      <w:bookmarkEnd w:id="59"/>
-      <w:bookmarkEnd w:id="60"/>
+      <w:bookmarkEnd w:id="62"/>
+      <w:bookmarkEnd w:id="63"/>
+      <w:bookmarkEnd w:id="64"/>
     </w:p>
     <w:p>
       <w:pPr>
         <w:pStyle w:val="2"/>
       </w:pPr>
-      <w:bookmarkStart w:id="61" w:name="_Toc229840658"/>
-      <w:bookmarkStart w:id="62" w:name="_Toc229854089"/>
-      <w:bookmarkStart w:id="63" w:name="_Toc229859125"/>
+      <w:bookmarkStart w:id="65" w:name="_Toc229840658"/>
+      <w:bookmarkStart w:id="66" w:name="_Toc229854089"/>
+      <w:bookmarkStart w:id="67" w:name="_Toc230306897"/>
       <w:r>
         <w:rPr>
           <w:rFonts w:hint="cs"/>
@@ -4180,9 +5202,9 @@
         </w:rPr>
         <w:t>ภาพ</w:t>
       </w:r>
-      <w:bookmarkEnd w:id="61"/>
-      <w:bookmarkEnd w:id="62"/>
-      <w:bookmarkEnd w:id="63"/>
+      <w:bookmarkEnd w:id="65"/>
+      <w:bookmarkEnd w:id="66"/>
+      <w:bookmarkEnd w:id="67"/>
     </w:p>
     <w:p>
       <w:pPr>
@@ -4558,7 +5580,7 @@
                     <pic:cNvPicPr/>
                   </pic:nvPicPr>
                   <pic:blipFill>
-                    <a:blip r:embed="rId13" cstate="print">
+                    <a:blip r:embed="rId18" cstate="print">
                       <a:extLst>
                         <a:ext uri="{28A0092B-C50C-407E-A947-70E740481C1C}">
                           <a14:useLocalDpi xmlns:a14="http://schemas.microsoft.com/office/drawing/2010/main" val="0"/>
@@ -4599,10 +5621,10 @@
           <w:szCs w:val="32"/>
         </w:rPr>
       </w:pPr>
-      <w:bookmarkStart w:id="64" w:name="_Ref225728096"/>
-      <w:bookmarkStart w:id="65" w:name="_Toc229832534"/>
-      <w:bookmarkStart w:id="66" w:name="_Toc229847957"/>
-      <w:bookmarkStart w:id="67" w:name="_Toc229859109"/>
+      <w:bookmarkStart w:id="68" w:name="_Ref225728096"/>
+      <w:bookmarkStart w:id="69" w:name="_Toc229832534"/>
+      <w:bookmarkStart w:id="70" w:name="_Toc229847957"/>
+      <w:bookmarkStart w:id="71" w:name="_Toc230306874"/>
       <w:r>
         <w:rPr>
           <w:rFonts w:asciiTheme="majorBidi" w:hAnsiTheme="majorBidi" w:cstheme="majorBidi"/>
@@ -4746,7 +5768,7 @@
         </w:rPr>
         <w:fldChar w:fldCharType="end"/>
       </w:r>
-      <w:bookmarkEnd w:id="64"/>
+      <w:bookmarkEnd w:id="68"/>
       <w:r>
         <w:rPr>
           <w:rFonts w:asciiTheme="majorBidi" w:hAnsiTheme="majorBidi" w:cstheme="majorBidi"/>
@@ -4772,8 +5794,8 @@
         </w:rPr>
         <w:t>ตัวอย่างผลลัพธ์จากการทดสอบอ่านรหัส</w:t>
       </w:r>
-      <w:bookmarkEnd w:id="65"/>
-      <w:bookmarkEnd w:id="66"/>
+      <w:bookmarkEnd w:id="69"/>
+      <w:bookmarkEnd w:id="70"/>
       <w:r>
         <w:rPr>
           <w:rFonts w:asciiTheme="majorBidi" w:hAnsiTheme="majorBidi" w:cstheme="majorBidi" w:hint="cs"/>
@@ -4787,7 +5809,7 @@
         </w:rPr>
         <w:t>ที่ 100 รหัส</w:t>
       </w:r>
-      <w:bookmarkEnd w:id="67"/>
+      <w:bookmarkEnd w:id="71"/>
     </w:p>
     <w:p>
       <w:pPr>
@@ -4796,9 +5818,9 @@
           <w:cs/>
         </w:rPr>
       </w:pPr>
-      <w:bookmarkStart w:id="68" w:name="_Toc229840659"/>
-      <w:bookmarkStart w:id="69" w:name="_Toc229854090"/>
-      <w:bookmarkStart w:id="70" w:name="_Toc229859126"/>
+      <w:bookmarkStart w:id="72" w:name="_Toc229840659"/>
+      <w:bookmarkStart w:id="73" w:name="_Toc229854090"/>
+      <w:bookmarkStart w:id="74" w:name="_Toc230306898"/>
       <w:r>
         <w:rPr>
           <w:rFonts w:hint="cs"/>
@@ -4819,9 +5841,9 @@
         </w:rPr>
         <w:t>การประเมินประสิทธิภาพของระบบ</w:t>
       </w:r>
-      <w:bookmarkEnd w:id="68"/>
-      <w:bookmarkEnd w:id="69"/>
-      <w:bookmarkEnd w:id="70"/>
+      <w:bookmarkEnd w:id="72"/>
+      <w:bookmarkEnd w:id="73"/>
+      <w:bookmarkEnd w:id="74"/>
     </w:p>
     <w:p>
       <w:pPr>
@@ -5714,8 +6736,8 @@
       <w:pPr>
         <w:pStyle w:val="2"/>
       </w:pPr>
-      <w:bookmarkStart w:id="71" w:name="_Toc229854091"/>
-      <w:bookmarkStart w:id="72" w:name="_Toc229859127"/>
+      <w:bookmarkStart w:id="75" w:name="_Toc229854091"/>
+      <w:bookmarkStart w:id="76" w:name="_Toc230306899"/>
       <w:r>
         <w:t>3.6</w:t>
       </w:r>
@@ -5729,8 +6751,8 @@
         </w:rPr>
         <w:t>กำหนดสิ่งแวดล้อมในการทำการทดลอง</w:t>
       </w:r>
-      <w:bookmarkEnd w:id="71"/>
-      <w:bookmarkEnd w:id="72"/>
+      <w:bookmarkEnd w:id="75"/>
+      <w:bookmarkEnd w:id="76"/>
     </w:p>
     <w:p>
       <w:pPr>
@@ -5894,7 +6916,7 @@
                     <pic:cNvPicPr/>
                   </pic:nvPicPr>
                   <pic:blipFill>
-                    <a:blip r:embed="rId14" cstate="print">
+                    <a:blip r:embed="rId19" cstate="print">
                       <a:extLst>
                         <a:ext uri="{28A0092B-C50C-407E-A947-70E740481C1C}">
                           <a14:useLocalDpi xmlns:a14="http://schemas.microsoft.com/office/drawing/2010/main" val="0"/>
@@ -5928,8 +6950,8 @@
           <w:cs/>
         </w:rPr>
       </w:pPr>
-      <w:bookmarkStart w:id="73" w:name="_Ref229854890"/>
-      <w:bookmarkStart w:id="74" w:name="_Toc229859110"/>
+      <w:bookmarkStart w:id="77" w:name="_Ref229854890"/>
+      <w:bookmarkStart w:id="78" w:name="_Toc230306875"/>
       <w:r>
         <w:rPr>
           <w:cs/>
@@ -5949,15 +6971,34 @@
         </w:rPr>
         <w:t>.</w:t>
       </w:r>
-      <w:fldSimple w:instr=" SEQ ภาพที่ \* ARABIC \s 1 ">
-        <w:r>
-          <w:rPr>
-            <w:noProof/>
-          </w:rPr>
-          <w:t>5</w:t>
-        </w:r>
-      </w:fldSimple>
-      <w:bookmarkEnd w:id="73"/>
+      <w:r>
+        <w:fldChar w:fldCharType="begin"/>
+      </w:r>
+      <w:r>
+        <w:instrText xml:space="preserve"> SEQ </w:instrText>
+      </w:r>
+      <w:r>
+        <w:rPr>
+          <w:cs/>
+        </w:rPr>
+        <w:instrText xml:space="preserve">ภาพที่ </w:instrText>
+      </w:r>
+      <w:r>
+        <w:instrText xml:space="preserve">\* ARABIC \s 1 </w:instrText>
+      </w:r>
+      <w:r>
+        <w:fldChar w:fldCharType="separate"/>
+      </w:r>
+      <w:r>
+        <w:rPr>
+          <w:noProof/>
+        </w:rPr>
+        <w:t>5</w:t>
+      </w:r>
+      <w:r>
+        <w:fldChar w:fldCharType="end"/>
+      </w:r>
+      <w:bookmarkEnd w:id="77"/>
       <w:r>
         <w:rPr>
           <w:rFonts w:hint="cs"/>
@@ -5972,7 +7013,7 @@
         </w:rPr>
         <w:t>แสดงการจัดเรียงรหัสที่ใช้ในการทดสอบประสิทธิภาพการอ่าน</w:t>
       </w:r>
-      <w:bookmarkEnd w:id="74"/>
+      <w:bookmarkEnd w:id="78"/>
     </w:p>
     <w:p>
       <w:pPr>
@@ -6012,7 +7053,7 @@
                     <pic:cNvPicPr/>
                   </pic:nvPicPr>
                   <pic:blipFill>
-                    <a:blip r:embed="rId15" cstate="print">
+                    <a:blip r:embed="rId20" cstate="print">
                       <a:extLst>
                         <a:ext uri="{28A0092B-C50C-407E-A947-70E740481C1C}">
                           <a14:useLocalDpi xmlns:a14="http://schemas.microsoft.com/office/drawing/2010/main" val="0"/>
@@ -6043,10 +7084,10 @@
       <w:pPr>
         <w:jc w:val="center"/>
       </w:pPr>
-      <w:bookmarkStart w:id="75" w:name="_Ref225728151"/>
-      <w:bookmarkStart w:id="76" w:name="_Toc229832535"/>
-      <w:bookmarkStart w:id="77" w:name="_Toc229847958"/>
-      <w:bookmarkStart w:id="78" w:name="_Toc229859111"/>
+      <w:bookmarkStart w:id="79" w:name="_Ref225728151"/>
+      <w:bookmarkStart w:id="80" w:name="_Toc229832535"/>
+      <w:bookmarkStart w:id="81" w:name="_Toc229847958"/>
+      <w:bookmarkStart w:id="82" w:name="_Toc230306876"/>
       <w:r>
         <w:rPr>
           <w:cs/>
@@ -6066,19 +7107,38 @@
         </w:rPr>
         <w:t>.</w:t>
       </w:r>
-      <w:fldSimple w:instr=" SEQ ภาพที่ \* ARABIC \s 1 ">
-        <w:r>
-          <w:rPr>
-            <w:noProof/>
-          </w:rPr>
-          <w:t>6</w:t>
-        </w:r>
-      </w:fldSimple>
-      <w:bookmarkEnd w:id="75"/>
-      <w:r>
-        <w:rPr>
-          <w:rFonts w:hint="cs"/>
+      <w:r>
+        <w:fldChar w:fldCharType="begin"/>
+      </w:r>
+      <w:r>
+        <w:instrText xml:space="preserve"> SEQ </w:instrText>
+      </w:r>
+      <w:r>
+        <w:rPr>
+          <w:cs/>
+        </w:rPr>
+        <w:instrText xml:space="preserve">ภาพที่ </w:instrText>
+      </w:r>
+      <w:r>
+        <w:instrText xml:space="preserve">\* ARABIC \s 1 </w:instrText>
+      </w:r>
+      <w:r>
+        <w:fldChar w:fldCharType="separate"/>
+      </w:r>
+      <w:r>
+        <w:rPr>
           <w:noProof/>
+        </w:rPr>
+        <w:t>6</w:t>
+      </w:r>
+      <w:r>
+        <w:fldChar w:fldCharType="end"/>
+      </w:r>
+      <w:bookmarkEnd w:id="79"/>
+      <w:r>
+        <w:rPr>
+          <w:rFonts w:hint="cs"/>
+          <w:noProof/>
           <w:cs/>
         </w:rPr>
         <w:t xml:space="preserve"> </w:t>
@@ -6090,9 +7150,9 @@
         </w:rPr>
         <w:t>แสดงการบรรจุสินค้าลงกล่องกระดาษ</w:t>
       </w:r>
-      <w:bookmarkEnd w:id="76"/>
-      <w:bookmarkEnd w:id="77"/>
-      <w:bookmarkEnd w:id="78"/>
+      <w:bookmarkEnd w:id="80"/>
+      <w:bookmarkEnd w:id="81"/>
+      <w:bookmarkEnd w:id="82"/>
     </w:p>
     <w:p>
       <w:pPr>
@@ -6132,7 +7192,7 @@
                     <pic:cNvPicPr/>
                   </pic:nvPicPr>
                   <pic:blipFill>
-                    <a:blip r:embed="rId16" cstate="print">
+                    <a:blip r:embed="rId21" cstate="print">
                       <a:extLst>
                         <a:ext uri="{28A0092B-C50C-407E-A947-70E740481C1C}">
                           <a14:useLocalDpi xmlns:a14="http://schemas.microsoft.com/office/drawing/2010/main" val="0"/>
@@ -6163,10 +7223,10 @@
       <w:pPr>
         <w:jc w:val="center"/>
       </w:pPr>
-      <w:bookmarkStart w:id="79" w:name="_Ref225728162"/>
-      <w:bookmarkStart w:id="80" w:name="_Toc229832536"/>
-      <w:bookmarkStart w:id="81" w:name="_Toc229847959"/>
-      <w:bookmarkStart w:id="82" w:name="_Toc229859112"/>
+      <w:bookmarkStart w:id="83" w:name="_Ref225728162"/>
+      <w:bookmarkStart w:id="84" w:name="_Toc229832536"/>
+      <w:bookmarkStart w:id="85" w:name="_Toc229847959"/>
+      <w:bookmarkStart w:id="86" w:name="_Toc230306877"/>
       <w:r>
         <w:rPr>
           <w:cs/>
@@ -6186,15 +7246,34 @@
         </w:rPr>
         <w:t>.</w:t>
       </w:r>
-      <w:fldSimple w:instr=" SEQ ภาพที่ \* ARABIC \s 1 ">
-        <w:r>
-          <w:rPr>
-            <w:noProof/>
-          </w:rPr>
-          <w:t>7</w:t>
-        </w:r>
-      </w:fldSimple>
-      <w:bookmarkEnd w:id="79"/>
+      <w:r>
+        <w:fldChar w:fldCharType="begin"/>
+      </w:r>
+      <w:r>
+        <w:instrText xml:space="preserve"> SEQ </w:instrText>
+      </w:r>
+      <w:r>
+        <w:rPr>
+          <w:cs/>
+        </w:rPr>
+        <w:instrText xml:space="preserve">ภาพที่ </w:instrText>
+      </w:r>
+      <w:r>
+        <w:instrText xml:space="preserve">\* ARABIC \s 1 </w:instrText>
+      </w:r>
+      <w:r>
+        <w:fldChar w:fldCharType="separate"/>
+      </w:r>
+      <w:r>
+        <w:rPr>
+          <w:noProof/>
+        </w:rPr>
+        <w:t>7</w:t>
+      </w:r>
+      <w:r>
+        <w:fldChar w:fldCharType="end"/>
+      </w:r>
+      <w:bookmarkEnd w:id="83"/>
       <w:r>
         <w:rPr>
           <w:rFonts w:hint="cs"/>
@@ -6209,43 +7288,43 @@
         </w:rPr>
         <w:t>แสดงการบรรจุสินค้าคงคลังในกล่องพลาสติก</w:t>
       </w:r>
-      <w:bookmarkEnd w:id="80"/>
-      <w:bookmarkEnd w:id="81"/>
-      <w:bookmarkEnd w:id="82"/>
-    </w:p>
-    <w:p>
-      <w:r>
-        <w:br w:type="page"/>
-      </w:r>
-    </w:p>
-    <w:p>
-      <w:pPr>
-        <w:pStyle w:val="1"/>
-        <w:rPr>
-          <w:cs/>
-        </w:rPr>
-      </w:pPr>
-      <w:bookmarkStart w:id="83" w:name="_Toc229813083"/>
-      <w:bookmarkStart w:id="84" w:name="_Toc229840660"/>
-      <w:bookmarkStart w:id="85" w:name="_Toc229854092"/>
-      <w:bookmarkStart w:id="86" w:name="_Toc229859128"/>
-      <w:r>
-        <w:rPr>
-          <w:rFonts w:hint="cs"/>
-          <w:cs/>
-        </w:rPr>
-        <w:lastRenderedPageBreak/>
-        <w:t xml:space="preserve">บทที่ </w:t>
-      </w:r>
-      <w:r>
-        <w:t>4</w:t>
-      </w:r>
-      <w:bookmarkEnd w:id="83"/>
       <w:bookmarkEnd w:id="84"/>
       <w:bookmarkEnd w:id="85"/>
       <w:bookmarkEnd w:id="86"/>
     </w:p>
     <w:p>
+      <w:r>
+        <w:br w:type="page"/>
+      </w:r>
+    </w:p>
+    <w:p>
+      <w:pPr>
+        <w:pStyle w:val="1"/>
+        <w:rPr>
+          <w:cs/>
+        </w:rPr>
+      </w:pPr>
+      <w:bookmarkStart w:id="87" w:name="_Toc229813083"/>
+      <w:bookmarkStart w:id="88" w:name="_Toc229840660"/>
+      <w:bookmarkStart w:id="89" w:name="_Toc229854092"/>
+      <w:bookmarkStart w:id="90" w:name="_Toc230306900"/>
+      <w:r>
+        <w:rPr>
+          <w:rFonts w:hint="cs"/>
+          <w:cs/>
+        </w:rPr>
+        <w:lastRenderedPageBreak/>
+        <w:t xml:space="preserve">บทที่ </w:t>
+      </w:r>
+      <w:r>
+        <w:t>4</w:t>
+      </w:r>
+      <w:bookmarkEnd w:id="87"/>
+      <w:bookmarkEnd w:id="88"/>
+      <w:bookmarkEnd w:id="89"/>
+      <w:bookmarkEnd w:id="90"/>
+    </w:p>
+    <w:p>
       <w:pPr>
         <w:spacing w:before="240" w:after="360"/>
         <w:jc w:val="center"/>
@@ -6345,7 +7424,7 @@
         <w:spacing w:before="180"/>
         <w:jc w:val="center"/>
       </w:pPr>
-      <w:bookmarkStart w:id="87" w:name="_Toc229862668"/>
+      <w:bookmarkStart w:id="91" w:name="_Toc230306860"/>
       <w:r>
         <w:rPr>
           <w:cs/>
@@ -6359,14 +7438,36 @@
         </w:rPr>
         <w:t>4.</w:t>
       </w:r>
-      <w:fldSimple w:instr=" SEQ ตารางที่ \* ARABIC ">
-        <w:r>
-          <w:rPr>
-            <w:noProof/>
-          </w:rPr>
-          <w:t>1</w:t>
-        </w:r>
-      </w:fldSimple>
+      <w:r>
+        <w:fldChar w:fldCharType="begin"/>
+      </w:r>
+      <w:r>
+        <w:instrText xml:space="preserve"> SEQ </w:instrText>
+      </w:r>
+      <w:r>
+        <w:rPr>
+          <w:cs/>
+        </w:rPr>
+        <w:instrText xml:space="preserve">ตารางที่ </w:instrText>
+      </w:r>
+      <w:r>
+        <w:instrText xml:space="preserve">\* ARABIC </w:instrText>
+      </w:r>
+      <w:r>
+        <w:fldChar w:fldCharType="separate"/>
+      </w:r>
+      <w:r>
+        <w:rPr>
+          <w:noProof/>
+        </w:rPr>
+        <w:t>1</w:t>
+      </w:r>
+      <w:r>
+        <w:rPr>
+          <w:noProof/>
+        </w:rPr>
+        <w:fldChar w:fldCharType="end"/>
+      </w:r>
       <w:r>
         <w:rPr>
           <w:rFonts w:hint="cs"/>
@@ -6418,7 +7519,7 @@
         </w:rPr>
         <w:t xml:space="preserve">  5 ชิ้น</w:t>
       </w:r>
-      <w:bookmarkEnd w:id="87"/>
+      <w:bookmarkEnd w:id="91"/>
     </w:p>
     <w:tbl>
       <w:tblPr>
@@ -6459,7 +7560,7 @@
                 <w:cs/>
               </w:rPr>
             </w:pPr>
-            <w:bookmarkStart w:id="88" w:name="_Hlk229839352"/>
+            <w:bookmarkStart w:id="92" w:name="_Hlk229839352"/>
             <w:r>
               <w:rPr>
                 <w:rFonts w:hint="cs"/>
@@ -7131,8 +8232,8 @@
         <w:spacing w:before="180"/>
         <w:jc w:val="center"/>
       </w:pPr>
-      <w:bookmarkStart w:id="89" w:name="_Toc229862669"/>
-      <w:bookmarkEnd w:id="88"/>
+      <w:bookmarkStart w:id="93" w:name="_Toc230306861"/>
+      <w:bookmarkEnd w:id="92"/>
       <w:r>
         <w:rPr>
           <w:cs/>
@@ -7146,14 +8247,36 @@
         </w:rPr>
         <w:t>4.</w:t>
       </w:r>
-      <w:fldSimple w:instr=" SEQ ตารางที่ \* ARABIC ">
-        <w:r>
-          <w:rPr>
-            <w:noProof/>
-          </w:rPr>
-          <w:t>2</w:t>
-        </w:r>
-      </w:fldSimple>
+      <w:r>
+        <w:fldChar w:fldCharType="begin"/>
+      </w:r>
+      <w:r>
+        <w:instrText xml:space="preserve"> SEQ </w:instrText>
+      </w:r>
+      <w:r>
+        <w:rPr>
+          <w:cs/>
+        </w:rPr>
+        <w:instrText xml:space="preserve">ตารางที่ </w:instrText>
+      </w:r>
+      <w:r>
+        <w:instrText xml:space="preserve">\* ARABIC </w:instrText>
+      </w:r>
+      <w:r>
+        <w:fldChar w:fldCharType="separate"/>
+      </w:r>
+      <w:r>
+        <w:rPr>
+          <w:noProof/>
+        </w:rPr>
+        <w:t>2</w:t>
+      </w:r>
+      <w:r>
+        <w:rPr>
+          <w:noProof/>
+        </w:rPr>
+        <w:fldChar w:fldCharType="end"/>
+      </w:r>
       <w:r>
         <w:rPr>
           <w:rFonts w:hint="cs"/>
@@ -7199,7 +8322,7 @@
         </w:rPr>
         <w:t>10 ชิ้น</w:t>
       </w:r>
-      <w:bookmarkEnd w:id="89"/>
+      <w:bookmarkEnd w:id="93"/>
     </w:p>
     <w:tbl>
       <w:tblPr>
@@ -7890,7 +9013,7 @@
         <w:spacing w:before="180"/>
         <w:jc w:val="center"/>
       </w:pPr>
-      <w:bookmarkStart w:id="90" w:name="_Toc229862670"/>
+      <w:bookmarkStart w:id="94" w:name="_Toc230306862"/>
       <w:r>
         <w:rPr>
           <w:cs/>
@@ -7904,14 +9027,36 @@
         </w:rPr>
         <w:t>4.</w:t>
       </w:r>
-      <w:fldSimple w:instr=" SEQ ตารางที่ \* ARABIC ">
-        <w:r>
-          <w:rPr>
-            <w:noProof/>
-          </w:rPr>
-          <w:t>3</w:t>
-        </w:r>
-      </w:fldSimple>
+      <w:r>
+        <w:fldChar w:fldCharType="begin"/>
+      </w:r>
+      <w:r>
+        <w:instrText xml:space="preserve"> SEQ </w:instrText>
+      </w:r>
+      <w:r>
+        <w:rPr>
+          <w:cs/>
+        </w:rPr>
+        <w:instrText xml:space="preserve">ตารางที่ </w:instrText>
+      </w:r>
+      <w:r>
+        <w:instrText xml:space="preserve">\* ARABIC </w:instrText>
+      </w:r>
+      <w:r>
+        <w:fldChar w:fldCharType="separate"/>
+      </w:r>
+      <w:r>
+        <w:rPr>
+          <w:noProof/>
+        </w:rPr>
+        <w:t>3</w:t>
+      </w:r>
+      <w:r>
+        <w:rPr>
+          <w:noProof/>
+        </w:rPr>
+        <w:fldChar w:fldCharType="end"/>
+      </w:r>
       <w:r>
         <w:rPr>
           <w:rFonts w:hint="cs"/>
@@ -7964,7 +9109,7 @@
         </w:rPr>
         <w:t xml:space="preserve"> ชิ้น</w:t>
       </w:r>
-      <w:bookmarkEnd w:id="90"/>
+      <w:bookmarkEnd w:id="94"/>
     </w:p>
     <w:tbl>
       <w:tblPr>
@@ -8005,7 +9150,7 @@
                 <w:cs/>
               </w:rPr>
             </w:pPr>
-            <w:bookmarkStart w:id="91" w:name="_Ref220620705"/>
+            <w:bookmarkStart w:id="95" w:name="_Ref220620705"/>
             <w:r>
               <w:rPr>
                 <w:rFonts w:hint="cs"/>
@@ -8649,8 +9794,8 @@
           <w:bCs/>
         </w:rPr>
       </w:pPr>
-      <w:bookmarkStart w:id="92" w:name="_Toc229862671"/>
-      <w:bookmarkEnd w:id="91"/>
+      <w:bookmarkStart w:id="96" w:name="_Toc230306863"/>
+      <w:bookmarkEnd w:id="95"/>
       <w:r>
         <w:rPr>
           <w:cs/>
@@ -8664,14 +9809,36 @@
         </w:rPr>
         <w:t>4.</w:t>
       </w:r>
-      <w:fldSimple w:instr=" SEQ ตารางที่ \* ARABIC ">
-        <w:r>
-          <w:rPr>
-            <w:noProof/>
-          </w:rPr>
-          <w:t>4</w:t>
-        </w:r>
-      </w:fldSimple>
+      <w:r>
+        <w:fldChar w:fldCharType="begin"/>
+      </w:r>
+      <w:r>
+        <w:instrText xml:space="preserve"> SEQ </w:instrText>
+      </w:r>
+      <w:r>
+        <w:rPr>
+          <w:cs/>
+        </w:rPr>
+        <w:instrText xml:space="preserve">ตารางที่ </w:instrText>
+      </w:r>
+      <w:r>
+        <w:instrText xml:space="preserve">\* ARABIC </w:instrText>
+      </w:r>
+      <w:r>
+        <w:fldChar w:fldCharType="separate"/>
+      </w:r>
+      <w:r>
+        <w:rPr>
+          <w:noProof/>
+        </w:rPr>
+        <w:t>4</w:t>
+      </w:r>
+      <w:r>
+        <w:rPr>
+          <w:noProof/>
+        </w:rPr>
+        <w:fldChar w:fldCharType="end"/>
+      </w:r>
       <w:r>
         <w:rPr>
           <w:rFonts w:hint="cs"/>
@@ -8730,8 +9897,8 @@
         </w:rPr>
         <w:t xml:space="preserve"> ชิ้น</w:t>
       </w:r>
-      <w:bookmarkStart w:id="93" w:name="_Ref220620707"/>
-      <w:bookmarkEnd w:id="92"/>
+      <w:bookmarkStart w:id="97" w:name="_Ref220620707"/>
+      <w:bookmarkEnd w:id="96"/>
     </w:p>
     <w:tbl>
       <w:tblPr>
@@ -9435,9 +10602,9 @@
         <w:spacing w:before="180"/>
         <w:jc w:val="center"/>
       </w:pPr>
-      <w:bookmarkStart w:id="94" w:name="_Ref229856821"/>
-      <w:bookmarkStart w:id="95" w:name="_Toc229862672"/>
-      <w:bookmarkEnd w:id="93"/>
+      <w:bookmarkStart w:id="98" w:name="_Ref229856821"/>
+      <w:bookmarkStart w:id="99" w:name="_Toc230306864"/>
+      <w:bookmarkEnd w:id="97"/>
       <w:r>
         <w:rPr>
           <w:cs/>
@@ -9452,15 +10619,37 @@
         </w:rPr>
         <w:t>4.</w:t>
       </w:r>
-      <w:fldSimple w:instr=" SEQ ตารางที่ \* ARABIC ">
-        <w:r>
-          <w:rPr>
-            <w:noProof/>
-          </w:rPr>
-          <w:t>5</w:t>
-        </w:r>
-      </w:fldSimple>
-      <w:bookmarkEnd w:id="94"/>
+      <w:r>
+        <w:fldChar w:fldCharType="begin"/>
+      </w:r>
+      <w:r>
+        <w:instrText xml:space="preserve"> SEQ </w:instrText>
+      </w:r>
+      <w:r>
+        <w:rPr>
+          <w:cs/>
+        </w:rPr>
+        <w:instrText xml:space="preserve">ตารางที่ </w:instrText>
+      </w:r>
+      <w:r>
+        <w:instrText xml:space="preserve">\* ARABIC </w:instrText>
+      </w:r>
+      <w:r>
+        <w:fldChar w:fldCharType="separate"/>
+      </w:r>
+      <w:r>
+        <w:rPr>
+          <w:noProof/>
+        </w:rPr>
+        <w:t>5</w:t>
+      </w:r>
+      <w:r>
+        <w:rPr>
+          <w:noProof/>
+        </w:rPr>
+        <w:fldChar w:fldCharType="end"/>
+      </w:r>
+      <w:bookmarkEnd w:id="98"/>
       <w:r>
         <w:rPr>
           <w:rFonts w:hint="cs"/>
@@ -9513,7 +10702,7 @@
         </w:rPr>
         <w:t xml:space="preserve"> ชิ้น</w:t>
       </w:r>
-      <w:bookmarkEnd w:id="95"/>
+      <w:bookmarkEnd w:id="99"/>
     </w:p>
     <w:tbl>
       <w:tblPr>
@@ -10688,9 +11877,9 @@
         <w:spacing w:before="180"/>
         <w:jc w:val="center"/>
       </w:pPr>
-      <w:bookmarkStart w:id="96" w:name="_Ref229856792"/>
-      <w:bookmarkStart w:id="97" w:name="_Ref220620601"/>
-      <w:bookmarkStart w:id="98" w:name="_Toc229862673"/>
+      <w:bookmarkStart w:id="100" w:name="_Ref229856792"/>
+      <w:bookmarkStart w:id="101" w:name="_Ref220620601"/>
+      <w:bookmarkStart w:id="102" w:name="_Toc230306865"/>
       <w:r>
         <w:rPr>
           <w:cs/>
@@ -10760,7 +11949,7 @@
         </w:rPr>
         <w:fldChar w:fldCharType="end"/>
       </w:r>
-      <w:bookmarkEnd w:id="96"/>
+      <w:bookmarkEnd w:id="100"/>
       <w:r>
         <w:rPr>
           <w:rFonts w:hint="cs"/>
@@ -10775,8 +11964,8 @@
         </w:rPr>
         <w:t>ความเร็วในการอ่านรหัสสินค้าคงคลังเมื่ออยู่ในบรรจุภัณฑ์ 2 ประเภทได้แก่กล่องกระดาษ และกล่องพลาสติก มีหน่วยเป็นวินาที</w:t>
       </w:r>
-      <w:bookmarkEnd w:id="97"/>
-      <w:bookmarkEnd w:id="98"/>
+      <w:bookmarkEnd w:id="101"/>
+      <w:bookmarkEnd w:id="102"/>
     </w:p>
     <w:tbl>
       <w:tblPr>
@@ -11705,7 +12894,7 @@
             <wp:cNvGraphicFramePr/>
             <a:graphic xmlns:a="http://schemas.openxmlformats.org/drawingml/2006/main">
               <a:graphicData uri="http://schemas.openxmlformats.org/drawingml/2006/chart">
-                <c:chart xmlns:c="http://schemas.openxmlformats.org/drawingml/2006/chart" xmlns:r="http://schemas.openxmlformats.org/officeDocument/2006/relationships" r:id="rId17"/>
+                <c:chart xmlns:c="http://schemas.openxmlformats.org/drawingml/2006/chart" xmlns:r="http://schemas.openxmlformats.org/officeDocument/2006/relationships" r:id="rId22"/>
               </a:graphicData>
             </a:graphic>
           </wp:inline>
@@ -11716,10 +12905,10 @@
       <w:pPr>
         <w:jc w:val="center"/>
       </w:pPr>
-      <w:bookmarkStart w:id="99" w:name="_Ref229855548"/>
-      <w:bookmarkStart w:id="100" w:name="_Toc229832537"/>
-      <w:bookmarkStart w:id="101" w:name="_Toc229847960"/>
-      <w:bookmarkStart w:id="102" w:name="_Toc229859113"/>
+      <w:bookmarkStart w:id="103" w:name="_Ref229855548"/>
+      <w:bookmarkStart w:id="104" w:name="_Toc229832537"/>
+      <w:bookmarkStart w:id="105" w:name="_Toc229847960"/>
+      <w:bookmarkStart w:id="106" w:name="_Toc230306878"/>
       <w:r>
         <w:rPr>
           <w:cs/>
@@ -11802,7 +12991,7 @@
         </w:rPr>
         <w:fldChar w:fldCharType="end"/>
       </w:r>
-      <w:bookmarkEnd w:id="99"/>
+      <w:bookmarkEnd w:id="103"/>
       <w:r>
         <w:rPr>
           <w:rFonts w:hint="cs"/>
@@ -11868,503 +13057,37 @@
         </w:rPr>
         <w:t>โค้ด</w:t>
       </w:r>
-      <w:bookmarkEnd w:id="100"/>
-      <w:bookmarkEnd w:id="101"/>
-      <w:bookmarkEnd w:id="102"/>
-    </w:p>
-    <w:p>
-      <w:pPr>
-        <w:spacing w:before="240"/>
-        <w:jc w:val="center"/>
-      </w:pPr>
-    </w:p>
-    <w:p>
-      <w:pPr>
-        <w:pStyle w:val="1"/>
-        <w:rPr>
-          <w:cs/>
-        </w:rPr>
-      </w:pPr>
-      <w:bookmarkStart w:id="103" w:name="_Toc229813084"/>
-      <w:bookmarkStart w:id="104" w:name="_Toc229840661"/>
-      <w:bookmarkStart w:id="105" w:name="_Toc229854093"/>
-      <w:bookmarkStart w:id="106" w:name="_Toc229859129"/>
-      <w:r>
-        <w:rPr>
-          <w:rFonts w:hint="cs"/>
-          <w:cs/>
-        </w:rPr>
-        <w:lastRenderedPageBreak/>
-        <w:t xml:space="preserve">บทที่ </w:t>
-      </w:r>
-      <w:r>
-        <w:t>5</w:t>
-      </w:r>
-      <w:bookmarkEnd w:id="103"/>
       <w:bookmarkEnd w:id="104"/>
       <w:bookmarkEnd w:id="105"/>
       <w:bookmarkEnd w:id="106"/>
     </w:p>
     <w:p>
       <w:pPr>
-        <w:spacing w:before="240" w:after="360"/>
+        <w:spacing w:before="240"/>
         <w:jc w:val="center"/>
-        <w:rPr>
-          <w:b/>
-          <w:bCs/>
-          <w:sz w:val="40"/>
-          <w:szCs w:val="40"/>
-          <w:cs/>
-        </w:rPr>
-      </w:pPr>
-      <w:r>
-        <w:rPr>
-          <w:rFonts w:hint="cs"/>
-          <w:b/>
-          <w:bCs/>
-          <w:sz w:val="40"/>
-          <w:szCs w:val="40"/>
-          <w:cs/>
-        </w:rPr>
-        <w:t>สรุปผลการทดลอง</w:t>
-      </w:r>
+      </w:pPr>
     </w:p>
     <w:p>
-      <w:bookmarkStart w:id="107" w:name="_Toc229813085"/>
-      <w:r>
-        <w:rPr>
-          <w:rFonts w:hint="cs"/>
-          <w:cs/>
-        </w:rPr>
-        <w:t>ก</w:t>
-      </w:r>
-      <w:r>
-        <w:rPr>
-          <w:cs/>
-        </w:rPr>
-        <w:t xml:space="preserve">ารพัฒนาระบบบริหารจัดการสินค้าคงคลังด้วย </w:t>
-      </w:r>
-      <w:r>
-        <w:rPr>
-          <w:cs/>
-        </w:rPr>
-        <w:t>อาร์เอฟไอดี</w:t>
-      </w:r>
-      <w:r>
-        <w:t xml:space="preserve"> </w:t>
-      </w:r>
-      <w:r>
-        <w:rPr>
-          <w:cs/>
-        </w:rPr>
-        <w:t>และเทคโนโลยีคลาวด์ ช่วยแก้ปัญหาความล่าช้าและความยุ่งยากของระบบ</w:t>
-      </w:r>
-      <w:r>
-        <w:rPr>
-          <w:cs/>
-        </w:rPr>
-        <w:t>บาร์</w:t>
-      </w:r>
-      <w:r>
-        <w:rPr>
-          <w:cs/>
-        </w:rPr>
-        <w:t>โค้ด</w:t>
-      </w:r>
-      <w:r>
-        <w:t xml:space="preserve"> </w:t>
-      </w:r>
-      <w:r>
-        <w:rPr>
-          <w:cs/>
-        </w:rPr>
-        <w:t xml:space="preserve">และ </w:t>
-      </w:r>
-      <w:r>
-        <w:rPr>
-          <w:cs/>
-        </w:rPr>
-        <w:t>คิวอาร์</w:t>
-      </w:r>
-      <w:r>
-        <w:rPr>
-          <w:cs/>
-        </w:rPr>
-        <w:t>โค้ด</w:t>
-      </w:r>
-      <w:r>
-        <w:t xml:space="preserve"> </w:t>
-      </w:r>
-      <w:r>
-        <w:rPr>
-          <w:cs/>
-        </w:rPr>
-        <w:t>ในระบบดั้งเดิมได้อย่างมีประสิทธิภาพ จากผลการทดลอง</w:t>
-      </w:r>
-      <w:r>
-        <w:rPr>
-          <w:rFonts w:hint="cs"/>
-          <w:cs/>
-        </w:rPr>
-        <w:t xml:space="preserve"> </w:t>
-      </w:r>
-      <w:r>
-        <w:rPr>
-          <w:cs/>
-        </w:rPr>
-        <w:t xml:space="preserve">ยืนยันว่า </w:t>
-      </w:r>
-      <w:r>
-        <w:rPr>
-          <w:rFonts w:hint="cs"/>
-          <w:cs/>
-        </w:rPr>
-        <w:t>การนำ</w:t>
-      </w:r>
-      <w:r>
-        <w:rPr>
-          <w:cs/>
-        </w:rPr>
-        <w:t>อาร์เอฟไอดี</w:t>
-      </w:r>
-      <w:proofErr w:type="spellStart"/>
-      <w:r>
-        <w:rPr>
-          <w:cs/>
-        </w:rPr>
-        <w:t>แท็ก</w:t>
-      </w:r>
-      <w:proofErr w:type="spellEnd"/>
-      <w:r>
-        <w:rPr>
-          <w:rFonts w:hint="cs"/>
-          <w:cs/>
-        </w:rPr>
-        <w:t>มาใช้แทน</w:t>
-      </w:r>
-      <w:r>
-        <w:rPr>
-          <w:cs/>
-        </w:rPr>
-        <w:t>บาร์</w:t>
-      </w:r>
-      <w:r>
-        <w:rPr>
-          <w:cs/>
-        </w:rPr>
-        <w:t>โค้ด</w:t>
-      </w:r>
-      <w:r>
-        <w:rPr>
-          <w:cs/>
-        </w:rPr>
-        <w:t>ช่วยลดเวลาในการตรวจสอบสินค้า</w:t>
-      </w:r>
-      <w:r>
-        <w:rPr>
-          <w:rFonts w:hint="cs"/>
-          <w:cs/>
-        </w:rPr>
-        <w:t>คงคลัง</w:t>
-      </w:r>
-      <w:r>
-        <w:rPr>
-          <w:cs/>
-        </w:rPr>
-        <w:t>ได้อย่างมีนัยสำคัญโดยเฉพาะในการบริหารจัดการสินค้าจำนวนมาก</w:t>
-      </w:r>
-      <w:r>
-        <w:rPr>
-          <w:rFonts w:hint="cs"/>
-          <w:cs/>
-        </w:rPr>
-        <w:t xml:space="preserve"> </w:t>
-      </w:r>
-      <w:r>
-        <w:rPr>
-          <w:cs/>
-        </w:rPr>
-        <w:t>อาร์เอฟไอดี</w:t>
-      </w:r>
-      <w:proofErr w:type="spellStart"/>
-      <w:r>
-        <w:rPr>
-          <w:cs/>
-        </w:rPr>
-        <w:t>แท็ก</w:t>
-      </w:r>
-      <w:proofErr w:type="spellEnd"/>
-      <w:r>
-        <w:rPr>
-          <w:rFonts w:hint="cs"/>
-          <w:cs/>
-        </w:rPr>
-        <w:t>ใช้เวลาน้อยกว่า</w:t>
-      </w:r>
-      <w:r>
-        <w:rPr>
-          <w:cs/>
-        </w:rPr>
-        <w:t>บาร์</w:t>
-      </w:r>
-      <w:r>
-        <w:rPr>
-          <w:cs/>
-        </w:rPr>
-        <w:t>โค้ด</w:t>
-      </w:r>
-      <w:r>
-        <w:rPr>
-          <w:rFonts w:hint="cs"/>
-          <w:cs/>
-        </w:rPr>
-        <w:t>อย่างเห็นได้ชัดเจน ช่วยในการประหยัดเวลาในการทำงานและลดการสูญเสียของทรัพยากรไปกับรหัสสินค้าที่เสียหาย ชำรุด และ ลบเลือน</w:t>
-      </w:r>
-      <w:r>
-        <w:rPr>
-          <w:cs/>
-        </w:rPr>
-        <w:t xml:space="preserve"> </w:t>
-      </w:r>
-    </w:p>
-    <w:p>
-      <w:r>
-        <w:rPr>
-          <w:cs/>
-        </w:rPr>
-        <w:t>อีกทั้งการใช้ระบบคลาวด์ยังช่วยให้</w:t>
-      </w:r>
-      <w:r>
-        <w:rPr>
-          <w:rFonts w:hint="cs"/>
-          <w:cs/>
-        </w:rPr>
-        <w:t>ระบบ</w:t>
-      </w:r>
-      <w:r>
-        <w:rPr>
-          <w:cs/>
-        </w:rPr>
-        <w:t>ข้อมูลมีความปลอดภัยและเข้าถึงได้ง่าย ลดภาระค่าใช้จ่ายในการดูแล</w:t>
-      </w:r>
-      <w:r>
-        <w:rPr>
-          <w:rFonts w:hint="cs"/>
-          <w:cs/>
-        </w:rPr>
-        <w:t>เครื่องแม่ข่าย</w:t>
-      </w:r>
-      <w:r>
-        <w:t xml:space="preserve"> </w:t>
-      </w:r>
-      <w:r>
-        <w:rPr>
-          <w:cs/>
-        </w:rPr>
-        <w:t>และการใช้พลังงานไฟฟ้าภายในองค์กร</w:t>
-      </w:r>
-      <w:r>
-        <w:rPr>
-          <w:rFonts w:hint="cs"/>
-          <w:cs/>
-        </w:rPr>
-        <w:t>ไ</w:t>
-      </w:r>
-      <w:r>
-        <w:rPr>
-          <w:cs/>
-        </w:rPr>
-        <w:t xml:space="preserve">ด้อีกด้วย แต่ยังมีข้อจำกัดทางกายภาพที่ต้องคำนึงถึงในการใช้ </w:t>
-      </w:r>
-      <w:r>
-        <w:rPr>
-          <w:cs/>
-        </w:rPr>
-        <w:t>อาร์เอฟไอดี</w:t>
-      </w:r>
-      <w:r>
-        <w:rPr>
-          <w:rFonts w:hint="cs"/>
-          <w:cs/>
-        </w:rPr>
-        <w:t xml:space="preserve"> ในการบริหารสินค้าคงคลัง</w:t>
-      </w:r>
-      <w:r>
-        <w:t xml:space="preserve"> </w:t>
-      </w:r>
-      <w:r>
-        <w:rPr>
-          <w:cs/>
-        </w:rPr>
-        <w:t>เนื่องจากลักษณะการทำงานที่เป็นคลื่นวิทยุ</w:t>
-      </w:r>
-      <w:r>
-        <w:rPr>
-          <w:rFonts w:hint="cs"/>
-          <w:cs/>
-        </w:rPr>
-        <w:t xml:space="preserve"> </w:t>
-      </w:r>
-      <w:r>
-        <w:rPr>
-          <w:cs/>
-        </w:rPr>
-        <w:t>เมื่ออยู่ใกล้วั</w:t>
-      </w:r>
-      <w:r>
-        <w:rPr>
-          <w:rFonts w:hint="cs"/>
-          <w:cs/>
-        </w:rPr>
-        <w:t>ตถุ</w:t>
-      </w:r>
-      <w:r>
-        <w:rPr>
-          <w:cs/>
-        </w:rPr>
-        <w:t>ที่เป็นโลหะหรือมีของเหลว จะทำให้ประสิทธิภาพในการสื่อสารระหว่า</w:t>
-      </w:r>
-      <w:r>
-        <w:rPr>
-          <w:rFonts w:hint="cs"/>
-          <w:cs/>
-        </w:rPr>
-        <w:t>ง</w:t>
-      </w:r>
-      <w:r>
-        <w:rPr>
-          <w:cs/>
-        </w:rPr>
-        <w:t xml:space="preserve">ชุดอ่านและตัว </w:t>
-      </w:r>
-      <w:r>
-        <w:rPr>
-          <w:cs/>
-        </w:rPr>
-        <w:t>อาร์เอฟไอดี</w:t>
-      </w:r>
-      <w:proofErr w:type="spellStart"/>
-      <w:r>
-        <w:rPr>
-          <w:cs/>
-        </w:rPr>
-        <w:t>แท็ก</w:t>
-      </w:r>
-      <w:proofErr w:type="spellEnd"/>
-      <w:r>
-        <w:t xml:space="preserve"> </w:t>
-      </w:r>
-      <w:r>
-        <w:rPr>
-          <w:cs/>
-        </w:rPr>
-        <w:t>ลดลง</w:t>
-      </w:r>
-      <w:r>
-        <w:rPr>
-          <w:rFonts w:hint="cs"/>
-          <w:cs/>
-        </w:rPr>
-        <w:t>ได้</w:t>
-      </w:r>
-      <w:r>
-        <w:rPr>
-          <w:cs/>
-        </w:rPr>
-        <w:t xml:space="preserve"> และการจัดเรียงสินค้า</w:t>
-      </w:r>
-      <w:r>
-        <w:rPr>
-          <w:rFonts w:hint="cs"/>
-          <w:cs/>
-        </w:rPr>
-        <w:t>ในบรรจุภัณฑ์</w:t>
-      </w:r>
-      <w:r>
-        <w:rPr>
-          <w:cs/>
-        </w:rPr>
-        <w:t xml:space="preserve"> ต้อง</w:t>
-      </w:r>
-      <w:r>
-        <w:rPr>
-          <w:rFonts w:hint="cs"/>
-          <w:cs/>
-        </w:rPr>
-        <w:t xml:space="preserve">มีความเหมาะสม </w:t>
-      </w:r>
-      <w:r>
-        <w:rPr>
-          <w:cs/>
-        </w:rPr>
-        <w:t>ไม่ชิดกันแน่นจน</w:t>
-      </w:r>
-      <w:r>
-        <w:rPr>
-          <w:rFonts w:hint="cs"/>
-          <w:cs/>
-        </w:rPr>
-        <w:t xml:space="preserve">ทำให้เกิดการรบกวนสัญญาณระหว่าง </w:t>
-      </w:r>
-      <w:r>
-        <w:rPr>
-          <w:cs/>
-        </w:rPr>
-        <w:t>อาร์เอฟไอดี</w:t>
-      </w:r>
-      <w:proofErr w:type="spellStart"/>
-      <w:r>
-        <w:rPr>
-          <w:cs/>
-        </w:rPr>
-        <w:t>แท็ก</w:t>
-      </w:r>
-      <w:proofErr w:type="spellEnd"/>
-      <w:r>
-        <w:rPr>
-          <w:rFonts w:hint="cs"/>
-          <w:cs/>
-        </w:rPr>
-        <w:t>แต่ละดวงจน</w:t>
-      </w:r>
-      <w:r>
-        <w:rPr>
-          <w:cs/>
-        </w:rPr>
-        <w:t>เกินไป</w:t>
-      </w:r>
-    </w:p>
-    <w:p>
-      <w:pPr>
-        <w:rPr>
-          <w:rFonts w:eastAsia="Times New Roman"/>
-          <w:szCs w:val="28"/>
-          <w:lang w:bidi="ar-SA"/>
-        </w:rPr>
-      </w:pPr>
-      <w:r>
-        <w:br w:type="page"/>
-      </w:r>
-    </w:p>
-    <w:p>
-      <w:pPr>
-        <w:pStyle w:val="af0"/>
-      </w:pPr>
-    </w:p>
-    <w:p>
       <w:pPr>
         <w:pStyle w:val="1"/>
-        <w:spacing w:after="360"/>
-      </w:pPr>
-      <w:bookmarkStart w:id="108" w:name="_Toc229840662"/>
-      <w:bookmarkStart w:id="109" w:name="_Toc229854094"/>
-      <w:bookmarkStart w:id="110" w:name="_Toc229859130"/>
-      <w:r>
-        <w:rPr>
-          <w:rFonts w:hint="cs"/>
-          <w:cs/>
-        </w:rPr>
-        <w:t>เอกสารอ้างอิง</w:t>
+        <w:rPr>
+          <w:cs/>
+        </w:rPr>
+      </w:pPr>
+      <w:bookmarkStart w:id="107" w:name="_Toc229813084"/>
+      <w:bookmarkStart w:id="108" w:name="_Toc229840661"/>
+      <w:bookmarkStart w:id="109" w:name="_Toc229854093"/>
+      <w:bookmarkStart w:id="110" w:name="_Toc230306901"/>
+      <w:r>
+        <w:rPr>
+          <w:rFonts w:hint="cs"/>
+          <w:cs/>
+        </w:rPr>
+        <w:lastRenderedPageBreak/>
+        <w:t xml:space="preserve">บทที่ </w:t>
+      </w:r>
+      <w:r>
+        <w:t>5</w:t>
       </w:r>
       <w:bookmarkEnd w:id="107"/>
       <w:bookmarkEnd w:id="108"/>
@@ -12373,6 +13096,574 @@
     </w:p>
     <w:p>
       <w:pPr>
+        <w:spacing w:before="240" w:after="360"/>
+        <w:jc w:val="center"/>
+        <w:rPr>
+          <w:b/>
+          <w:bCs/>
+          <w:sz w:val="40"/>
+          <w:szCs w:val="40"/>
+          <w:cs/>
+        </w:rPr>
+      </w:pPr>
+      <w:r>
+        <w:rPr>
+          <w:rFonts w:hint="cs"/>
+          <w:b/>
+          <w:bCs/>
+          <w:sz w:val="40"/>
+          <w:szCs w:val="40"/>
+          <w:cs/>
+        </w:rPr>
+        <w:t>สรุปผลการทดลอง</w:t>
+      </w:r>
+    </w:p>
+    <w:p>
+      <w:bookmarkStart w:id="111" w:name="_Toc229813085"/>
+      <w:r>
+        <w:rPr>
+          <w:rFonts w:hint="cs"/>
+          <w:cs/>
+        </w:rPr>
+        <w:t>ก</w:t>
+      </w:r>
+      <w:r>
+        <w:rPr>
+          <w:cs/>
+        </w:rPr>
+        <w:t xml:space="preserve">ารพัฒนาระบบบริหารจัดการสินค้าคงคลังด้วย </w:t>
+      </w:r>
+      <w:r>
+        <w:rPr>
+          <w:cs/>
+        </w:rPr>
+        <w:t>อาร์เอฟไอดี</w:t>
+      </w:r>
+      <w:r>
+        <w:t xml:space="preserve"> </w:t>
+      </w:r>
+      <w:r>
+        <w:rPr>
+          <w:cs/>
+        </w:rPr>
+        <w:t>และเทคโนโลยีคลาวด์ ช่วยแก้ปัญหาความล่าช้าและความยุ่งยากของระบบ</w:t>
+      </w:r>
+      <w:r>
+        <w:rPr>
+          <w:cs/>
+        </w:rPr>
+        <w:t>บาร์</w:t>
+      </w:r>
+      <w:r>
+        <w:rPr>
+          <w:cs/>
+        </w:rPr>
+        <w:t>โค้ด</w:t>
+      </w:r>
+      <w:r>
+        <w:t xml:space="preserve"> </w:t>
+      </w:r>
+      <w:r>
+        <w:rPr>
+          <w:cs/>
+        </w:rPr>
+        <w:t xml:space="preserve">และ </w:t>
+      </w:r>
+      <w:r>
+        <w:rPr>
+          <w:cs/>
+        </w:rPr>
+        <w:t>คิวอาร์</w:t>
+      </w:r>
+      <w:r>
+        <w:rPr>
+          <w:cs/>
+        </w:rPr>
+        <w:t>โค้ด</w:t>
+      </w:r>
+      <w:r>
+        <w:t xml:space="preserve"> </w:t>
+      </w:r>
+      <w:r>
+        <w:rPr>
+          <w:cs/>
+        </w:rPr>
+        <w:t>ในระบบดั้งเดิมได้อย่างมีประสิทธิภาพ จากผลการทดลอง</w:t>
+      </w:r>
+      <w:r>
+        <w:rPr>
+          <w:rFonts w:hint="cs"/>
+          <w:cs/>
+        </w:rPr>
+        <w:t xml:space="preserve"> </w:t>
+      </w:r>
+      <w:r>
+        <w:rPr>
+          <w:cs/>
+        </w:rPr>
+        <w:t xml:space="preserve">ยืนยันว่า </w:t>
+      </w:r>
+      <w:r>
+        <w:rPr>
+          <w:rFonts w:hint="cs"/>
+          <w:cs/>
+        </w:rPr>
+        <w:t>การนำ</w:t>
+      </w:r>
+      <w:r>
+        <w:rPr>
+          <w:cs/>
+        </w:rPr>
+        <w:t>อาร์เอฟไอดี</w:t>
+      </w:r>
+      <w:proofErr w:type="spellStart"/>
+      <w:r>
+        <w:rPr>
+          <w:cs/>
+        </w:rPr>
+        <w:t>แท็ก</w:t>
+      </w:r>
+      <w:proofErr w:type="spellEnd"/>
+      <w:r>
+        <w:rPr>
+          <w:rFonts w:hint="cs"/>
+          <w:cs/>
+        </w:rPr>
+        <w:t>มาใช้แทน</w:t>
+      </w:r>
+      <w:r>
+        <w:rPr>
+          <w:cs/>
+        </w:rPr>
+        <w:t>บาร์</w:t>
+      </w:r>
+      <w:r>
+        <w:rPr>
+          <w:cs/>
+        </w:rPr>
+        <w:t>โค้ด</w:t>
+      </w:r>
+      <w:r>
+        <w:rPr>
+          <w:cs/>
+        </w:rPr>
+        <w:t>ช่วยลดเวลาในการตรวจสอบสินค้า</w:t>
+      </w:r>
+      <w:r>
+        <w:rPr>
+          <w:rFonts w:hint="cs"/>
+          <w:cs/>
+        </w:rPr>
+        <w:t>คงคลัง</w:t>
+      </w:r>
+      <w:r>
+        <w:rPr>
+          <w:cs/>
+        </w:rPr>
+        <w:t>ได้อย่างมีนัยสำคัญโดยเฉพาะในการบริหารจัดการสินค้าจำนวนมาก</w:t>
+      </w:r>
+      <w:r>
+        <w:rPr>
+          <w:rFonts w:hint="cs"/>
+          <w:cs/>
+        </w:rPr>
+        <w:t xml:space="preserve"> </w:t>
+      </w:r>
+      <w:r>
+        <w:rPr>
+          <w:cs/>
+        </w:rPr>
+        <w:t>อาร์เอฟไอดี</w:t>
+      </w:r>
+      <w:proofErr w:type="spellStart"/>
+      <w:r>
+        <w:rPr>
+          <w:cs/>
+        </w:rPr>
+        <w:t>แท็ก</w:t>
+      </w:r>
+      <w:proofErr w:type="spellEnd"/>
+      <w:r>
+        <w:rPr>
+          <w:rFonts w:hint="cs"/>
+          <w:cs/>
+        </w:rPr>
+        <w:t>ใช้เวลาน้อยกว่า</w:t>
+      </w:r>
+      <w:r>
+        <w:rPr>
+          <w:cs/>
+        </w:rPr>
+        <w:t>บาร์</w:t>
+      </w:r>
+      <w:r>
+        <w:rPr>
+          <w:cs/>
+        </w:rPr>
+        <w:t>โค้ด</w:t>
+      </w:r>
+      <w:r>
+        <w:rPr>
+          <w:rFonts w:hint="cs"/>
+          <w:cs/>
+        </w:rPr>
+        <w:t>อย่างเห็นได้ชัดเจน ช่วยในการประหยัดเวลาในการทำงานและลดการสูญเสียของทรัพยากรไปกับรหัสสินค้าที่เสียหาย ชำรุด และ ลบเลือน</w:t>
+      </w:r>
+      <w:r>
+        <w:rPr>
+          <w:cs/>
+        </w:rPr>
+        <w:t xml:space="preserve"> </w:t>
+      </w:r>
+    </w:p>
+    <w:p>
+      <w:r>
+        <w:rPr>
+          <w:cs/>
+        </w:rPr>
+        <w:t>อีกทั้งการใช้ระบบคลาวด์ยังช่วยให้</w:t>
+      </w:r>
+      <w:r>
+        <w:rPr>
+          <w:rFonts w:hint="cs"/>
+          <w:cs/>
+        </w:rPr>
+        <w:t>ระบบ</w:t>
+      </w:r>
+      <w:r>
+        <w:rPr>
+          <w:cs/>
+        </w:rPr>
+        <w:t>ข้อมูลมีความปลอดภัยและเข้าถึงได้ง่าย ลดภาระค่าใช้จ่ายในการดูแล</w:t>
+      </w:r>
+      <w:r>
+        <w:rPr>
+          <w:rFonts w:hint="cs"/>
+          <w:cs/>
+        </w:rPr>
+        <w:t>เครื่องแม่ข่าย</w:t>
+      </w:r>
+      <w:r>
+        <w:t xml:space="preserve"> </w:t>
+      </w:r>
+      <w:r>
+        <w:rPr>
+          <w:cs/>
+        </w:rPr>
+        <w:t>และการใช้พลังงานไฟฟ้าภายในองค์กร</w:t>
+      </w:r>
+      <w:r>
+        <w:rPr>
+          <w:rFonts w:hint="cs"/>
+          <w:cs/>
+        </w:rPr>
+        <w:t>ไ</w:t>
+      </w:r>
+      <w:r>
+        <w:rPr>
+          <w:cs/>
+        </w:rPr>
+        <w:t xml:space="preserve">ด้อีกด้วย แต่ยังมีข้อจำกัดทางกายภาพที่ต้องคำนึงถึงในการใช้ </w:t>
+      </w:r>
+      <w:r>
+        <w:rPr>
+          <w:cs/>
+        </w:rPr>
+        <w:t>อาร์เอฟไอดี</w:t>
+      </w:r>
+      <w:r>
+        <w:rPr>
+          <w:rFonts w:hint="cs"/>
+          <w:cs/>
+        </w:rPr>
+        <w:t xml:space="preserve"> ในการบริหารสินค้าคงคลัง</w:t>
+      </w:r>
+      <w:r>
+        <w:t xml:space="preserve"> </w:t>
+      </w:r>
+      <w:r>
+        <w:rPr>
+          <w:cs/>
+        </w:rPr>
+        <w:t>เนื่องจากลักษณะการทำงานที่เป็นคลื่นวิทยุ</w:t>
+      </w:r>
+      <w:r>
+        <w:rPr>
+          <w:rFonts w:hint="cs"/>
+          <w:cs/>
+        </w:rPr>
+        <w:t xml:space="preserve"> </w:t>
+      </w:r>
+      <w:r>
+        <w:rPr>
+          <w:cs/>
+        </w:rPr>
+        <w:t>เมื่ออยู่ใกล้วั</w:t>
+      </w:r>
+      <w:r>
+        <w:rPr>
+          <w:rFonts w:hint="cs"/>
+          <w:cs/>
+        </w:rPr>
+        <w:t>ตถุ</w:t>
+      </w:r>
+      <w:r>
+        <w:rPr>
+          <w:cs/>
+        </w:rPr>
+        <w:t>ที่เป็นโลหะหรือมีของเหลว จะทำให้ประสิทธิภาพในการสื่อสารระหว่า</w:t>
+      </w:r>
+      <w:r>
+        <w:rPr>
+          <w:rFonts w:hint="cs"/>
+          <w:cs/>
+        </w:rPr>
+        <w:t>ง</w:t>
+      </w:r>
+      <w:r>
+        <w:rPr>
+          <w:cs/>
+        </w:rPr>
+        <w:t xml:space="preserve">ชุดอ่านและตัว </w:t>
+      </w:r>
+      <w:r>
+        <w:rPr>
+          <w:cs/>
+        </w:rPr>
+        <w:t>อาร์เอฟไอดี</w:t>
+      </w:r>
+      <w:proofErr w:type="spellStart"/>
+      <w:r>
+        <w:rPr>
+          <w:cs/>
+        </w:rPr>
+        <w:t>แท็ก</w:t>
+      </w:r>
+      <w:proofErr w:type="spellEnd"/>
+      <w:r>
+        <w:t xml:space="preserve"> </w:t>
+      </w:r>
+      <w:r>
+        <w:rPr>
+          <w:cs/>
+        </w:rPr>
+        <w:t>ลดลง</w:t>
+      </w:r>
+      <w:r>
+        <w:rPr>
+          <w:rFonts w:hint="cs"/>
+          <w:cs/>
+        </w:rPr>
+        <w:t>ได้</w:t>
+      </w:r>
+      <w:r>
+        <w:rPr>
+          <w:cs/>
+        </w:rPr>
+        <w:t xml:space="preserve"> และการจัดเรียงสินค้า</w:t>
+      </w:r>
+      <w:r>
+        <w:rPr>
+          <w:rFonts w:hint="cs"/>
+          <w:cs/>
+        </w:rPr>
+        <w:t>ในบรรจุภัณฑ์</w:t>
+      </w:r>
+      <w:r>
+        <w:rPr>
+          <w:cs/>
+        </w:rPr>
+        <w:t xml:space="preserve"> ต้อง</w:t>
+      </w:r>
+      <w:r>
+        <w:rPr>
+          <w:rFonts w:hint="cs"/>
+          <w:cs/>
+        </w:rPr>
+        <w:t xml:space="preserve">มีความเหมาะสม </w:t>
+      </w:r>
+      <w:r>
+        <w:rPr>
+          <w:cs/>
+        </w:rPr>
+        <w:t>ไม่ชิดกันแน่นจน</w:t>
+      </w:r>
+      <w:r>
+        <w:rPr>
+          <w:rFonts w:hint="cs"/>
+          <w:cs/>
+        </w:rPr>
+        <w:t xml:space="preserve">ทำให้เกิดการรบกวนสัญญาณระหว่าง </w:t>
+      </w:r>
+      <w:r>
+        <w:rPr>
+          <w:cs/>
+        </w:rPr>
+        <w:t>อาร์เอฟไอดี</w:t>
+      </w:r>
+      <w:proofErr w:type="spellStart"/>
+      <w:r>
+        <w:rPr>
+          <w:cs/>
+        </w:rPr>
+        <w:t>แท็ก</w:t>
+      </w:r>
+      <w:proofErr w:type="spellEnd"/>
+      <w:r>
+        <w:rPr>
+          <w:rFonts w:hint="cs"/>
+          <w:cs/>
+        </w:rPr>
+        <w:t>แต่ละดวงจน</w:t>
+      </w:r>
+      <w:r>
+        <w:rPr>
+          <w:cs/>
+        </w:rPr>
+        <w:t>เกินไป</w:t>
+      </w:r>
+    </w:p>
+    <w:p>
+      <w:r>
+        <w:tab/>
+      </w:r>
+      <w:r>
+        <w:rPr>
+          <w:rFonts w:hint="cs"/>
+          <w:cs/>
+        </w:rPr>
+        <w:t>ข้อเสนอ</w:t>
+      </w:r>
+      <w:r>
+        <w:rPr>
+          <w:rFonts w:hint="cs"/>
+          <w:cs/>
+        </w:rPr>
+        <w:t>สำหรับการพัฒนาระบบในอนาคต เพื่อให้ระบบบริหารจัดการสินค้าคงคลังรองรับการใช้งานในระดับองค์กรใหญ่ ผู้วิจัยมีข้อเสนอแนะดังนี้</w:t>
+      </w:r>
+    </w:p>
+    <w:p>
+      <w:r>
+        <w:tab/>
+        <w:t>1.</w:t>
+      </w:r>
+      <w:r>
+        <w:rPr>
+          <w:rFonts w:hint="cs"/>
+          <w:cs/>
+        </w:rPr>
+        <w:t>ปรับปรุงเสาอากาศจากการใช้สายอากาศร่วมกัน (</w:t>
+      </w:r>
+      <w:r>
+        <w:t xml:space="preserve">Monostatic) </w:t>
+      </w:r>
+      <w:r>
+        <w:rPr>
+          <w:rFonts w:hint="cs"/>
+          <w:cs/>
+        </w:rPr>
+        <w:t>ไปเป็นสายอากาศแบบแยก (</w:t>
+      </w:r>
+      <w:r>
+        <w:t xml:space="preserve">Bistatic) </w:t>
+      </w:r>
+      <w:r>
+        <w:rPr>
+          <w:rFonts w:hint="cs"/>
+          <w:cs/>
+        </w:rPr>
+        <w:t>เพื่อลดปัญหาคลื่นส่งไหลกลับเข้าเครื่องรับ (</w:t>
+      </w:r>
+      <w:r>
+        <w:t>Transmit Leakage</w:t>
+      </w:r>
+      <w:r>
+        <w:rPr>
+          <w:rFonts w:hint="cs"/>
+          <w:cs/>
+        </w:rPr>
+        <w:t>) ซึ่งจะช่วยเพิ่มความไว (</w:t>
+      </w:r>
+      <w:r>
+        <w:t xml:space="preserve">Sensitivity) </w:t>
+      </w:r>
+      <w:r>
+        <w:rPr>
+          <w:rFonts w:hint="cs"/>
+          <w:cs/>
+        </w:rPr>
+        <w:t>ให้กับตัวรับสัญญาณ จะทำให้เพิ่มระยะการอ่านรหัสให้ไกลขึ้น</w:t>
+      </w:r>
+    </w:p>
+    <w:p>
+      <w:pPr>
+        <w:rPr>
+          <w:rFonts w:eastAsia="Times New Roman"/>
+          <w:szCs w:val="28"/>
+          <w:lang w:bidi="ar-SA"/>
+        </w:rPr>
+      </w:pPr>
+      <w:r>
+        <w:rPr>
+          <w:cs/>
+        </w:rPr>
+        <w:tab/>
+      </w:r>
+      <w:r>
+        <w:rPr>
+          <w:rFonts w:hint="cs"/>
+          <w:cs/>
+        </w:rPr>
+        <w:t>2.</w:t>
+      </w:r>
+      <w:r>
+        <w:rPr>
+          <w:rFonts w:hint="cs"/>
+          <w:cs/>
+        </w:rPr>
+        <w:t xml:space="preserve">พัฒนาในส่วนของโปรแกรมให้สามารถแสดงสถานะของระบบได้ทันที เช่นการใช้ </w:t>
+      </w:r>
+      <w:r>
+        <w:t xml:space="preserve">Django Channels </w:t>
+      </w:r>
+      <w:r>
+        <w:rPr>
+          <w:rFonts w:hint="cs"/>
+          <w:cs/>
+        </w:rPr>
+        <w:t>เพื่อการแสดงผลลัพธ์เป็นปัจจุบัน</w:t>
+      </w:r>
+      <w:r>
+        <w:br w:type="page"/>
+      </w:r>
+    </w:p>
+    <w:p>
+      <w:pPr>
+        <w:pStyle w:val="af0"/>
+      </w:pPr>
+    </w:p>
+    <w:p>
+      <w:pPr>
+        <w:pStyle w:val="1"/>
+        <w:spacing w:after="360"/>
+      </w:pPr>
+      <w:bookmarkStart w:id="112" w:name="_Toc229840662"/>
+      <w:bookmarkStart w:id="113" w:name="_Toc229854094"/>
+      <w:bookmarkStart w:id="114" w:name="_Toc230306902"/>
+      <w:r>
+        <w:rPr>
+          <w:rFonts w:hint="cs"/>
+          <w:cs/>
+        </w:rPr>
+        <w:t>เอกสารอ้างอิง</w:t>
+      </w:r>
+      <w:bookmarkEnd w:id="111"/>
+      <w:bookmarkEnd w:id="112"/>
+      <w:bookmarkEnd w:id="113"/>
+      <w:bookmarkEnd w:id="114"/>
+    </w:p>
+    <w:p>
+      <w:pPr>
         <w:spacing w:after="180"/>
         <w:ind w:left="561" w:hanging="561"/>
       </w:pPr>
@@ -12455,9 +13746,76 @@
     <w:p>
       <w:pPr>
         <w:spacing w:after="180"/>
-      </w:pPr>
-      <w:r>
-        <w:t xml:space="preserve">[4] </w:t>
+        <w:ind w:left="564" w:hanging="564"/>
+      </w:pPr>
+      <w:r>
+        <w:t>[</w:t>
+      </w:r>
+      <w:r>
+        <w:t>4</w:t>
+      </w:r>
+      <w:r>
+        <w:t xml:space="preserve">] </w:t>
+      </w:r>
+      <w:r>
+        <w:tab/>
+        <w:t xml:space="preserve">M. A. I. M. </w:t>
+      </w:r>
+      <w:proofErr w:type="spellStart"/>
+      <w:r>
+        <w:t>Azri</w:t>
+      </w:r>
+      <w:proofErr w:type="spellEnd"/>
+      <w:r>
+        <w:t xml:space="preserve">, H. Sofian, M. S. M. </w:t>
+      </w:r>
+      <w:proofErr w:type="spellStart"/>
+      <w:r>
+        <w:t>Kassim</w:t>
+      </w:r>
+      <w:proofErr w:type="spellEnd"/>
+      <w:r>
+        <w:t xml:space="preserve"> and R. </w:t>
+      </w:r>
+      <w:proofErr w:type="spellStart"/>
+      <w:r>
+        <w:t>Ramly</w:t>
+      </w:r>
+      <w:proofErr w:type="spellEnd"/>
+      <w:r>
+        <w:t>, "Smart Inventory Management System for Hardware Warehouse Using IoT," 2026 20th International Conference on Ubiquitous Information Management and Communication (IMCOM), pp. 1-6, 2026.</w:t>
+      </w:r>
+    </w:p>
+    <w:p>
+      <w:pPr>
+        <w:spacing w:after="180"/>
+      </w:pPr>
+      <w:r>
+        <w:t>[</w:t>
+      </w:r>
+      <w:r>
+        <w:t>5</w:t>
+      </w:r>
+      <w:r>
+        <w:t xml:space="preserve">] </w:t>
+      </w:r>
+      <w:r>
+        <w:tab/>
+        <w:t>A. P. a. others, AWS Cloud Computing Concepts and Tech Analogies, Packt Publishing, 2023.</w:t>
+      </w:r>
+    </w:p>
+    <w:p>
+      <w:pPr>
+        <w:spacing w:after="180"/>
+      </w:pPr>
+      <w:r>
+        <w:t>[</w:t>
+      </w:r>
+      <w:r>
+        <w:t>6</w:t>
+      </w:r>
+      <w:r>
+        <w:t xml:space="preserve">] </w:t>
       </w:r>
       <w:r>
         <w:tab/>
@@ -12469,7 +13827,13 @@
         <w:spacing w:after="180"/>
       </w:pPr>
       <w:r>
-        <w:t xml:space="preserve">[5] </w:t>
+        <w:t>[</w:t>
+      </w:r>
+      <w:r>
+        <w:t>7</w:t>
+      </w:r>
+      <w:r>
+        <w:t xml:space="preserve">] </w:t>
       </w:r>
       <w:r>
         <w:tab/>
@@ -12485,7 +13849,13 @@
         </w:rPr>
       </w:pPr>
       <w:r>
-        <w:t>[6]</w:t>
+        <w:t>[</w:t>
+      </w:r>
+      <w:r>
+        <w:t>8</w:t>
+      </w:r>
+      <w:r>
+        <w:t>]</w:t>
       </w:r>
       <w:r>
         <w:tab/>
@@ -12503,59 +13873,16 @@
     <w:p>
       <w:pPr>
         <w:spacing w:after="180"/>
-      </w:pPr>
-      <w:r>
-        <w:t xml:space="preserve">[7] </w:t>
-      </w:r>
-      <w:r>
-        <w:tab/>
-        <w:t>A. P. a. others, AWS Cloud Computing Concepts and Tech Analogies, Packt Publishing, 2023.</w:t>
-      </w:r>
-    </w:p>
-    <w:p>
-      <w:pPr>
-        <w:spacing w:after="180"/>
         <w:ind w:left="564" w:hanging="564"/>
       </w:pPr>
       <w:r>
-        <w:t xml:space="preserve">[8] </w:t>
-      </w:r>
-      <w:r>
-        <w:tab/>
-        <w:t xml:space="preserve">M. A. I. M. </w:t>
-      </w:r>
-      <w:proofErr w:type="spellStart"/>
-      <w:r>
-        <w:t>Azri</w:t>
-      </w:r>
-      <w:proofErr w:type="spellEnd"/>
-      <w:r>
-        <w:t xml:space="preserve">, H. Sofian, M. S. M. </w:t>
-      </w:r>
-      <w:proofErr w:type="spellStart"/>
-      <w:r>
-        <w:t>Kassim</w:t>
-      </w:r>
-      <w:proofErr w:type="spellEnd"/>
-      <w:r>
-        <w:t xml:space="preserve"> and R. </w:t>
-      </w:r>
-      <w:proofErr w:type="spellStart"/>
-      <w:r>
-        <w:t>Ramly</w:t>
-      </w:r>
-      <w:proofErr w:type="spellEnd"/>
-      <w:r>
-        <w:t>, "Smart Inventory Management System for Hardware Warehouse Using IoT," 2026 20th International Conference on Ubiquitous Information Management and Communication (IMCOM), pp. 1-6, 2026.</w:t>
-      </w:r>
-    </w:p>
-    <w:p>
-      <w:pPr>
-        <w:spacing w:after="180"/>
-        <w:ind w:left="564" w:hanging="564"/>
-      </w:pPr>
-      <w:r>
-        <w:t xml:space="preserve">[9] </w:t>
+        <w:t>[</w:t>
+      </w:r>
+      <w:r>
+        <w:t>9</w:t>
+      </w:r>
+      <w:r>
+        <w:t xml:space="preserve">] </w:t>
       </w:r>
       <w:r>
         <w:tab/>
@@ -12576,11 +13903,6 @@
       <w:proofErr w:type="spellEnd"/>
       <w:r>
         <w:t>, H. Mehmood, M. B. Kadri and U. S. Khan, "Internet of Robots: An Open-source Framework for Cloud-Based Global Remote Control and Monitoring of Robots," 2024 International Conference on Robotics and Automation in Industry (ICRAI), pp. 1-6, 2024.</w:t>
-      </w:r>
-    </w:p>
-    <w:p>
-      <w:r>
-        <w:br w:type="page"/>
       </w:r>
     </w:p>
     <w:p>
@@ -12588,7 +13910,7 @@
         <w:spacing w:after="180"/>
         <w:ind w:left="564" w:hanging="564"/>
         <w:sectPr>
-          <w:footerReference w:type="default" r:id="rId18"/>
+          <w:footerReference w:type="default" r:id="rId23"/>
           <w:pgSz w:w="11906" w:h="16838"/>
           <w:pgMar w:top="1985" w:right="1418" w:bottom="1985" w:left="1985" w:header="709" w:footer="709" w:gutter="0"/>
           <w:cols w:space="708"/>
@@ -12610,8 +13932,8 @@
           <w:docGrid w:linePitch="435"/>
         </w:sectPr>
       </w:pPr>
-      <w:bookmarkStart w:id="111" w:name="_Toc229854095"/>
-      <w:bookmarkStart w:id="112" w:name="_Toc229859131"/>
+      <w:bookmarkStart w:id="115" w:name="_Toc229854095"/>
+      <w:bookmarkStart w:id="116" w:name="_Toc230306903"/>
       <w:r>
         <w:rPr>
           <w:rFonts w:hint="cs"/>
@@ -12620,8 +13942,8 @@
         <w:lastRenderedPageBreak/>
         <w:t>ภาคผนวก</w:t>
       </w:r>
-      <w:bookmarkEnd w:id="111"/>
-      <w:bookmarkEnd w:id="112"/>
+      <w:bookmarkEnd w:id="115"/>
+      <w:bookmarkEnd w:id="116"/>
     </w:p>
     <w:p>
       <w:pPr>
@@ -12632,11 +13954,11 @@
           <w:szCs w:val="40"/>
         </w:rPr>
       </w:pPr>
-      <w:bookmarkStart w:id="113" w:name="_Toc229813086"/>
-      <w:bookmarkStart w:id="114" w:name="_Toc229822135"/>
-      <w:bookmarkStart w:id="115" w:name="_Toc229854096"/>
-      <w:bookmarkStart w:id="116" w:name="_Ref229854456"/>
-      <w:bookmarkStart w:id="117" w:name="_Toc229859132"/>
+      <w:bookmarkStart w:id="117" w:name="_Toc229813086"/>
+      <w:bookmarkStart w:id="118" w:name="_Toc229822135"/>
+      <w:bookmarkStart w:id="119" w:name="_Toc229854096"/>
+      <w:bookmarkStart w:id="120" w:name="_Ref229854456"/>
+      <w:bookmarkStart w:id="121" w:name="_Toc230306904"/>
       <w:r>
         <w:rPr>
           <w:rFonts w:hint="cs"/>
@@ -12647,11 +13969,11 @@
         <w:lastRenderedPageBreak/>
         <w:t>ภาคผนวก ก</w:t>
       </w:r>
-      <w:bookmarkEnd w:id="113"/>
-      <w:bookmarkEnd w:id="114"/>
-      <w:bookmarkEnd w:id="115"/>
-      <w:bookmarkEnd w:id="116"/>
       <w:bookmarkEnd w:id="117"/>
+      <w:bookmarkEnd w:id="118"/>
+      <w:bookmarkEnd w:id="119"/>
+      <w:bookmarkEnd w:id="120"/>
+      <w:bookmarkEnd w:id="121"/>
     </w:p>
     <w:p>
       <w:pPr>
@@ -12714,7 +14036,7 @@
                     <pic:cNvPicPr/>
                   </pic:nvPicPr>
                   <pic:blipFill>
-                    <a:blip r:embed="rId19" cstate="print">
+                    <a:blip r:embed="rId24" cstate="print">
                       <a:extLst>
                         <a:ext uri="{28A0092B-C50C-407E-A947-70E740481C1C}">
                           <a14:useLocalDpi xmlns:a14="http://schemas.microsoft.com/office/drawing/2010/main" val="0"/>
@@ -12756,9 +14078,9 @@
         </w:rPr>
         <w:br w:type="page"/>
       </w:r>
-      <w:bookmarkStart w:id="118" w:name="_Toc229854097"/>
-      <w:bookmarkStart w:id="119" w:name="_Ref229854489"/>
-      <w:bookmarkStart w:id="120" w:name="_Toc229859133"/>
+      <w:bookmarkStart w:id="122" w:name="_Toc229854097"/>
+      <w:bookmarkStart w:id="123" w:name="_Ref229854489"/>
+      <w:bookmarkStart w:id="124" w:name="_Toc230306905"/>
       <w:r>
         <w:rPr>
           <w:rFonts w:hint="cs"/>
@@ -12769,9 +14091,9 @@
         <w:lastRenderedPageBreak/>
         <w:t>ภาคผนวก ข</w:t>
       </w:r>
-      <w:bookmarkEnd w:id="118"/>
-      <w:bookmarkEnd w:id="119"/>
-      <w:bookmarkEnd w:id="120"/>
+      <w:bookmarkEnd w:id="122"/>
+      <w:bookmarkEnd w:id="123"/>
+      <w:bookmarkEnd w:id="124"/>
     </w:p>
     <w:p>
       <w:pPr>
@@ -12832,7 +14154,7 @@
                     <pic:cNvPicPr/>
                   </pic:nvPicPr>
                   <pic:blipFill>
-                    <a:blip r:embed="rId20" cstate="print">
+                    <a:blip r:embed="rId25" cstate="print">
                       <a:extLst>
                         <a:ext uri="{28A0092B-C50C-407E-A947-70E740481C1C}">
                           <a14:useLocalDpi xmlns:a14="http://schemas.microsoft.com/office/drawing/2010/main" val="0"/>
@@ -12862,6 +14184,138 @@
     <w:p>
       <w:pPr>
         <w:pStyle w:val="2"/>
+        <w:jc w:val="center"/>
+        <w:rPr>
+          <w:rFonts w:hint="cs"/>
+          <w:sz w:val="40"/>
+          <w:szCs w:val="40"/>
+          <w:cs/>
+        </w:rPr>
+      </w:pPr>
+      <w:r>
+        <w:rPr>
+          <w:b/>
+        </w:rPr>
+        <w:br w:type="page"/>
+      </w:r>
+      <w:bookmarkStart w:id="125" w:name="_Toc230306906"/>
+      <w:r>
+        <w:rPr>
+          <w:rFonts w:hint="cs"/>
+          <w:sz w:val="40"/>
+          <w:szCs w:val="40"/>
+          <w:cs/>
+        </w:rPr>
+        <w:lastRenderedPageBreak/>
+        <w:t>ภาคผนวก ค</w:t>
+      </w:r>
+      <w:bookmarkEnd w:id="125"/>
+    </w:p>
+    <w:p>
+      <w:pPr>
+        <w:spacing w:before="360" w:after="360"/>
+        <w:jc w:val="center"/>
+        <w:rPr>
+          <w:b/>
+          <w:bCs/>
+          <w:sz w:val="40"/>
+          <w:szCs w:val="40"/>
+        </w:rPr>
+      </w:pPr>
+      <w:r>
+        <w:rPr>
+          <w:b/>
+          <w:bCs/>
+          <w:sz w:val="40"/>
+          <w:szCs w:val="40"/>
+        </w:rPr>
+        <w:t>Raspberry Pi 5 Datasheet</w:t>
+      </w:r>
+    </w:p>
+    <w:p>
+      <w:pPr>
+        <w:spacing w:before="360" w:after="360"/>
+        <w:jc w:val="center"/>
+        <w:rPr>
+          <w:b/>
+          <w:bCs/>
+          <w:sz w:val="40"/>
+          <w:szCs w:val="40"/>
+        </w:rPr>
+      </w:pPr>
+      <w:r>
+        <w:rPr>
+          <w:b/>
+          <w:bCs/>
+          <w:noProof/>
+          <w:sz w:val="40"/>
+          <w:szCs w:val="40"/>
+        </w:rPr>
+        <w:drawing>
+          <wp:inline distT="0" distB="0" distL="0" distR="0" wp14:anchorId="74B049FA" wp14:editId="6C483B6E">
+            <wp:extent cx="3956050" cy="3596005"/>
+            <wp:effectExtent l="0" t="0" r="6350" b="4445"/>
+            <wp:docPr id="20" name="รูปภาพ 20"/>
+            <wp:cNvGraphicFramePr>
+              <a:graphicFrameLocks xmlns:a="http://schemas.openxmlformats.org/drawingml/2006/main" noChangeAspect="1"/>
+            </wp:cNvGraphicFramePr>
+            <a:graphic xmlns:a="http://schemas.openxmlformats.org/drawingml/2006/main">
+              <a:graphicData uri="http://schemas.openxmlformats.org/drawingml/2006/picture">
+                <pic:pic xmlns:pic="http://schemas.openxmlformats.org/drawingml/2006/picture">
+                  <pic:nvPicPr>
+                    <pic:cNvPr id="20" name="pi5 pinout.png"/>
+                    <pic:cNvPicPr/>
+                  </pic:nvPicPr>
+                  <pic:blipFill rotWithShape="1">
+                    <a:blip r:embed="rId26" cstate="print">
+                      <a:extLst>
+                        <a:ext uri="{28A0092B-C50C-407E-A947-70E740481C1C}">
+                          <a14:useLocalDpi xmlns:a14="http://schemas.microsoft.com/office/drawing/2010/main" val="0"/>
+                        </a:ext>
+                      </a:extLst>
+                    </a:blip>
+                    <a:srcRect l="20834" t="-229" r="17360" b="353"/>
+                    <a:stretch/>
+                  </pic:blipFill>
+                  <pic:spPr bwMode="auto">
+                    <a:xfrm>
+                      <a:off x="0" y="0"/>
+                      <a:ext cx="3956050" cy="3596005"/>
+                    </a:xfrm>
+                    <a:prstGeom prst="rect">
+                      <a:avLst/>
+                    </a:prstGeom>
+                    <a:ln>
+                      <a:noFill/>
+                    </a:ln>
+                    <a:extLst>
+                      <a:ext uri="{53640926-AAD7-44D8-BBD7-CCE9431645EC}">
+                        <a14:shadowObscured xmlns:a14="http://schemas.microsoft.com/office/drawing/2010/main"/>
+                      </a:ext>
+                    </a:extLst>
+                  </pic:spPr>
+                </pic:pic>
+              </a:graphicData>
+            </a:graphic>
+          </wp:inline>
+        </w:drawing>
+      </w:r>
+    </w:p>
+    <w:p>
+      <w:pPr>
+        <w:spacing w:before="360" w:after="360"/>
+        <w:jc w:val="center"/>
+        <w:rPr>
+          <w:b/>
+          <w:bCs/>
+          <w:sz w:val="40"/>
+          <w:szCs w:val="40"/>
+        </w:rPr>
+      </w:pPr>
+    </w:p>
+    <w:p>
+      <w:pPr>
+        <w:pStyle w:val="2"/>
         <w:spacing w:before="0" w:after="360"/>
         <w:jc w:val="center"/>
       </w:pPr>
@@ -12873,9 +14327,9 @@
         </w:rPr>
         <w:br w:type="page"/>
       </w:r>
-      <w:bookmarkStart w:id="121" w:name="_Toc229813088"/>
-      <w:bookmarkStart w:id="122" w:name="_Toc229822137"/>
-      <w:bookmarkStart w:id="123" w:name="_Toc229859134"/>
+      <w:bookmarkStart w:id="126" w:name="_Toc229813088"/>
+      <w:bookmarkStart w:id="127" w:name="_Toc229822137"/>
+      <w:bookmarkStart w:id="128" w:name="_Toc230306907"/>
       <w:r>
         <w:rPr>
           <w:rFonts w:hint="cs"/>
@@ -12890,9 +14344,9 @@
         </w:rPr>
         <w:t>วัติผู้เขียน</w:t>
       </w:r>
-      <w:bookmarkEnd w:id="121"/>
-      <w:bookmarkEnd w:id="122"/>
-      <w:bookmarkEnd w:id="123"/>
+      <w:bookmarkEnd w:id="126"/>
+      <w:bookmarkEnd w:id="127"/>
+      <w:bookmarkEnd w:id="128"/>
     </w:p>
     <w:p>
       <w:pPr>
@@ -13043,15 +14497,14 @@
     </w:p>
     <w:p>
       <w:pPr>
-        <w:spacing w:after="180"/>
-        <w:rPr>
-          <w:rFonts w:cstheme="minorBidi"/>
+        <w:rPr>
+          <w:rFonts w:cstheme="minorBidi" w:hint="cs"/>
           <w:sz w:val="18"/>
           <w:szCs w:val="18"/>
         </w:rPr>
       </w:pPr>
-      <w:bookmarkStart w:id="124" w:name="_GoBack"/>
-      <w:bookmarkEnd w:id="124"/>
+      <w:bookmarkStart w:id="129" w:name="_GoBack"/>
+      <w:bookmarkEnd w:id="129"/>
     </w:p>
     <w:sectPr>
       <w:pgSz w:w="11906" w:h="16838" w:code="9"/>
@@ -13143,6 +14596,95 @@
 <file path=word/numbering.xml><?xml version="1.0" encoding="utf-8"?>
 <w:numbering xmlns:wpc="http://schemas.microsoft.com/office/word/2010/wordprocessingCanvas" xmlns:cx="http://schemas.microsoft.com/office/drawing/2014/chartex" xmlns:cx1="http://schemas.microsoft.com/office/drawing/2015/9/8/chartex" xmlns:cx2="http://schemas.microsoft.com/office/drawing/2015/10/21/chartex" xmlns:cx3="http://schemas.microsoft.com/office/drawing/2016/5/9/chartex" xmlns:cx4="http://schemas.microsoft.com/office/drawing/2016/5/10/chartex" xmlns:cx5="http://schemas.microsoft.com/office/drawing/2016/5/11/chartex" xmlns:cx6="http://schemas.microsoft.com/office/drawing/2016/5/12/chartex" xmlns:cx7="http://schemas.microsoft.com/office/drawing/2016/5/13/chartex" xmlns:cx8="http://schemas.microsoft.com/office/drawing/2016/5/14/chartex" xmlns:mc="http://schemas.openxmlformats.org/markup-compatibility/2006" xmlns:aink="http://schemas.microsoft.com/office/drawing/2016/ink" xmlns:am3d="http://schemas.microsoft.com/office/drawing/2017/model3d" xmlns:o="urn:schemas-microsoft-com:office:office" xmlns:r="http://schemas.openxmlformats.org/officeDocument/2006/relationships" xmlns:m="http://schemas.openxmlformats.org/officeDocument/2006/math" xmlns:v="urn:schemas-microsoft-com:vml" xmlns:wp14="http://schemas.microsoft.com/office/word/2010/wordprocessingDrawing" xmlns:wp="http://schemas.openxmlformats.org/drawingml/2006/wordprocessingDrawing" xmlns:w10="urn:schemas-microsoft-com:office:word" xmlns:w="http://schemas.openxmlformats.org/wordprocessingml/2006/main" xmlns:w14="http://schemas.microsoft.com/office/word/2010/wordml" xmlns:w15="http://schemas.microsoft.com/office/word/2012/wordml" xmlns:w16cid="http://schemas.microsoft.com/office/word/2016/wordml/cid" xmlns:w16se="http://schemas.microsoft.com/office/word/2015/wordml/symex" xmlns:wpg="http://schemas.microsoft.com/office/word/2010/wordprocessingGroup" xmlns:wpi="http://schemas.microsoft.com/office/word/2010/wordprocessingInk" xmlns:wne="http://schemas.microsoft.com/office/word/2006/wordml" xmlns:wps="http://schemas.microsoft.com/office/word/2010/wordprocessingShape" mc:Ignorable="w14 w15 w16se w16cid wp14">
   <w:abstractNum w:abstractNumId="0" w15:restartNumberingAfterBreak="0">
+    <w:nsid w:val="0B600BBA"/>
+    <w:multiLevelType w:val="hybridMultilevel"/>
+    <w:tmpl w:val="7C24EF6E"/>
+    <w:lvl w:ilvl="0" w:tplc="FD6A6B86">
+      <w:start w:val="1"/>
+      <w:numFmt w:val="decimal"/>
+      <w:lvlText w:val="%1."/>
+      <w:lvlJc w:val="left"/>
+      <w:pPr>
+        <w:ind w:left="924" w:hanging="360"/>
+      </w:pPr>
+      <w:rPr>
+        <w:rFonts w:eastAsiaTheme="minorHAnsi" w:hint="default"/>
+      </w:rPr>
+    </w:lvl>
+    <w:lvl w:ilvl="1" w:tplc="04090019" w:tentative="1">
+      <w:start w:val="1"/>
+      <w:numFmt w:val="lowerLetter"/>
+      <w:lvlText w:val="%2."/>
+      <w:lvlJc w:val="left"/>
+      <w:pPr>
+        <w:ind w:left="1644" w:hanging="360"/>
+      </w:pPr>
+    </w:lvl>
+    <w:lvl w:ilvl="2" w:tplc="0409001B" w:tentative="1">
+      <w:start w:val="1"/>
+      <w:numFmt w:val="lowerRoman"/>
+      <w:lvlText w:val="%3."/>
+      <w:lvlJc w:val="right"/>
+      <w:pPr>
+        <w:ind w:left="2364" w:hanging="180"/>
+      </w:pPr>
+    </w:lvl>
+    <w:lvl w:ilvl="3" w:tplc="0409000F" w:tentative="1">
+      <w:start w:val="1"/>
+      <w:numFmt w:val="decimal"/>
+      <w:lvlText w:val="%4."/>
+      <w:lvlJc w:val="left"/>
+      <w:pPr>
+        <w:ind w:left="3084" w:hanging="360"/>
+      </w:pPr>
+    </w:lvl>
+    <w:lvl w:ilvl="4" w:tplc="04090019" w:tentative="1">
+      <w:start w:val="1"/>
+      <w:numFmt w:val="lowerLetter"/>
+      <w:lvlText w:val="%5."/>
+      <w:lvlJc w:val="left"/>
+      <w:pPr>
+        <w:ind w:left="3804" w:hanging="360"/>
+      </w:pPr>
+    </w:lvl>
+    <w:lvl w:ilvl="5" w:tplc="0409001B" w:tentative="1">
+      <w:start w:val="1"/>
+      <w:numFmt w:val="lowerRoman"/>
+      <w:lvlText w:val="%6."/>
+      <w:lvlJc w:val="right"/>
+      <w:pPr>
+        <w:ind w:left="4524" w:hanging="180"/>
+      </w:pPr>
+    </w:lvl>
+    <w:lvl w:ilvl="6" w:tplc="0409000F" w:tentative="1">
+      <w:start w:val="1"/>
+      <w:numFmt w:val="decimal"/>
+      <w:lvlText w:val="%7."/>
+      <w:lvlJc w:val="left"/>
+      <w:pPr>
+        <w:ind w:left="5244" w:hanging="360"/>
+      </w:pPr>
+    </w:lvl>
+    <w:lvl w:ilvl="7" w:tplc="04090019" w:tentative="1">
+      <w:start w:val="1"/>
+      <w:numFmt w:val="lowerLetter"/>
+      <w:lvlText w:val="%8."/>
+      <w:lvlJc w:val="left"/>
+      <w:pPr>
+        <w:ind w:left="5964" w:hanging="360"/>
+      </w:pPr>
+    </w:lvl>
+    <w:lvl w:ilvl="8" w:tplc="0409001B" w:tentative="1">
+      <w:start w:val="1"/>
+      <w:numFmt w:val="lowerRoman"/>
+      <w:lvlText w:val="%9."/>
+      <w:lvlJc w:val="right"/>
+      <w:pPr>
+        <w:ind w:left="6684" w:hanging="180"/>
+      </w:pPr>
+    </w:lvl>
+  </w:abstractNum>
+  <w:abstractNum w:abstractNumId="1" w15:restartNumberingAfterBreak="0">
     <w:nsid w:val="163939A7"/>
     <w:multiLevelType w:val="hybridMultilevel"/>
     <w:tmpl w:val="932EC03A"/>
@@ -13231,7 +14773,7 @@
       </w:pPr>
     </w:lvl>
   </w:abstractNum>
-  <w:abstractNum w:abstractNumId="1" w15:restartNumberingAfterBreak="0">
+  <w:abstractNum w:abstractNumId="2" w15:restartNumberingAfterBreak="0">
     <w:nsid w:val="398C60BC"/>
     <w:multiLevelType w:val="hybridMultilevel"/>
     <w:tmpl w:val="B0147FD6"/>
@@ -13320,7 +14862,7 @@
       </w:pPr>
     </w:lvl>
   </w:abstractNum>
-  <w:abstractNum w:abstractNumId="2" w15:restartNumberingAfterBreak="0">
+  <w:abstractNum w:abstractNumId="3" w15:restartNumberingAfterBreak="0">
     <w:nsid w:val="3CD7376E"/>
     <w:multiLevelType w:val="hybridMultilevel"/>
     <w:tmpl w:val="38C44326"/>
@@ -13409,17 +14951,106 @@
       </w:pPr>
     </w:lvl>
   </w:abstractNum>
-  <w:abstractNum w:abstractNumId="3" w15:restartNumberingAfterBreak="0">
-    <w:nsid w:val="484831D2"/>
+  <w:abstractNum w:abstractNumId="4" w15:restartNumberingAfterBreak="0">
+    <w:nsid w:val="3FE91A18"/>
     <w:multiLevelType w:val="hybridMultilevel"/>
-    <w:tmpl w:val="CBDEB0AC"/>
-    <w:lvl w:ilvl="0" w:tplc="69380492">
+    <w:tmpl w:val="F4E6E1F6"/>
+    <w:lvl w:ilvl="0" w:tplc="02724BB0">
+      <w:start w:val="1"/>
+      <w:numFmt w:val="decimal"/>
+      <w:lvlText w:val="%1."/>
+      <w:lvlJc w:val="left"/>
+      <w:pPr>
+        <w:ind w:left="924" w:hanging="360"/>
+      </w:pPr>
+      <w:rPr>
+        <w:rFonts w:eastAsiaTheme="minorHAnsi" w:hint="default"/>
+      </w:rPr>
+    </w:lvl>
+    <w:lvl w:ilvl="1" w:tplc="04090019" w:tentative="1">
+      <w:start w:val="1"/>
+      <w:numFmt w:val="lowerLetter"/>
+      <w:lvlText w:val="%2."/>
+      <w:lvlJc w:val="left"/>
+      <w:pPr>
+        <w:ind w:left="1644" w:hanging="360"/>
+      </w:pPr>
+    </w:lvl>
+    <w:lvl w:ilvl="2" w:tplc="0409001B" w:tentative="1">
+      <w:start w:val="1"/>
+      <w:numFmt w:val="lowerRoman"/>
+      <w:lvlText w:val="%3."/>
+      <w:lvlJc w:val="right"/>
+      <w:pPr>
+        <w:ind w:left="2364" w:hanging="180"/>
+      </w:pPr>
+    </w:lvl>
+    <w:lvl w:ilvl="3" w:tplc="0409000F" w:tentative="1">
+      <w:start w:val="1"/>
+      <w:numFmt w:val="decimal"/>
+      <w:lvlText w:val="%4."/>
+      <w:lvlJc w:val="left"/>
+      <w:pPr>
+        <w:ind w:left="3084" w:hanging="360"/>
+      </w:pPr>
+    </w:lvl>
+    <w:lvl w:ilvl="4" w:tplc="04090019" w:tentative="1">
+      <w:start w:val="1"/>
+      <w:numFmt w:val="lowerLetter"/>
+      <w:lvlText w:val="%5."/>
+      <w:lvlJc w:val="left"/>
+      <w:pPr>
+        <w:ind w:left="3804" w:hanging="360"/>
+      </w:pPr>
+    </w:lvl>
+    <w:lvl w:ilvl="5" w:tplc="0409001B" w:tentative="1">
+      <w:start w:val="1"/>
+      <w:numFmt w:val="lowerRoman"/>
+      <w:lvlText w:val="%6."/>
+      <w:lvlJc w:val="right"/>
+      <w:pPr>
+        <w:ind w:left="4524" w:hanging="180"/>
+      </w:pPr>
+    </w:lvl>
+    <w:lvl w:ilvl="6" w:tplc="0409000F" w:tentative="1">
+      <w:start w:val="1"/>
+      <w:numFmt w:val="decimal"/>
+      <w:lvlText w:val="%7."/>
+      <w:lvlJc w:val="left"/>
+      <w:pPr>
+        <w:ind w:left="5244" w:hanging="360"/>
+      </w:pPr>
+    </w:lvl>
+    <w:lvl w:ilvl="7" w:tplc="04090019" w:tentative="1">
+      <w:start w:val="1"/>
+      <w:numFmt w:val="lowerLetter"/>
+      <w:lvlText w:val="%8."/>
+      <w:lvlJc w:val="left"/>
+      <w:pPr>
+        <w:ind w:left="5964" w:hanging="360"/>
+      </w:pPr>
+    </w:lvl>
+    <w:lvl w:ilvl="8" w:tplc="0409001B" w:tentative="1">
+      <w:start w:val="1"/>
+      <w:numFmt w:val="lowerRoman"/>
+      <w:lvlText w:val="%9."/>
+      <w:lvlJc w:val="right"/>
+      <w:pPr>
+        <w:ind w:left="6684" w:hanging="180"/>
+      </w:pPr>
+    </w:lvl>
+  </w:abstractNum>
+  <w:abstractNum w:abstractNumId="5" w15:restartNumberingAfterBreak="0">
+    <w:nsid w:val="47E90278"/>
+    <w:multiLevelType w:val="hybridMultilevel"/>
+    <w:tmpl w:val="DA4881CA"/>
+    <w:lvl w:ilvl="0" w:tplc="B616232C">
       <w:start w:val="1"/>
       <w:numFmt w:val="decimal"/>
       <w:lvlText w:val="%1)"/>
       <w:lvlJc w:val="left"/>
       <w:pPr>
-        <w:ind w:left="1080" w:hanging="540"/>
+        <w:ind w:left="1500" w:hanging="360"/>
       </w:pPr>
       <w:rPr>
         <w:rFonts w:hint="default"/>
@@ -13431,7 +15062,7 @@
       <w:lvlText w:val="%2."/>
       <w:lvlJc w:val="left"/>
       <w:pPr>
-        <w:ind w:left="1620" w:hanging="360"/>
+        <w:ind w:left="2220" w:hanging="360"/>
       </w:pPr>
     </w:lvl>
     <w:lvl w:ilvl="2" w:tplc="0409001B" w:tentative="1">
@@ -13440,7 +15071,7 @@
       <w:lvlText w:val="%3."/>
       <w:lvlJc w:val="right"/>
       <w:pPr>
-        <w:ind w:left="2340" w:hanging="180"/>
+        <w:ind w:left="2940" w:hanging="180"/>
       </w:pPr>
     </w:lvl>
     <w:lvl w:ilvl="3" w:tplc="0409000F" w:tentative="1">
@@ -13449,7 +15080,7 @@
       <w:lvlText w:val="%4."/>
       <w:lvlJc w:val="left"/>
       <w:pPr>
-        <w:ind w:left="3060" w:hanging="360"/>
+        <w:ind w:left="3660" w:hanging="360"/>
       </w:pPr>
     </w:lvl>
     <w:lvl w:ilvl="4" w:tplc="04090019" w:tentative="1">
@@ -13458,7 +15089,7 @@
       <w:lvlText w:val="%5."/>
       <w:lvlJc w:val="left"/>
       <w:pPr>
-        <w:ind w:left="3780" w:hanging="360"/>
+        <w:ind w:left="4380" w:hanging="360"/>
       </w:pPr>
     </w:lvl>
     <w:lvl w:ilvl="5" w:tplc="0409001B" w:tentative="1">
@@ -13467,7 +15098,7 @@
       <w:lvlText w:val="%6."/>
       <w:lvlJc w:val="right"/>
       <w:pPr>
-        <w:ind w:left="4500" w:hanging="180"/>
+        <w:ind w:left="5100" w:hanging="180"/>
       </w:pPr>
     </w:lvl>
     <w:lvl w:ilvl="6" w:tplc="0409000F" w:tentative="1">
@@ -13476,7 +15107,7 @@
       <w:lvlText w:val="%7."/>
       <w:lvlJc w:val="left"/>
       <w:pPr>
-        <w:ind w:left="5220" w:hanging="360"/>
+        <w:ind w:left="5820" w:hanging="360"/>
       </w:pPr>
     </w:lvl>
     <w:lvl w:ilvl="7" w:tplc="04090019" w:tentative="1">
@@ -13485,7 +15116,7 @@
       <w:lvlText w:val="%8."/>
       <w:lvlJc w:val="left"/>
       <w:pPr>
-        <w:ind w:left="5940" w:hanging="360"/>
+        <w:ind w:left="6540" w:hanging="360"/>
       </w:pPr>
     </w:lvl>
     <w:lvl w:ilvl="8" w:tplc="0409001B" w:tentative="1">
@@ -13494,11 +15125,100 @@
       <w:lvlText w:val="%9."/>
       <w:lvlJc w:val="right"/>
       <w:pPr>
-        <w:ind w:left="6660" w:hanging="180"/>
+        <w:ind w:left="7260" w:hanging="180"/>
       </w:pPr>
     </w:lvl>
   </w:abstractNum>
-  <w:abstractNum w:abstractNumId="4" w15:restartNumberingAfterBreak="0">
+  <w:abstractNum w:abstractNumId="6" w15:restartNumberingAfterBreak="0">
+    <w:nsid w:val="484831D2"/>
+    <w:multiLevelType w:val="hybridMultilevel"/>
+    <w:tmpl w:val="CBDEB0AC"/>
+    <w:lvl w:ilvl="0" w:tplc="69380492">
+      <w:start w:val="1"/>
+      <w:numFmt w:val="decimal"/>
+      <w:lvlText w:val="%1)"/>
+      <w:lvlJc w:val="left"/>
+      <w:pPr>
+        <w:ind w:left="1080" w:hanging="540"/>
+      </w:pPr>
+      <w:rPr>
+        <w:rFonts w:hint="default"/>
+      </w:rPr>
+    </w:lvl>
+    <w:lvl w:ilvl="1" w:tplc="04090019" w:tentative="1">
+      <w:start w:val="1"/>
+      <w:numFmt w:val="lowerLetter"/>
+      <w:lvlText w:val="%2."/>
+      <w:lvlJc w:val="left"/>
+      <w:pPr>
+        <w:ind w:left="1620" w:hanging="360"/>
+      </w:pPr>
+    </w:lvl>
+    <w:lvl w:ilvl="2" w:tplc="0409001B" w:tentative="1">
+      <w:start w:val="1"/>
+      <w:numFmt w:val="lowerRoman"/>
+      <w:lvlText w:val="%3."/>
+      <w:lvlJc w:val="right"/>
+      <w:pPr>
+        <w:ind w:left="2340" w:hanging="180"/>
+      </w:pPr>
+    </w:lvl>
+    <w:lvl w:ilvl="3" w:tplc="0409000F" w:tentative="1">
+      <w:start w:val="1"/>
+      <w:numFmt w:val="decimal"/>
+      <w:lvlText w:val="%4."/>
+      <w:lvlJc w:val="left"/>
+      <w:pPr>
+        <w:ind w:left="3060" w:hanging="360"/>
+      </w:pPr>
+    </w:lvl>
+    <w:lvl w:ilvl="4" w:tplc="04090019" w:tentative="1">
+      <w:start w:val="1"/>
+      <w:numFmt w:val="lowerLetter"/>
+      <w:lvlText w:val="%5."/>
+      <w:lvlJc w:val="left"/>
+      <w:pPr>
+        <w:ind w:left="3780" w:hanging="360"/>
+      </w:pPr>
+    </w:lvl>
+    <w:lvl w:ilvl="5" w:tplc="0409001B" w:tentative="1">
+      <w:start w:val="1"/>
+      <w:numFmt w:val="lowerRoman"/>
+      <w:lvlText w:val="%6."/>
+      <w:lvlJc w:val="right"/>
+      <w:pPr>
+        <w:ind w:left="4500" w:hanging="180"/>
+      </w:pPr>
+    </w:lvl>
+    <w:lvl w:ilvl="6" w:tplc="0409000F" w:tentative="1">
+      <w:start w:val="1"/>
+      <w:numFmt w:val="decimal"/>
+      <w:lvlText w:val="%7."/>
+      <w:lvlJc w:val="left"/>
+      <w:pPr>
+        <w:ind w:left="5220" w:hanging="360"/>
+      </w:pPr>
+    </w:lvl>
+    <w:lvl w:ilvl="7" w:tplc="04090019" w:tentative="1">
+      <w:start w:val="1"/>
+      <w:numFmt w:val="lowerLetter"/>
+      <w:lvlText w:val="%8."/>
+      <w:lvlJc w:val="left"/>
+      <w:pPr>
+        <w:ind w:left="5940" w:hanging="360"/>
+      </w:pPr>
+    </w:lvl>
+    <w:lvl w:ilvl="8" w:tplc="0409001B" w:tentative="1">
+      <w:start w:val="1"/>
+      <w:numFmt w:val="lowerRoman"/>
+      <w:lvlText w:val="%9."/>
+      <w:lvlJc w:val="right"/>
+      <w:pPr>
+        <w:ind w:left="6660" w:hanging="180"/>
+      </w:pPr>
+    </w:lvl>
+  </w:abstractNum>
+  <w:abstractNum w:abstractNumId="7" w15:restartNumberingAfterBreak="0">
     <w:nsid w:val="4ED92512"/>
     <w:multiLevelType w:val="multilevel"/>
     <w:tmpl w:val="ACEC8416"/>
@@ -13611,7 +15331,96 @@
       </w:rPr>
     </w:lvl>
   </w:abstractNum>
-  <w:abstractNum w:abstractNumId="5" w15:restartNumberingAfterBreak="0">
+  <w:abstractNum w:abstractNumId="8" w15:restartNumberingAfterBreak="0">
+    <w:nsid w:val="5A3F6C62"/>
+    <w:multiLevelType w:val="hybridMultilevel"/>
+    <w:tmpl w:val="A9B86C52"/>
+    <w:lvl w:ilvl="0" w:tplc="97B2321C">
+      <w:start w:val="3"/>
+      <w:numFmt w:val="decimal"/>
+      <w:lvlText w:val="%1)"/>
+      <w:lvlJc w:val="left"/>
+      <w:pPr>
+        <w:ind w:left="927" w:hanging="360"/>
+      </w:pPr>
+      <w:rPr>
+        <w:rFonts w:hint="default"/>
+      </w:rPr>
+    </w:lvl>
+    <w:lvl w:ilvl="1" w:tplc="04090019" w:tentative="1">
+      <w:start w:val="1"/>
+      <w:numFmt w:val="lowerLetter"/>
+      <w:lvlText w:val="%2."/>
+      <w:lvlJc w:val="left"/>
+      <w:pPr>
+        <w:ind w:left="1647" w:hanging="360"/>
+      </w:pPr>
+    </w:lvl>
+    <w:lvl w:ilvl="2" w:tplc="0409001B" w:tentative="1">
+      <w:start w:val="1"/>
+      <w:numFmt w:val="lowerRoman"/>
+      <w:lvlText w:val="%3."/>
+      <w:lvlJc w:val="right"/>
+      <w:pPr>
+        <w:ind w:left="2367" w:hanging="180"/>
+      </w:pPr>
+    </w:lvl>
+    <w:lvl w:ilvl="3" w:tplc="0409000F" w:tentative="1">
+      <w:start w:val="1"/>
+      <w:numFmt w:val="decimal"/>
+      <w:lvlText w:val="%4."/>
+      <w:lvlJc w:val="left"/>
+      <w:pPr>
+        <w:ind w:left="3087" w:hanging="360"/>
+      </w:pPr>
+    </w:lvl>
+    <w:lvl w:ilvl="4" w:tplc="04090019" w:tentative="1">
+      <w:start w:val="1"/>
+      <w:numFmt w:val="lowerLetter"/>
+      <w:lvlText w:val="%5."/>
+      <w:lvlJc w:val="left"/>
+      <w:pPr>
+        <w:ind w:left="3807" w:hanging="360"/>
+      </w:pPr>
+    </w:lvl>
+    <w:lvl w:ilvl="5" w:tplc="0409001B" w:tentative="1">
+      <w:start w:val="1"/>
+      <w:numFmt w:val="lowerRoman"/>
+      <w:lvlText w:val="%6."/>
+      <w:lvlJc w:val="right"/>
+      <w:pPr>
+        <w:ind w:left="4527" w:hanging="180"/>
+      </w:pPr>
+    </w:lvl>
+    <w:lvl w:ilvl="6" w:tplc="0409000F" w:tentative="1">
+      <w:start w:val="1"/>
+      <w:numFmt w:val="decimal"/>
+      <w:lvlText w:val="%7."/>
+      <w:lvlJc w:val="left"/>
+      <w:pPr>
+        <w:ind w:left="5247" w:hanging="360"/>
+      </w:pPr>
+    </w:lvl>
+    <w:lvl w:ilvl="7" w:tplc="04090019" w:tentative="1">
+      <w:start w:val="1"/>
+      <w:numFmt w:val="lowerLetter"/>
+      <w:lvlText w:val="%8."/>
+      <w:lvlJc w:val="left"/>
+      <w:pPr>
+        <w:ind w:left="5967" w:hanging="360"/>
+      </w:pPr>
+    </w:lvl>
+    <w:lvl w:ilvl="8" w:tplc="0409001B" w:tentative="1">
+      <w:start w:val="1"/>
+      <w:numFmt w:val="lowerRoman"/>
+      <w:lvlText w:val="%9."/>
+      <w:lvlJc w:val="right"/>
+      <w:pPr>
+        <w:ind w:left="6687" w:hanging="180"/>
+      </w:pPr>
+    </w:lvl>
+  </w:abstractNum>
+  <w:abstractNum w:abstractNumId="9" w15:restartNumberingAfterBreak="0">
     <w:nsid w:val="5FDF3915"/>
     <w:multiLevelType w:val="multilevel"/>
     <w:tmpl w:val="8F682D00"/>
@@ -13734,7 +15543,7 @@
       </w:rPr>
     </w:lvl>
   </w:abstractNum>
-  <w:abstractNum w:abstractNumId="6" w15:restartNumberingAfterBreak="0">
+  <w:abstractNum w:abstractNumId="10" w15:restartNumberingAfterBreak="0">
     <w:nsid w:val="781D3A68"/>
     <w:multiLevelType w:val="multilevel"/>
     <w:tmpl w:val="8F682D00"/>
@@ -13857,7 +15666,7 @@
       </w:rPr>
     </w:lvl>
   </w:abstractNum>
-  <w:abstractNum w:abstractNumId="7" w15:restartNumberingAfterBreak="0">
+  <w:abstractNum w:abstractNumId="11" w15:restartNumberingAfterBreak="0">
     <w:nsid w:val="7F40055D"/>
     <w:multiLevelType w:val="multilevel"/>
     <w:tmpl w:val="D9424BFE"/>
@@ -13980,28 +15789,40 @@
     </w:lvl>
   </w:abstractNum>
   <w:num w:numId="1">
+    <w:abstractNumId w:val="7"/>
+  </w:num>
+  <w:num w:numId="2">
+    <w:abstractNumId w:val="11"/>
+  </w:num>
+  <w:num w:numId="3">
+    <w:abstractNumId w:val="3"/>
+  </w:num>
+  <w:num w:numId="4">
+    <w:abstractNumId w:val="1"/>
+  </w:num>
+  <w:num w:numId="5">
+    <w:abstractNumId w:val="2"/>
+  </w:num>
+  <w:num w:numId="6">
+    <w:abstractNumId w:val="6"/>
+  </w:num>
+  <w:num w:numId="7">
+    <w:abstractNumId w:val="9"/>
+  </w:num>
+  <w:num w:numId="8">
+    <w:abstractNumId w:val="10"/>
+  </w:num>
+  <w:num w:numId="9">
+    <w:abstractNumId w:val="0"/>
+  </w:num>
+  <w:num w:numId="10">
     <w:abstractNumId w:val="4"/>
   </w:num>
-  <w:num w:numId="2">
-    <w:abstractNumId w:val="7"/>
-  </w:num>
-  <w:num w:numId="3">
-    <w:abstractNumId w:val="2"/>
-  </w:num>
-  <w:num w:numId="4">
-    <w:abstractNumId w:val="0"/>
-  </w:num>
-  <w:num w:numId="5">
-    <w:abstractNumId w:val="1"/>
-  </w:num>
-  <w:num w:numId="6">
-    <w:abstractNumId w:val="3"/>
-  </w:num>
-  <w:num w:numId="7">
+  <w:num w:numId="11">
     <w:abstractNumId w:val="5"/>
   </w:num>
-  <w:num w:numId="8">
-    <w:abstractNumId w:val="6"/>
+  <w:num w:numId="12">
+    <w:abstractNumId w:val="8"/>
   </w:num>
 </w:numbering>
 </file>
@@ -16343,7 +18164,7 @@
     </b:Author>
     <b:JournalName>2026 20th International Conference on Ubiquitous Information Management and Communication (IMCOM)</b:JournalName>
     <b:DOI>10.1109/IMCOM69009.2026.11360831</b:DOI>
-    <b:RefOrder>7</b:RefOrder>
+    <b:RefOrder>1</b:RefOrder>
   </b:Source>
   <b:Source>
     <b:Tag>FRa24</b:Tag>
@@ -16364,7 +18185,7 @@
     <b:JournalName>2024 International Conference on Robotics and Automation in Industry (ICRAI)</b:JournalName>
     <b:Year>2024</b:Year>
     <b:DOI>10.1109/ICRAI62391.2024.10894149</b:DOI>
-    <b:RefOrder>6</b:RefOrder>
+    <b:RefOrder>5</b:RefOrder>
   </b:Source>
   <b:Source>
     <b:Tag>Dan08</b:Tag>
@@ -16384,7 +18205,7 @@
         </b:NameList>
       </b:Author>
     </b:Author>
-    <b:RefOrder>8</b:RefOrder>
+    <b:RefOrder>7</b:RefOrder>
   </b:Source>
   <b:Source>
     <b:Tag>Jam20</b:Tag>
@@ -16403,7 +18224,7 @@
       </b:Author>
     </b:Author>
     <b:Publisher>Black Dog Media Limited</b:Publisher>
-    <b:RefOrder>4</b:RefOrder>
+    <b:RefOrder>8</b:RefOrder>
   </b:Source>
   <b:Source>
     <b:Tag>Ash23</b:Tag>
@@ -16444,7 +18265,7 @@
     </b:Author>
     <b:Year>2021</b:Year>
     <b:ConferenceName>2021 IEEE International Conference on Electronics, Computing and Communication Technologies (CONECCT)</b:ConferenceName>
-    <b:RefOrder>1</b:RefOrder>
+    <b:RefOrder>2</b:RefOrder>
   </b:Source>
   <b:Source>
     <b:Tag>DSi19</b:Tag>
@@ -16464,7 +18285,7 @@
       </b:Author>
     </b:Author>
     <b:ConferenceName>Innovations in Power and Advanced Computing Technologies (i-PACT)</b:ConferenceName>
-    <b:RefOrder>2</b:RefOrder>
+    <b:RefOrder>3</b:RefOrder>
   </b:Source>
   <b:Source>
     <b:Tag>TDM</b:Tag>
@@ -16484,7 +18305,7 @@
     <b:Title>Localization of Health Center Assets Through an IoT Environment (LoCATE)</b:Title>
     <b:ConferenceName>Systems and Information Engineering Design Symposium (SIEDS)</b:ConferenceName>
     <b:City>2017</b:City>
-    <b:RefOrder>3</b:RefOrder>
+    <b:RefOrder>4</b:RefOrder>
   </b:Source>
   <b:Source>
     <b:Tag>oth23</b:Tag>
@@ -16504,13 +18325,35 @@
     <b:Title>Library in django framework to standardize early-stage web application development</b:Title>
     <b:Year>2023</b:Year>
     <b:ConferenceName>18th Iberian Conference on Information Systems and Technologies (CISTI)</b:ConferenceName>
-    <b:RefOrder>5</b:RefOrder>
+    <b:RefOrder>10</b:RefOrder>
+  </b:Source>
+  <b:Source>
+    <b:Tag>Ras26</b:Tag>
+    <b:SourceType>InternetSite</b:SourceType>
+    <b:Guid>{51E602E1-ADC9-4DE9-93A1-12E1D1618AC4}</b:Guid>
+    <b:Title>Raspberry Pi 5 hardware documentation</b:Title>
+    <b:YearAccessed>2026</b:YearAccessed>
+    <b:MonthAccessed>05</b:MonthAccessed>
+    <b:DayAccessed>19</b:DayAccessed>
+    <b:URL>https://www.raspberrypi.com/documentation/computers/raspberry-pi.html</b:URL>
+    <b:Author>
+      <b:Author>
+        <b:NameList>
+          <b:Person>
+            <b:Last>Ltd</b:Last>
+            <b:First>Raspberry</b:First>
+            <b:Middle>Pi</b:Middle>
+          </b:Person>
+        </b:NameList>
+      </b:Author>
+    </b:Author>
+    <b:RefOrder>6</b:RefOrder>
   </b:Source>
 </b:Sources>
 </file>
 
 <file path=customXml/itemProps1.xml><?xml version="1.0" encoding="utf-8"?>
-<ds:datastoreItem xmlns:ds="http://schemas.openxmlformats.org/officeDocument/2006/customXml" ds:itemID="{48E8DA10-7012-48D7-A961-D4D47F42BB64}">
+<ds:datastoreItem xmlns:ds="http://schemas.openxmlformats.org/officeDocument/2006/customXml" ds:itemID="{B224D92B-5464-47C4-936D-B89F0DF76B8D}">
   <ds:schemaRefs>
     <ds:schemaRef ds:uri="http://schemas.openxmlformats.org/officeDocument/2006/bibliography"/>
   </ds:schemaRefs>
